--- a/0020_interaction_prototype/0020_interaction_prototype.docx
+++ b/0020_interaction_prototype/0020_interaction_prototype.docx
@@ -2,41 +2,24 @@
 <file path=word/document.xml><?xml version="1.0" encoding="utf-8"?>
 <w:document xmlns:w="http://schemas.openxmlformats.org/wordprocessingml/2006/main" xmlns:m="http://schemas.openxmlformats.org/officeDocument/2006/math" xmlns:r="http://schemas.openxmlformats.org/officeDocument/2006/relationships" xmlns:o="urn:schemas-microsoft-com:office:office" xmlns:v="urn:schemas-microsoft-com:vml" xmlns:w10="urn:schemas-microsoft-com:office:word" xmlns:a="http://schemas.openxmlformats.org/drawingml/2006/main" xmlns:pic="http://schemas.openxmlformats.org/drawingml/2006/picture" xmlns:wp="http://schemas.openxmlformats.org/drawingml/2006/wordprocessingDrawing">
   <w:body>
-    <w:sdt>
-      <w:sdtPr>
-        <w:docPartObj>
-          <w:docPartGallery w:val="Table of Contents"/>
-          <w:docPartUnique/>
-        </w:docPartObj>
-      </w:sdtPr>
-      <w:sdtContent>
-        <w:p>
-          <w:pPr>
-            <w:pStyle w:val="TOCHeading"/>
-          </w:pPr>
-          <w:r>
-            <w:t xml:space="preserve">Table of Contents</w:t>
-          </w:r>
-        </w:p>
-        <w:p>
-          <w:r>
-            <w:fldChar w:fldCharType="begin" w:dirty="true"/>
-            <w:instrText xml:space="preserve">TOC \o "1-2" \h \z \u</w:instrText>
-            <w:fldChar w:fldCharType="separate"/>
-            <w:fldChar w:fldCharType="end"/>
-          </w:r>
-        </w:p>
-      </w:sdtContent>
-    </w:sdt>
+    <w:bookmarkStart w:id="25" w:name="X28d8c835ac384dc9bf0b0a69daa113f24bb7673"/>
     <w:p>
       <w:pPr>
         <w:pStyle w:val="Heading1"/>
       </w:pPr>
-      <w:bookmarkStart w:id="20" w:name="X28d8c835ac384dc9bf0b0a69daa113f24bb7673"/>
       <w:r>
         <w:t xml:space="preserve">0020 — Setnayan Cross-Iteration Interaction Prototype</w:t>
       </w:r>
-      <w:bookmarkEnd w:id="20"/>
+    </w:p>
+    <w:p>
+      <w:pPr>
+        <w:pStyle w:val="Heading2"/>
+      </w:pPr>
+      <w:bookmarkStart w:id="9" w:name="X15fe45fd35a3898cec2809a953f74255a18bbe7"/>
+      <w:r>
+        <w:t xml:space="preserve">WARNING: AS-BUILT CORRECTION — 2026-06-07 (reconciled to live site + origin/main @ 34347c3c)</w:t>
+      </w:r>
+      <w:bookmarkEnd w:id="9"/>
     </w:p>
     <w:p>
       <w:pPr>
@@ -45,6 +28,406 @@
       <w:r>
         <w:rPr>
           <w:b/>
+          <w:bCs/>
+        </w:rPr>
+        <w:t xml:space="preserve">This spec is HISTORICAL.</w:t>
+      </w:r>
+      <w:r>
+        <w:t xml:space="preserve"> </w:t>
+      </w:r>
+      <w:r>
+        <w:t xml:space="preserve">Authoritative current state = the live site (www.setnayan.com) + shipped code +</w:t>
+      </w:r>
+      <w:r>
+        <w:t xml:space="preserve"> </w:t>
+      </w:r>
+      <w:r>
+        <w:rPr>
+          <w:rStyle w:val="VerbatimChar"/>
+        </w:rPr>
+        <w:t xml:space="preserve">AS_BUILT_GROUND_TRUTH_2026-06-07.md</w:t>
+      </w:r>
+      <w:r>
+        <w:t xml:space="preserve">. Deltas vs what actually shipped:</w:t>
+      </w:r>
+      <w:r>
+        <w:t xml:space="preserve"> </w:t>
+      </w:r>
+      <w:r>
+        <w:t xml:space="preserve">-</w:t>
+      </w:r>
+      <w:r>
+        <w:t xml:space="preserve"> </w:t>
+      </w:r>
+      <w:r>
+        <w:rPr>
+          <w:b/>
+          <w:bCs/>
+        </w:rPr>
+        <w:t xml:space="preserve">Vendor host route is</w:t>
+      </w:r>
+      <w:r>
+        <w:rPr>
+          <w:b/>
+          <w:bCs/>
+        </w:rPr>
+        <w:t xml:space="preserve"> </w:t>
+      </w:r>
+      <w:r>
+        <w:rPr>
+          <w:rStyle w:val="VerbatimChar"/>
+          <w:b/>
+          <w:bCs/>
+        </w:rPr>
+        <w:t xml:space="preserve">/vendor-dashboard</w:t>
+      </w:r>
+      <w:r>
+        <w:rPr>
+          <w:b/>
+          <w:bCs/>
+        </w:rPr>
+        <w:t xml:space="preserve">, NOT</w:t>
+      </w:r>
+      <w:r>
+        <w:rPr>
+          <w:b/>
+          <w:bCs/>
+        </w:rPr>
+        <w:t xml:space="preserve"> </w:t>
+      </w:r>
+      <w:r>
+        <w:rPr>
+          <w:rStyle w:val="VerbatimChar"/>
+          <w:b/>
+          <w:bCs/>
+        </w:rPr>
+        <w:t xml:space="preserve">/dashboard/vendor</w:t>
+      </w:r>
+      <w:r>
+        <w:t xml:space="preserve"> </w:t>
+      </w:r>
+      <w:r>
+        <w:t xml:space="preserve">(the wiring map / §1 imply the latter — it does not exist). Admin is</w:t>
+      </w:r>
+      <w:r>
+        <w:t xml:space="preserve"> </w:t>
+      </w:r>
+      <w:r>
+        <w:rPr>
+          <w:rStyle w:val="VerbatimChar"/>
+        </w:rPr>
+        <w:t xml:space="preserve">/admin/...</w:t>
+      </w:r>
+      <w:r>
+        <w:t xml:space="preserve">. Couple stays</w:t>
+      </w:r>
+      <w:r>
+        <w:t xml:space="preserve"> </w:t>
+      </w:r>
+      <w:r>
+        <w:rPr>
+          <w:rStyle w:val="VerbatimChar"/>
+        </w:rPr>
+        <w:t xml:space="preserve">/dashboard/[eventId]/...</w:t>
+      </w:r>
+      <w:r>
+        <w:t xml:space="preserve">.</w:t>
+      </w:r>
+      <w:r>
+        <w:t xml:space="preserve"> </w:t>
+      </w:r>
+      <w:r>
+        <w:t xml:space="preserve">-</w:t>
+      </w:r>
+      <w:r>
+        <w:t xml:space="preserve"> </w:t>
+      </w:r>
+      <w:r>
+        <w:rPr>
+          <w:b/>
+          <w:bCs/>
+        </w:rPr>
+        <w:t xml:space="preserve">Payment is apply-then-pay with manual admin approval (no automated charge anywhere).</w:t>
+      </w:r>
+      <w:r>
+        <w:t xml:space="preserve"> </w:t>
+      </w:r>
+      <w:r>
+        <w:t xml:space="preserve">The §3</w:t>
+      </w:r>
+      <w:r>
+        <w:t xml:space="preserve"> </w:t>
+      </w:r>
+      <w:r>
+        <w:t xml:space="preserve">“PayMongo confirms /</w:t>
+      </w:r>
+      <w:r>
+        <w:t xml:space="preserve"> </w:t>
+      </w:r>
+      <w:r>
+        <w:rPr>
+          <w:rStyle w:val="VerbatimChar"/>
+        </w:rPr>
+        <w:t xml:space="preserve">service_application</w:t>
+      </w:r>
+      <w:r>
+        <w:t xml:space="preserve"> </w:t>
+      </w:r>
+      <w:r>
+        <w:t xml:space="preserve">→</w:t>
+      </w:r>
+      <w:r>
+        <w:t xml:space="preserve"> </w:t>
+      </w:r>
+      <w:r>
+        <w:rPr>
+          <w:rStyle w:val="VerbatimChar"/>
+        </w:rPr>
+        <w:t xml:space="preserve">payment_instructions</w:t>
+      </w:r>
+      <w:r>
+        <w:t xml:space="preserve">”</w:t>
+      </w:r>
+      <w:r>
+        <w:t xml:space="preserve"> </w:t>
+      </w:r>
+      <w:r>
+        <w:t xml:space="preserve">handoff is superseded by iteration 0034:</w:t>
+      </w:r>
+      <w:r>
+        <w:t xml:space="preserve"> </w:t>
+      </w:r>
+      <w:r>
+        <w:rPr>
+          <w:rStyle w:val="VerbatimChar"/>
+        </w:rPr>
+        <w:t xml:space="preserve">submitOrderAction</w:t>
+      </w:r>
+      <w:r>
+        <w:t xml:space="preserve"> </w:t>
+      </w:r>
+      <w:r>
+        <w:t xml:space="preserve">→</w:t>
+      </w:r>
+      <w:r>
+        <w:t xml:space="preserve"> </w:t>
+      </w:r>
+      <w:r>
+        <w:rPr>
+          <w:rStyle w:val="VerbatimChar"/>
+        </w:rPr>
+        <w:t xml:space="preserve">orders(submitted)</w:t>
+      </w:r>
+      <w:r>
+        <w:t xml:space="preserve">/</w:t>
+      </w:r>
+      <w:r>
+        <w:rPr>
+          <w:rStyle w:val="VerbatimChar"/>
+        </w:rPr>
+        <w:t xml:space="preserve">payments(pending)</w:t>
+      </w:r>
+      <w:r>
+        <w:t xml:space="preserve"> </w:t>
+      </w:r>
+      <w:r>
+        <w:t xml:space="preserve">→ admin clicks Approve at</w:t>
+      </w:r>
+      <w:r>
+        <w:t xml:space="preserve"> </w:t>
+      </w:r>
+      <w:r>
+        <w:rPr>
+          <w:rStyle w:val="VerbatimChar"/>
+        </w:rPr>
+        <w:t xml:space="preserve">/admin/payments</w:t>
+      </w:r>
+      <w:r>
+        <w:t xml:space="preserve"> </w:t>
+      </w:r>
+      <w:r>
+        <w:t xml:space="preserve">→</w:t>
+      </w:r>
+      <w:r>
+        <w:t xml:space="preserve"> </w:t>
+      </w:r>
+      <w:r>
+        <w:rPr>
+          <w:rStyle w:val="VerbatimChar"/>
+        </w:rPr>
+        <w:t xml:space="preserve">paid</w:t>
+      </w:r>
+      <w:r>
+        <w:t xml:space="preserve">. BDO/GCash are instructional only; zero real money moves.</w:t>
+      </w:r>
+      <w:r>
+        <w:t xml:space="preserve"> </w:t>
+      </w:r>
+      <w:r>
+        <w:rPr>
+          <w:b/>
+          <w:bCs/>
+        </w:rPr>
+        <w:t xml:space="preserve">Vendor↔customer money is OFF-PLATFORM (RA 11967).</w:t>
+      </w:r>
+      <w:r>
+        <w:t xml:space="preserve"> </w:t>
+      </w:r>
+      <w:r>
+        <w:t xml:space="preserve">-</w:t>
+      </w:r>
+      <w:r>
+        <w:t xml:space="preserve"> </w:t>
+      </w:r>
+      <w:r>
+        <w:rPr>
+          <w:b/>
+          <w:bCs/>
+        </w:rPr>
+        <w:t xml:space="preserve">Commission is 0% (</w:t>
+      </w:r>
+      <w:r>
+        <w:rPr>
+          <w:b/>
+          <w:bCs/>
+        </w:rPr>
+        <w:t xml:space="preserve">“0% commission, ever”</w:t>
+      </w:r>
+      <w:r>
+        <w:rPr>
+          <w:b/>
+          <w:bCs/>
+        </w:rPr>
+        <w:t xml:space="preserve">).</w:t>
+      </w:r>
+      <w:r>
+        <w:t xml:space="preserve"> </w:t>
+      </w:r>
+      <w:r>
+        <w:t xml:space="preserve">Any</w:t>
+      </w:r>
+      <w:r>
+        <w:t xml:space="preserve"> </w:t>
+      </w:r>
+      <w:r>
+        <w:t xml:space="preserve">“Setnayan Pay 3%/5% commission”</w:t>
+      </w:r>
+      <w:r>
+        <w:t xml:space="preserve"> </w:t>
+      </w:r>
+      <w:r>
+        <w:t xml:space="preserve">sitting-between-vendor-and-couple model is RETIRED — Setnayan never holds vendor checkout money.</w:t>
+      </w:r>
+      <w:r>
+        <w:t xml:space="preserve"> </w:t>
+      </w:r>
+      <w:r>
+        <w:t xml:space="preserve">-</w:t>
+      </w:r>
+      <w:r>
+        <w:t xml:space="preserve"> </w:t>
+      </w:r>
+      <w:r>
+        <w:rPr>
+          <w:b/>
+          <w:bCs/>
+        </w:rPr>
+        <w:t xml:space="preserve">Vendor token economy is LIVE.</w:t>
+      </w:r>
+      <w:r>
+        <w:t xml:space="preserve"> </w:t>
+      </w:r>
+      <w:r>
+        <w:t xml:space="preserve">Accepting a couple inquiry burns 1–3 tokens (₱100/200/300, region-banded) via</w:t>
+      </w:r>
+      <w:r>
+        <w:t xml:space="preserve"> </w:t>
+      </w:r>
+      <w:r>
+        <w:rPr>
+          <w:rStyle w:val="VerbatimChar"/>
+        </w:rPr>
+        <w:t xml:space="preserve">unlock_vendor_event</w:t>
+      </w:r>
+      <w:r>
+        <w:t xml:space="preserve"> </w:t>
+      </w:r>
+      <w:r>
+        <w:t xml:space="preserve">in</w:t>
+      </w:r>
+      <w:r>
+        <w:t xml:space="preserve"> </w:t>
+      </w:r>
+      <w:r>
+        <w:rPr>
+          <w:rStyle w:val="VerbatimChar"/>
+        </w:rPr>
+        <w:t xml:space="preserve">lib/chat-actions.ts</w:t>
+      </w:r>
+      <w:r>
+        <w:t xml:space="preserve">; insufficient balance blocks the accept. This is the real</w:t>
+      </w:r>
+      <w:r>
+        <w:t xml:space="preserve"> </w:t>
+      </w:r>
+      <w:r>
+        <w:t xml:space="preserve">“Admin confirms payment → activates”</w:t>
+      </w:r>
+      <w:r>
+        <w:t xml:space="preserve"> </w:t>
+      </w:r>
+      <w:r>
+        <w:t xml:space="preserve">replacement for vendor-side qualification. Customer token wallet (0003) is RETIRED.</w:t>
+      </w:r>
+      <w:r>
+        <w:t xml:space="preserve"> </w:t>
+      </w:r>
+      <w:r>
+        <w:t xml:space="preserve">-</w:t>
+      </w:r>
+      <w:r>
+        <w:t xml:space="preserve"> </w:t>
+      </w:r>
+      <w:r>
+        <w:rPr>
+          <w:b/>
+          <w:bCs/>
+        </w:rPr>
+        <w:t xml:space="preserve">Apparatus SKUs/prices in §3 are stale</w:t>
+      </w:r>
+      <w:r>
+        <w:t xml:space="preserve"> </w:t>
+      </w:r>
+      <w:r>
+        <w:t xml:space="preserve">(Papic 3/5-seat charm ladder, Live Stream Base, Custom Monogram Pack, LED ₱599). Current catalog: Papic (5 Seats) ₱2,999 · Animated Monogram ₱2,499 · Panood ₱3,499/day · Patiktok ₱2,499 · Pakanta single SKU ₱2,499 · Today’s Focus ₱1,499 (planner). See ground-truth §1.</w:t>
+      </w:r>
+    </w:p>
+    <w:p>
+      <w:pPr>
+        <w:pStyle w:val="BlockText"/>
+      </w:pPr>
+      <w:r>
+        <w:t xml:space="preserve">When this body disagrees with the above,</w:t>
+      </w:r>
+      <w:r>
+        <w:t xml:space="preserve"> </w:t>
+      </w:r>
+      <w:r>
+        <w:rPr>
+          <w:b/>
+          <w:bCs/>
+        </w:rPr>
+        <w:t xml:space="preserve">the above wins.</w:t>
+      </w:r>
+    </w:p>
+    <w:p>
+      <w:pPr>
+        <w:pStyle w:val="BlockText"/>
+      </w:pPr>
+      <w:r>
+        <w:rPr>
+          <w:b/>
+          <w:bCs/>
         </w:rPr>
         <w:t xml:space="preserve">Purpose.</w:t>
       </w:r>
@@ -60,6 +443,7 @@
       <w:r>
         <w:rPr>
           <w:b/>
+          <w:bCs/>
         </w:rPr>
         <w:t xml:space="preserve">wiring check</w:t>
       </w:r>
@@ -77,6 +461,7 @@
       <w:r>
         <w:rPr>
           <w:b/>
+          <w:bCs/>
         </w:rPr>
         <w:t xml:space="preserve">Status:</w:t>
       </w:r>
@@ -92,6 +477,7 @@
       <w:r>
         <w:rPr>
           <w:b/>
+          <w:bCs/>
         </w:rPr>
         <w:t xml:space="preserve">Companions:</w:t>
       </w:r>
@@ -133,21 +519,21 @@
         </w:pict>
       </w:r>
     </w:p>
+    <w:bookmarkStart w:id="10" w:name="actors-in-scope"/>
     <w:p>
       <w:pPr>
         <w:pStyle w:val="Heading2"/>
       </w:pPr>
-      <w:bookmarkStart w:id="21" w:name="actors-in-scope"/>
       <w:r>
         <w:t xml:space="preserve">1. Actors in scope</w:t>
       </w:r>
-      <w:bookmarkEnd w:id="21"/>
     </w:p>
     <w:tbl>
       <w:tblPr>
         <w:tblStyle w:val="Table"/>
-        <w:tblW w:type="pct" w:w="5000.0"/>
-        <w:tblLook w:firstRow="1"/>
+        <w:tblW w:type="pct" w:w="5000"/>
+        <w:tblLayout w:type="fixed"/>
+        <w:tblLook w:firstRow="1" w:lastRow="0" w:firstColumn="0" w:lastColumn="0" w:noHBand="0" w:noVBand="0" w:val="0020"/>
       </w:tblPr>
       <w:tblGrid>
         <w:gridCol w:w="1980"/>
@@ -157,19 +543,13 @@
       </w:tblGrid>
       <w:tr>
         <w:trPr>
-          <w:cnfStyle w:firstRow="1"/>
+          <w:tblHeader w:val="on"/>
         </w:trPr>
         <w:tc>
-          <w:tcPr>
-            <w:tcBorders>
-              <w:bottom w:val="single"/>
-            </w:tcBorders>
-            <w:vAlign w:val="bottom"/>
-          </w:tcPr>
-          <w:p>
-            <w:pPr>
-              <w:pStyle w:val="Compact"/>
-              <w:jc w:val="left"/>
+          <w:tcPr/>
+          <w:p>
+            <w:pPr>
+              <w:pStyle w:val="Compact"/>
             </w:pPr>
             <w:r>
               <w:t xml:space="preserve">Actor</w:t>
@@ -177,16 +557,10 @@
           </w:p>
         </w:tc>
         <w:tc>
-          <w:tcPr>
-            <w:tcBorders>
-              <w:bottom w:val="single"/>
-            </w:tcBorders>
-            <w:vAlign w:val="bottom"/>
-          </w:tcPr>
-          <w:p>
-            <w:pPr>
-              <w:pStyle w:val="Compact"/>
-              <w:jc w:val="left"/>
+          <w:tcPr/>
+          <w:p>
+            <w:pPr>
+              <w:pStyle w:val="Compact"/>
             </w:pPr>
             <w:r>
               <w:t xml:space="preserve">Surface</w:t>
@@ -194,16 +568,10 @@
           </w:p>
         </w:tc>
         <w:tc>
-          <w:tcPr>
-            <w:tcBorders>
-              <w:bottom w:val="single"/>
-            </w:tcBorders>
-            <w:vAlign w:val="bottom"/>
-          </w:tcPr>
-          <w:p>
-            <w:pPr>
-              <w:pStyle w:val="Compact"/>
-              <w:jc w:val="left"/>
+          <w:tcPr/>
+          <w:p>
+            <w:pPr>
+              <w:pStyle w:val="Compact"/>
             </w:pPr>
             <w:r>
               <w:t xml:space="preserve">Auth model</w:t>
@@ -211,16 +579,10 @@
           </w:p>
         </w:tc>
         <w:tc>
-          <w:tcPr>
-            <w:tcBorders>
-              <w:bottom w:val="single"/>
-            </w:tcBorders>
-            <w:vAlign w:val="bottom"/>
-          </w:tcPr>
-          <w:p>
-            <w:pPr>
-              <w:pStyle w:val="Compact"/>
-              <w:jc w:val="left"/>
+          <w:tcPr/>
+          <w:p>
+            <w:pPr>
+              <w:pStyle w:val="Compact"/>
             </w:pPr>
             <w:r>
               <w:t xml:space="preserve">Role in this prototype</w:t>
@@ -230,14 +592,15 @@
       </w:tr>
       <w:tr>
         <w:tc>
-          <w:p>
-            <w:pPr>
-              <w:pStyle w:val="Compact"/>
-              <w:jc w:val="left"/>
+          <w:tcPr/>
+          <w:p>
+            <w:pPr>
+              <w:pStyle w:val="Compact"/>
             </w:pPr>
             <w:r>
               <w:rPr>
                 <w:b/>
+                <w:bCs/>
               </w:rPr>
               <w:t xml:space="preserve">Vendor</w:t>
             </w:r>
@@ -250,10 +613,10 @@
           </w:p>
         </w:tc>
         <w:tc>
-          <w:p>
-            <w:pPr>
-              <w:pStyle w:val="Compact"/>
-              <w:jc w:val="left"/>
+          <w:tcPr/>
+          <w:p>
+            <w:pPr>
+              <w:pStyle w:val="Compact"/>
             </w:pPr>
             <w:r>
               <w:t xml:space="preserve">Web (desktop) + Web (mobile) on</w:t>
@@ -270,10 +633,10 @@
           </w:p>
         </w:tc>
         <w:tc>
-          <w:p>
-            <w:pPr>
-              <w:pStyle w:val="Compact"/>
-              <w:jc w:val="left"/>
+          <w:tcPr/>
+          <w:p>
+            <w:pPr>
+              <w:pStyle w:val="Compact"/>
             </w:pPr>
             <w:r>
               <w:rPr>
@@ -284,10 +647,10 @@
           </w:p>
         </w:tc>
         <w:tc>
-          <w:p>
-            <w:pPr>
-              <w:pStyle w:val="Compact"/>
-              <w:jc w:val="left"/>
+          <w:tcPr/>
+          <w:p>
+            <w:pPr>
+              <w:pStyle w:val="Compact"/>
             </w:pPr>
             <w:r>
               <w:t xml:space="preserve">Registers, gets verified, manages bookings, chats with couples</w:t>
@@ -297,24 +660,25 @@
       </w:tr>
       <w:tr>
         <w:tc>
-          <w:p>
-            <w:pPr>
-              <w:pStyle w:val="Compact"/>
-              <w:jc w:val="left"/>
+          <w:tcPr/>
+          <w:p>
+            <w:pPr>
+              <w:pStyle w:val="Compact"/>
             </w:pPr>
             <w:r>
               <w:rPr>
                 <w:b/>
+                <w:bCs/>
               </w:rPr>
               <w:t xml:space="preserve">Customer / Couple</w:t>
             </w:r>
           </w:p>
         </w:tc>
         <w:tc>
-          <w:p>
-            <w:pPr>
-              <w:pStyle w:val="Compact"/>
-              <w:jc w:val="left"/>
+          <w:tcPr/>
+          <w:p>
+            <w:pPr>
+              <w:pStyle w:val="Compact"/>
             </w:pPr>
             <w:r>
               <w:t xml:space="preserve">Web (desktop + mobile) on</w:t>
@@ -331,10 +695,10 @@
           </w:p>
         </w:tc>
         <w:tc>
-          <w:p>
-            <w:pPr>
-              <w:pStyle w:val="Compact"/>
-              <w:jc w:val="left"/>
+          <w:tcPr/>
+          <w:p>
+            <w:pPr>
+              <w:pStyle w:val="Compact"/>
             </w:pPr>
             <w:r>
               <w:rPr>
@@ -345,10 +709,10 @@
           </w:p>
         </w:tc>
         <w:tc>
-          <w:p>
-            <w:pPr>
-              <w:pStyle w:val="Compact"/>
-              <w:jc w:val="left"/>
+          <w:tcPr/>
+          <w:p>
+            <w:pPr>
+              <w:pStyle w:val="Compact"/>
             </w:pPr>
             <w:r>
               <w:t xml:space="preserve">Creates event, books vendors, activates paid features, manages everything</w:t>
@@ -358,14 +722,15 @@
       </w:tr>
       <w:tr>
         <w:tc>
-          <w:p>
-            <w:pPr>
-              <w:pStyle w:val="Compact"/>
-              <w:jc w:val="left"/>
+          <w:tcPr/>
+          <w:p>
+            <w:pPr>
+              <w:pStyle w:val="Compact"/>
             </w:pPr>
             <w:r>
               <w:rPr>
                 <w:b/>
+                <w:bCs/>
               </w:rPr>
               <w:t xml:space="preserve">Papic Operator</w:t>
             </w:r>
@@ -378,10 +743,10 @@
           </w:p>
         </w:tc>
         <w:tc>
-          <w:p>
-            <w:pPr>
-              <w:pStyle w:val="Compact"/>
-              <w:jc w:val="left"/>
+          <w:tcPr/>
+          <w:p>
+            <w:pPr>
+              <w:pStyle w:val="Compact"/>
             </w:pPr>
             <w:r>
               <w:t xml:space="preserve">Native iOS / Android (Papic app)</w:t>
@@ -389,10 +754,10 @@
           </w:p>
         </w:tc>
         <w:tc>
-          <w:p>
-            <w:pPr>
-              <w:pStyle w:val="Compact"/>
-              <w:jc w:val="left"/>
+          <w:tcPr/>
+          <w:p>
+            <w:pPr>
+              <w:pStyle w:val="Compact"/>
             </w:pPr>
             <w:r>
               <w:t xml:space="preserve">Wedding-scoped ephemeral session token via QR claim</w:t>
@@ -400,10 +765,10 @@
           </w:p>
         </w:tc>
         <w:tc>
-          <w:p>
-            <w:pPr>
-              <w:pStyle w:val="Compact"/>
-              <w:jc w:val="left"/>
+          <w:tcPr/>
+          <w:p>
+            <w:pPr>
+              <w:pStyle w:val="Compact"/>
             </w:pPr>
             <w:r>
               <w:t xml:space="preserve">Captures photos &amp; 5-sec clips, tags via QR scan / face / table fan-out</w:t>
@@ -413,24 +778,25 @@
       </w:tr>
       <w:tr>
         <w:tc>
-          <w:p>
-            <w:pPr>
-              <w:pStyle w:val="Compact"/>
-              <w:jc w:val="left"/>
+          <w:tcPr/>
+          <w:p>
+            <w:pPr>
+              <w:pStyle w:val="Compact"/>
             </w:pPr>
             <w:r>
               <w:rPr>
                 <w:b/>
+                <w:bCs/>
               </w:rPr>
               <w:t xml:space="preserve">Guest</w:t>
             </w:r>
           </w:p>
         </w:tc>
         <w:tc>
-          <w:p>
-            <w:pPr>
-              <w:pStyle w:val="Compact"/>
-              <w:jc w:val="left"/>
+          <w:tcPr/>
+          <w:p>
+            <w:pPr>
+              <w:pStyle w:val="Compact"/>
             </w:pPr>
             <w:r>
               <w:t xml:space="preserve">Web (mobile-first) on couple’s landing page</w:t>
@@ -438,10 +804,10 @@
           </w:p>
         </w:tc>
         <w:tc>
-          <w:p>
-            <w:pPr>
-              <w:pStyle w:val="Compact"/>
-              <w:jc w:val="left"/>
+          <w:tcPr/>
+          <w:p>
+            <w:pPr>
+              <w:pStyle w:val="Compact"/>
             </w:pPr>
             <w:r>
               <w:t xml:space="preserve">Personal QR token</w:t>
@@ -449,10 +815,10 @@
           </w:p>
         </w:tc>
         <w:tc>
-          <w:p>
-            <w:pPr>
-              <w:pStyle w:val="Compact"/>
-              <w:jc w:val="left"/>
+          <w:tcPr/>
+          <w:p>
+            <w:pPr>
+              <w:pStyle w:val="Compact"/>
             </w:pPr>
             <w:r>
               <w:t xml:space="preserve">RSVPs, optionally uploads face for auto-tag, views tagged photos, builds Personal Reel</w:t>
@@ -462,16 +828,17 @@
       </w:tr>
       <w:tr>
         <w:tc>
-          <w:p>
-            <w:pPr>
-              <w:pStyle w:val="Compact"/>
-              <w:jc w:val="left"/>
+          <w:tcPr/>
+          <w:p>
+            <w:pPr>
+              <w:pStyle w:val="Compact"/>
             </w:pPr>
             <w:r>
               <w:rPr>
                 <w:b/>
+                <w:bCs/>
               </w:rPr>
-              <w:t>Setnayan Team Admin</w:t>
+              <w:t xml:space="preserve">Setnayan Team Admin</w:t>
             </w:r>
             <w:r>
               <w:t xml:space="preserve"> </w:t>
@@ -482,10 +849,10 @@
           </w:p>
         </w:tc>
         <w:tc>
-          <w:p>
-            <w:pPr>
-              <w:pStyle w:val="Compact"/>
-              <w:jc w:val="left"/>
+          <w:tcPr/>
+          <w:p>
+            <w:pPr>
+              <w:pStyle w:val="Compact"/>
             </w:pPr>
             <w:r>
               <w:t xml:space="preserve">Internal admin surface</w:t>
@@ -493,10 +860,10 @@
           </w:p>
         </w:tc>
         <w:tc>
-          <w:p>
-            <w:pPr>
-              <w:pStyle w:val="Compact"/>
-              <w:jc w:val="left"/>
+          <w:tcPr/>
+          <w:p>
+            <w:pPr>
+              <w:pStyle w:val="Compact"/>
             </w:pPr>
             <w:r>
               <w:rPr>
@@ -507,10 +874,10 @@
           </w:p>
         </w:tc>
         <w:tc>
-          <w:p>
-            <w:pPr>
-              <w:pStyle w:val="Compact"/>
-              <w:jc w:val="left"/>
+          <w:tcPr/>
+          <w:p>
+            <w:pPr>
+              <w:pStyle w:val="Compact"/>
             </w:pPr>
             <w:r>
               <w:t xml:space="preserve">Verifies vendor registrations, confirms PayMongo / bank-transfer payments</w:t>
@@ -534,21 +901,22 @@
         </w:pict>
       </w:r>
     </w:p>
+    <w:bookmarkEnd w:id="10"/>
+    <w:bookmarkStart w:id="11" w:name="the-8-phases-at-a-glance"/>
     <w:p>
       <w:pPr>
         <w:pStyle w:val="Heading2"/>
       </w:pPr>
-      <w:bookmarkStart w:id="22" w:name="the-8-phases-at-a-glance"/>
       <w:r>
         <w:t xml:space="preserve">2. The 8 phases at a glance</w:t>
       </w:r>
-      <w:bookmarkEnd w:id="22"/>
     </w:p>
     <w:tbl>
       <w:tblPr>
         <w:tblStyle w:val="Table"/>
-        <w:tblW w:type="pct" w:w="5000.0"/>
-        <w:tblLook w:firstRow="1"/>
+        <w:tblW w:type="pct" w:w="5000"/>
+        <w:tblLayout w:type="fixed"/>
+        <w:tblLook w:firstRow="1" w:lastRow="0" w:firstColumn="0" w:lastColumn="0" w:noHBand="0" w:noVBand="0" w:val="0020"/>
       </w:tblPr>
       <w:tblGrid>
         <w:gridCol w:w="1980"/>
@@ -558,19 +926,13 @@
       </w:tblGrid>
       <w:tr>
         <w:trPr>
-          <w:cnfStyle w:firstRow="1"/>
+          <w:tblHeader w:val="on"/>
         </w:trPr>
         <w:tc>
-          <w:tcPr>
-            <w:tcBorders>
-              <w:bottom w:val="single"/>
-            </w:tcBorders>
-            <w:vAlign w:val="bottom"/>
-          </w:tcPr>
-          <w:p>
-            <w:pPr>
-              <w:pStyle w:val="Compact"/>
-              <w:jc w:val="left"/>
+          <w:tcPr/>
+          <w:p>
+            <w:pPr>
+              <w:pStyle w:val="Compact"/>
             </w:pPr>
             <w:r>
               <w:t xml:space="preserve">#</w:t>
@@ -578,16 +940,10 @@
           </w:p>
         </w:tc>
         <w:tc>
-          <w:tcPr>
-            <w:tcBorders>
-              <w:bottom w:val="single"/>
-            </w:tcBorders>
-            <w:vAlign w:val="bottom"/>
-          </w:tcPr>
-          <w:p>
-            <w:pPr>
-              <w:pStyle w:val="Compact"/>
-              <w:jc w:val="left"/>
+          <w:tcPr/>
+          <w:p>
+            <w:pPr>
+              <w:pStyle w:val="Compact"/>
             </w:pPr>
             <w:r>
               <w:t xml:space="preserve">Phase</w:t>
@@ -595,16 +951,10 @@
           </w:p>
         </w:tc>
         <w:tc>
-          <w:tcPr>
-            <w:tcBorders>
-              <w:bottom w:val="single"/>
-            </w:tcBorders>
-            <w:vAlign w:val="bottom"/>
-          </w:tcPr>
-          <w:p>
-            <w:pPr>
-              <w:pStyle w:val="Compact"/>
-              <w:jc w:val="left"/>
+          <w:tcPr/>
+          <w:p>
+            <w:pPr>
+              <w:pStyle w:val="Compact"/>
             </w:pPr>
             <w:r>
               <w:t xml:space="preserve">Iterations touched</w:t>
@@ -612,16 +962,10 @@
           </w:p>
         </w:tc>
         <w:tc>
-          <w:tcPr>
-            <w:tcBorders>
-              <w:bottom w:val="single"/>
-            </w:tcBorders>
-            <w:vAlign w:val="bottom"/>
-          </w:tcPr>
-          <w:p>
-            <w:pPr>
-              <w:pStyle w:val="Compact"/>
-              <w:jc w:val="left"/>
+          <w:tcPr/>
+          <w:p>
+            <w:pPr>
+              <w:pStyle w:val="Compact"/>
             </w:pPr>
             <w:r>
               <w:t xml:space="preserve">Primary actors</w:t>
@@ -631,10 +975,10 @@
       </w:tr>
       <w:tr>
         <w:tc>
-          <w:p>
-            <w:pPr>
-              <w:pStyle w:val="Compact"/>
-              <w:jc w:val="left"/>
+          <w:tcPr/>
+          <w:p>
+            <w:pPr>
+              <w:pStyle w:val="Compact"/>
             </w:pPr>
             <w:r>
               <w:t xml:space="preserve">1</w:t>
@@ -642,24 +986,25 @@
           </w:p>
         </w:tc>
         <w:tc>
-          <w:p>
-            <w:pPr>
-              <w:pStyle w:val="Compact"/>
-              <w:jc w:val="left"/>
+          <w:tcPr/>
+          <w:p>
+            <w:pPr>
+              <w:pStyle w:val="Compact"/>
             </w:pPr>
             <w:r>
               <w:rPr>
                 <w:b/>
+                <w:bCs/>
               </w:rPr>
               <w:t xml:space="preserve">Discovery &amp; Onboarding</w:t>
             </w:r>
           </w:p>
         </w:tc>
         <w:tc>
-          <w:p>
-            <w:pPr>
-              <w:pStyle w:val="Compact"/>
-              <w:jc w:val="left"/>
+          <w:tcPr/>
+          <w:p>
+            <w:pPr>
+              <w:pStyle w:val="Compact"/>
             </w:pPr>
             <w:r>
               <w:t xml:space="preserve">0015 marketing, 0000 app shell</w:t>
@@ -667,10 +1012,10 @@
           </w:p>
         </w:tc>
         <w:tc>
-          <w:p>
-            <w:pPr>
-              <w:pStyle w:val="Compact"/>
-              <w:jc w:val="left"/>
+          <w:tcPr/>
+          <w:p>
+            <w:pPr>
+              <w:pStyle w:val="Compact"/>
             </w:pPr>
             <w:r>
               <w:t xml:space="preserve">Vendor, Customer</w:t>
@@ -680,10 +1025,10 @@
       </w:tr>
       <w:tr>
         <w:tc>
-          <w:p>
-            <w:pPr>
-              <w:pStyle w:val="Compact"/>
-              <w:jc w:val="left"/>
+          <w:tcPr/>
+          <w:p>
+            <w:pPr>
+              <w:pStyle w:val="Compact"/>
             </w:pPr>
             <w:r>
               <w:t xml:space="preserve">2</w:t>
@@ -691,24 +1036,25 @@
           </w:p>
         </w:tc>
         <w:tc>
-          <w:p>
-            <w:pPr>
-              <w:pStyle w:val="Compact"/>
-              <w:jc w:val="left"/>
+          <w:tcPr/>
+          <w:p>
+            <w:pPr>
+              <w:pStyle w:val="Compact"/>
             </w:pPr>
             <w:r>
               <w:rPr>
                 <w:b/>
+                <w:bCs/>
               </w:rPr>
               <w:t xml:space="preserve">Vendor Booking</w:t>
             </w:r>
           </w:p>
         </w:tc>
         <w:tc>
-          <w:p>
-            <w:pPr>
-              <w:pStyle w:val="Compact"/>
-              <w:jc w:val="left"/>
+          <w:tcPr/>
+          <w:p>
+            <w:pPr>
+              <w:pStyle w:val="Compact"/>
             </w:pPr>
             <w:r>
               <w:t xml:space="preserve">0006 vendors, 0015 marketing</w:t>
@@ -716,10 +1062,10 @@
           </w:p>
         </w:tc>
         <w:tc>
-          <w:p>
-            <w:pPr>
-              <w:pStyle w:val="Compact"/>
-              <w:jc w:val="left"/>
+          <w:tcPr/>
+          <w:p>
+            <w:pPr>
+              <w:pStyle w:val="Compact"/>
             </w:pPr>
             <w:r>
               <w:t xml:space="preserve">Customer, Vendor</w:t>
@@ -729,10 +1075,10 @@
       </w:tr>
       <w:tr>
         <w:tc>
-          <w:p>
-            <w:pPr>
-              <w:pStyle w:val="Compact"/>
-              <w:jc w:val="left"/>
+          <w:tcPr/>
+          <w:p>
+            <w:pPr>
+              <w:pStyle w:val="Compact"/>
             </w:pPr>
             <w:r>
               <w:t xml:space="preserve">3</w:t>
@@ -740,24 +1086,25 @@
           </w:p>
         </w:tc>
         <w:tc>
-          <w:p>
-            <w:pPr>
-              <w:pStyle w:val="Compact"/>
-              <w:jc w:val="left"/>
+          <w:tcPr/>
+          <w:p>
+            <w:pPr>
+              <w:pStyle w:val="Compact"/>
             </w:pPr>
             <w:r>
               <w:rPr>
                 <w:b/>
+                <w:bCs/>
               </w:rPr>
               <w:t xml:space="preserve">Communications</w:t>
             </w:r>
           </w:p>
         </w:tc>
         <w:tc>
-          <w:p>
-            <w:pPr>
-              <w:pStyle w:val="Compact"/>
-              <w:jc w:val="left"/>
+          <w:tcPr/>
+          <w:p>
+            <w:pPr>
+              <w:pStyle w:val="Compact"/>
             </w:pPr>
             <w:r>
               <w:t xml:space="preserve">0019 chat + video + file sharing</w:t>
@@ -765,10 +1112,10 @@
           </w:p>
         </w:tc>
         <w:tc>
-          <w:p>
-            <w:pPr>
-              <w:pStyle w:val="Compact"/>
-              <w:jc w:val="left"/>
+          <w:tcPr/>
+          <w:p>
+            <w:pPr>
+              <w:pStyle w:val="Compact"/>
             </w:pPr>
             <w:r>
               <w:t xml:space="preserve">Customer, Vendor, (Coordinator)</w:t>
@@ -778,10 +1125,10 @@
       </w:tr>
       <w:tr>
         <w:tc>
-          <w:p>
-            <w:pPr>
-              <w:pStyle w:val="Compact"/>
-              <w:jc w:val="left"/>
+          <w:tcPr/>
+          <w:p>
+            <w:pPr>
+              <w:pStyle w:val="Compact"/>
             </w:pPr>
             <w:r>
               <w:t xml:space="preserve">4</w:t>
@@ -789,24 +1136,25 @@
           </w:p>
         </w:tc>
         <w:tc>
-          <w:p>
-            <w:pPr>
-              <w:pStyle w:val="Compact"/>
-              <w:jc w:val="left"/>
+          <w:tcPr/>
+          <w:p>
+            <w:pPr>
+              <w:pStyle w:val="Compact"/>
             </w:pPr>
             <w:r>
               <w:rPr>
                 <w:b/>
+                <w:bCs/>
               </w:rPr>
               <w:t xml:space="preserve">Foundational Customer Setup</w:t>
             </w:r>
           </w:p>
         </w:tc>
         <w:tc>
-          <w:p>
-            <w:pPr>
-              <w:pStyle w:val="Compact"/>
-              <w:jc w:val="left"/>
+          <w:tcPr/>
+          <w:p>
+            <w:pPr>
+              <w:pStyle w:val="Compact"/>
             </w:pPr>
             <w:r>
               <w:t xml:space="preserve">0001 guests, 0002 invites, 0004 widgets, 0008 seating, 0010 mood board</w:t>
@@ -814,10 +1162,10 @@
           </w:p>
         </w:tc>
         <w:tc>
-          <w:p>
-            <w:pPr>
-              <w:pStyle w:val="Compact"/>
-              <w:jc w:val="left"/>
+          <w:tcPr/>
+          <w:p>
+            <w:pPr>
+              <w:pStyle w:val="Compact"/>
             </w:pPr>
             <w:r>
               <w:t xml:space="preserve">Customer, Guest</w:t>
@@ -827,10 +1175,10 @@
       </w:tr>
       <w:tr>
         <w:tc>
-          <w:p>
-            <w:pPr>
-              <w:pStyle w:val="Compact"/>
-              <w:jc w:val="left"/>
+          <w:tcPr/>
+          <w:p>
+            <w:pPr>
+              <w:pStyle w:val="Compact"/>
             </w:pPr>
             <w:r>
               <w:t xml:space="preserve">5</w:t>
@@ -838,24 +1186,25 @@
           </w:p>
         </w:tc>
         <w:tc>
-          <w:p>
-            <w:pPr>
-              <w:pStyle w:val="Compact"/>
-              <w:jc w:val="left"/>
+          <w:tcPr/>
+          <w:p>
+            <w:pPr>
+              <w:pStyle w:val="Compact"/>
             </w:pPr>
             <w:r>
               <w:rPr>
                 <w:b/>
+                <w:bCs/>
               </w:rPr>
               <w:t xml:space="preserve">Apparatus Activation (paid features)</w:t>
             </w:r>
           </w:p>
         </w:tc>
         <w:tc>
-          <w:p>
-            <w:pPr>
-              <w:pStyle w:val="Compact"/>
-              <w:jc w:val="left"/>
+          <w:tcPr/>
+          <w:p>
+            <w:pPr>
+              <w:pStyle w:val="Compact"/>
             </w:pPr>
             <w:r>
               <w:t xml:space="preserve">0011 live stream, 0012 papic, 0011/0012 monogram pack, 0005 LED, 0011 broadcast style, 0011 AI highlight</w:t>
@@ -863,10 +1212,10 @@
           </w:p>
         </w:tc>
         <w:tc>
-          <w:p>
-            <w:pPr>
-              <w:pStyle w:val="Compact"/>
-              <w:jc w:val="left"/>
+          <w:tcPr/>
+          <w:p>
+            <w:pPr>
+              <w:pStyle w:val="Compact"/>
             </w:pPr>
             <w:r>
               <w:t xml:space="preserve">Customer (+ Admin confirm)</w:t>
@@ -876,10 +1225,10 @@
       </w:tr>
       <w:tr>
         <w:tc>
-          <w:p>
-            <w:pPr>
-              <w:pStyle w:val="Compact"/>
-              <w:jc w:val="left"/>
+          <w:tcPr/>
+          <w:p>
+            <w:pPr>
+              <w:pStyle w:val="Compact"/>
             </w:pPr>
             <w:r>
               <w:t xml:space="preserve">6</w:t>
@@ -887,24 +1236,25 @@
           </w:p>
         </w:tc>
         <w:tc>
-          <w:p>
-            <w:pPr>
-              <w:pStyle w:val="Compact"/>
-              <w:jc w:val="left"/>
+          <w:tcPr/>
+          <w:p>
+            <w:pPr>
+              <w:pStyle w:val="Compact"/>
             </w:pPr>
             <w:r>
               <w:rPr>
                 <w:b/>
+                <w:bCs/>
               </w:rPr>
               <w:t xml:space="preserve">Operator Onboarding</w:t>
             </w:r>
           </w:p>
         </w:tc>
         <w:tc>
-          <w:p>
-            <w:pPr>
-              <w:pStyle w:val="Compact"/>
-              <w:jc w:val="left"/>
+          <w:tcPr/>
+          <w:p>
+            <w:pPr>
+              <w:pStyle w:val="Compact"/>
             </w:pPr>
             <w:r>
               <w:t xml:space="preserve">0012 papic seat claim, DSLR pairing</w:t>
@@ -912,10 +1262,10 @@
           </w:p>
         </w:tc>
         <w:tc>
-          <w:p>
-            <w:pPr>
-              <w:pStyle w:val="Compact"/>
-              <w:jc w:val="left"/>
+          <w:tcPr/>
+          <w:p>
+            <w:pPr>
+              <w:pStyle w:val="Compact"/>
             </w:pPr>
             <w:r>
               <w:t xml:space="preserve">Operator</w:t>
@@ -925,10 +1275,10 @@
       </w:tr>
       <w:tr>
         <w:tc>
-          <w:p>
-            <w:pPr>
-              <w:pStyle w:val="Compact"/>
-              <w:jc w:val="left"/>
+          <w:tcPr/>
+          <w:p>
+            <w:pPr>
+              <w:pStyle w:val="Compact"/>
             </w:pPr>
             <w:r>
               <w:t xml:space="preserve">7</w:t>
@@ -936,24 +1286,25 @@
           </w:p>
         </w:tc>
         <w:tc>
-          <w:p>
-            <w:pPr>
-              <w:pStyle w:val="Compact"/>
-              <w:jc w:val="left"/>
+          <w:tcPr/>
+          <w:p>
+            <w:pPr>
+              <w:pStyle w:val="Compact"/>
             </w:pPr>
             <w:r>
               <w:rPr>
                 <w:b/>
+                <w:bCs/>
               </w:rPr>
               <w:t xml:space="preserve">Event-Day Capture</w:t>
             </w:r>
           </w:p>
         </w:tc>
         <w:tc>
-          <w:p>
-            <w:pPr>
-              <w:pStyle w:val="Compact"/>
-              <w:jc w:val="left"/>
+          <w:tcPr/>
+          <w:p>
+            <w:pPr>
+              <w:pStyle w:val="Compact"/>
             </w:pPr>
             <w:r>
               <w:t xml:space="preserve">0012 papic capture, 0011 live stream, 0008 table QR fan-out</w:t>
@@ -961,10 +1312,10 @@
           </w:p>
         </w:tc>
         <w:tc>
-          <w:p>
-            <w:pPr>
-              <w:pStyle w:val="Compact"/>
-              <w:jc w:val="left"/>
+          <w:tcPr/>
+          <w:p>
+            <w:pPr>
+              <w:pStyle w:val="Compact"/>
             </w:pPr>
             <w:r>
               <w:t xml:space="preserve">Operator, Customer, Guest</w:t>
@@ -974,10 +1325,10 @@
       </w:tr>
       <w:tr>
         <w:tc>
-          <w:p>
-            <w:pPr>
-              <w:pStyle w:val="Compact"/>
-              <w:jc w:val="left"/>
+          <w:tcPr/>
+          <w:p>
+            <w:pPr>
+              <w:pStyle w:val="Compact"/>
             </w:pPr>
             <w:r>
               <w:t xml:space="preserve">8</w:t>
@@ -985,24 +1336,25 @@
           </w:p>
         </w:tc>
         <w:tc>
-          <w:p>
-            <w:pPr>
-              <w:pStyle w:val="Compact"/>
-              <w:jc w:val="left"/>
+          <w:tcPr/>
+          <w:p>
+            <w:pPr>
+              <w:pStyle w:val="Compact"/>
             </w:pPr>
             <w:r>
               <w:rPr>
                 <w:b/>
+                <w:bCs/>
               </w:rPr>
               <w:t xml:space="preserve">Post-Event Delivery</w:t>
             </w:r>
           </w:p>
         </w:tc>
         <w:tc>
-          <w:p>
-            <w:pPr>
-              <w:pStyle w:val="Compact"/>
-              <w:jc w:val="left"/>
+          <w:tcPr/>
+          <w:p>
+            <w:pPr>
+              <w:pStyle w:val="Compact"/>
             </w:pPr>
             <w:r>
               <w:t xml:space="preserve">0012 review window, 0012 personal reels, 0011 AI Edited Highlight, 30-day compression rule</w:t>
@@ -1010,10 +1362,10 @@
           </w:p>
         </w:tc>
         <w:tc>
-          <w:p>
-            <w:pPr>
-              <w:pStyle w:val="Compact"/>
-              <w:jc w:val="left"/>
+          <w:tcPr/>
+          <w:p>
+            <w:pPr>
+              <w:pStyle w:val="Compact"/>
             </w:pPr>
             <w:r>
               <w:t xml:space="preserve">Customer, Guest</w:t>
@@ -1037,15 +1389,15 @@
         </w:pict>
       </w:r>
     </w:p>
+    <w:bookmarkEnd w:id="11"/>
+    <w:bookmarkStart w:id="12" w:name="X5a04f8652722960d4f3e5b15ef5a2e5ef710956"/>
     <w:p>
       <w:pPr>
         <w:pStyle w:val="Heading2"/>
       </w:pPr>
-      <w:bookmarkStart w:id="23" w:name="X5a04f8652722960d4f3e5b15ef5a2e5ef710956"/>
       <w:r>
         <w:t xml:space="preserve">3. Cross-iteration data handoffs (the wiring map)</w:t>
       </w:r>
-      <w:bookmarkEnd w:id="23"/>
     </w:p>
     <w:p>
       <w:pPr>
@@ -1099,7 +1451,7 @@
         <w:rPr>
           <w:rStyle w:val="VerbatimChar"/>
         </w:rPr>
-        <w:t>0007 budget calendar →  .ics export (vendor_meetings + line items + Setnayan platform spend)</w:t>
+        <w:t xml:space="preserve">0007 budget calendar →  .ics export (vendor_meetings + line items + Setnayan platform spend)</w:t>
       </w:r>
       <w:r>
         <w:br/>
@@ -1250,6 +1602,7 @@
       <w:r>
         <w:rPr>
           <w:b/>
+          <w:bCs/>
         </w:rPr>
         <w:t xml:space="preserve">a misconnection is possible</w:t>
       </w:r>
@@ -1264,15 +1617,15 @@
         </w:pict>
       </w:r>
     </w:p>
+    <w:bookmarkEnd w:id="12"/>
+    <w:bookmarkStart w:id="13" w:name="Xa8435034f21c44cf00f0fbc287cfc5ffd91d275"/>
     <w:p>
       <w:pPr>
         <w:pStyle w:val="Heading2"/>
       </w:pPr>
-      <w:bookmarkStart w:id="24" w:name="Xa8435034f21c44cf00f0fbc287cfc5ffd91d275"/>
       <w:r>
         <w:t xml:space="preserve">4. Apply-then-pay (locked 2026-05-11) — how the prototype models it</w:t>
       </w:r>
-      <w:bookmarkEnd w:id="24"/>
     </w:p>
     <w:p>
       <w:pPr>
@@ -1289,6 +1642,7 @@
       <w:r>
         <w:rPr>
           <w:b/>
+          <w:bCs/>
         </w:rPr>
         <w:t xml:space="preserve">V1 payment model (locked).</w:t>
       </w:r>
@@ -1304,6 +1658,7 @@
       <w:r>
         <w:rPr>
           <w:b/>
+          <w:bCs/>
         </w:rPr>
         <w:t xml:space="preserve">BDO bank transfer</w:t>
       </w:r>
@@ -1319,11 +1674,12 @@
       <w:r>
         <w:rPr>
           <w:b/>
+          <w:bCs/>
         </w:rPr>
         <w:t xml:space="preserve">GCash</w:t>
       </w:r>
       <w:r>
-        <w:t>. No automated payment gateway (PayMongo / Stripe / direct GCash API) in V1. Every payment is matched manually by Setnayan Team within 24 hours, against the screenshot + order confirmation the customer submits.</w:t>
+        <w:t xml:space="preserve">. No automated payment gateway (PayMongo / Stripe / direct GCash API) in V1. Every payment is matched manually by Setnayan Team within 24 hours, against the screenshot + order confirmation the customer submits.</w:t>
       </w:r>
     </w:p>
     <w:p>
@@ -1334,7 +1690,7 @@
         <w:rPr>
           <w:rStyle w:val="VerbatimChar"/>
         </w:rPr>
-        <w:t xml:space="preserve">Customer  →  In-App Services tab  →  picks SKU</w:t>
+        <w:t xml:space="preserve">Customer  →  Add-ons tab  →  picks SKU</w:t>
       </w:r>
       <w:r>
         <w:br/>
@@ -1577,7 +1933,7 @@
         <w:rPr>
           <w:rStyle w:val="VerbatimChar"/>
         </w:rPr>
-        <w:t xml:space="preserve">         →  Customer sees "active" on the In-App Services tab</w:t>
+        <w:t xml:space="preserve">         →  Customer sees "active" on the Add-ons tab</w:t>
       </w:r>
       <w:r>
         <w:br/>
@@ -1596,6 +1952,7 @@
       <w:r>
         <w:rPr>
           <w:b/>
+          <w:bCs/>
         </w:rPr>
         <w:t xml:space="preserve">Why no automated gateway in V1.</w:t>
       </w:r>
@@ -1603,7 +1960,7 @@
         <w:t xml:space="preserve"> </w:t>
       </w:r>
       <w:r>
-        <w:t>Keeps complexity low, fees at 0%, and the apply-then-pay model is a deliberate trust-building flow with early customers — Setnayan Team is in the loop for every activation, which catches misapplied payments before they cause downstream confusion. Automated gateway is a V1.5+ scope expansion when transaction volume justifies the integration work.</w:t>
+        <w:t xml:space="preserve">Keeps complexity low, fees at 0%, and the apply-then-pay model is a deliberate trust-building flow with early customers — Setnayan Team is in the loop for every activation, which catches misapplied payments before they cause downstream confusion. Automated gateway is a V1.5+ scope expansion when transaction volume justifies the integration work.</w:t>
       </w:r>
     </w:p>
     <w:p>
@@ -1613,6 +1970,7 @@
       <w:r>
         <w:rPr>
           <w:b/>
+          <w:bCs/>
         </w:rPr>
         <w:t xml:space="preserve">Misconnection hotspot.</w:t>
       </w:r>
@@ -1628,6 +1986,7 @@
       <w:r>
         <w:rPr>
           <w:b/>
+          <w:bCs/>
         </w:rPr>
         <w:t xml:space="preserve">re-check the flag at the moment of asset generation</w:t>
       </w:r>
@@ -1642,15 +2001,15 @@
         </w:pict>
       </w:r>
     </w:p>
+    <w:bookmarkEnd w:id="13"/>
+    <w:bookmarkStart w:id="14" w:name="misconnection-log"/>
     <w:p>
       <w:pPr>
         <w:pStyle w:val="Heading2"/>
       </w:pPr>
-      <w:bookmarkStart w:id="25" w:name="misconnection-log"/>
       <w:r>
         <w:t xml:space="preserve">5. Misconnection log</w:t>
       </w:r>
-      <w:bookmarkEnd w:id="25"/>
     </w:p>
     <w:p>
       <w:pPr>
@@ -1663,8 +2022,9 @@
     <w:tbl>
       <w:tblPr>
         <w:tblStyle w:val="Table"/>
-        <w:tblW w:type="pct" w:w="5000.0"/>
-        <w:tblLook w:firstRow="1"/>
+        <w:tblW w:type="pct" w:w="5000"/>
+        <w:tblLayout w:type="fixed"/>
+        <w:tblLook w:firstRow="1" w:lastRow="0" w:firstColumn="0" w:lastColumn="0" w:noHBand="0" w:noVBand="0" w:val="0020"/>
       </w:tblPr>
       <w:tblGrid>
         <w:gridCol w:w="1980"/>
@@ -1674,19 +2034,13 @@
       </w:tblGrid>
       <w:tr>
         <w:trPr>
-          <w:cnfStyle w:firstRow="1"/>
+          <w:tblHeader w:val="on"/>
         </w:trPr>
         <w:tc>
-          <w:tcPr>
-            <w:tcBorders>
-              <w:bottom w:val="single"/>
-            </w:tcBorders>
-            <w:vAlign w:val="bottom"/>
-          </w:tcPr>
-          <w:p>
-            <w:pPr>
-              <w:pStyle w:val="Compact"/>
-              <w:jc w:val="left"/>
+          <w:tcPr/>
+          <w:p>
+            <w:pPr>
+              <w:pStyle w:val="Compact"/>
             </w:pPr>
             <w:r>
               <w:t xml:space="preserve">#</w:t>
@@ -1694,16 +2048,10 @@
           </w:p>
         </w:tc>
         <w:tc>
-          <w:tcPr>
-            <w:tcBorders>
-              <w:bottom w:val="single"/>
-            </w:tcBorders>
-            <w:vAlign w:val="bottom"/>
-          </w:tcPr>
-          <w:p>
-            <w:pPr>
-              <w:pStyle w:val="Compact"/>
-              <w:jc w:val="left"/>
+          <w:tcPr/>
+          <w:p>
+            <w:pPr>
+              <w:pStyle w:val="Compact"/>
             </w:pPr>
             <w:r>
               <w:t xml:space="preserve">Where</w:t>
@@ -1711,16 +2059,10 @@
           </w:p>
         </w:tc>
         <w:tc>
-          <w:tcPr>
-            <w:tcBorders>
-              <w:bottom w:val="single"/>
-            </w:tcBorders>
-            <w:vAlign w:val="bottom"/>
-          </w:tcPr>
-          <w:p>
-            <w:pPr>
-              <w:pStyle w:val="Compact"/>
-              <w:jc w:val="left"/>
+          <w:tcPr/>
+          <w:p>
+            <w:pPr>
+              <w:pStyle w:val="Compact"/>
             </w:pPr>
             <w:r>
               <w:t xml:space="preserve">Risk</w:t>
@@ -1728,16 +2070,10 @@
           </w:p>
         </w:tc>
         <w:tc>
-          <w:tcPr>
-            <w:tcBorders>
-              <w:bottom w:val="single"/>
-            </w:tcBorders>
-            <w:vAlign w:val="bottom"/>
-          </w:tcPr>
-          <w:p>
-            <w:pPr>
-              <w:pStyle w:val="Compact"/>
-              <w:jc w:val="left"/>
+          <w:tcPr/>
+          <w:p>
+            <w:pPr>
+              <w:pStyle w:val="Compact"/>
             </w:pPr>
             <w:r>
               <w:t xml:space="preserve">Mitigation in spec</w:t>
@@ -1747,24 +2083,25 @@
       </w:tr>
       <w:tr>
         <w:tc>
-          <w:p>
-            <w:pPr>
-              <w:pStyle w:val="Compact"/>
-              <w:jc w:val="left"/>
+          <w:tcPr/>
+          <w:p>
+            <w:pPr>
+              <w:pStyle w:val="Compact"/>
             </w:pPr>
             <w:r>
               <w:rPr>
                 <w:b/>
+                <w:bCs/>
               </w:rPr>
               <w:t xml:space="preserve">MC-01</w:t>
             </w:r>
           </w:p>
         </w:tc>
         <w:tc>
-          <w:p>
-            <w:pPr>
-              <w:pStyle w:val="Compact"/>
-              <w:jc w:val="left"/>
+          <w:tcPr/>
+          <w:p>
+            <w:pPr>
+              <w:pStyle w:val="Compact"/>
             </w:pPr>
             <w:r>
               <w:t xml:space="preserve">Phase 1, scene 1b</w:t>
@@ -1772,10 +2109,10 @@
           </w:p>
         </w:tc>
         <w:tc>
-          <w:p>
-            <w:pPr>
-              <w:pStyle w:val="Compact"/>
-              <w:jc w:val="left"/>
+          <w:tcPr/>
+          <w:p>
+            <w:pPr>
+              <w:pStyle w:val="Compact"/>
             </w:pPr>
             <w:r>
               <w:t xml:space="preserve">Vendor registers but admin queue is empty / unstaffed → vendor sits in</w:t>
@@ -1798,49 +2135,44 @@
           </w:p>
         </w:tc>
         <w:tc>
-          <w:p>
-            <w:pPr>
-              <w:pStyle w:val="Compact"/>
-              <w:jc w:val="left"/>
-            </w:pPr>
-            <w:r>
-              <w:t>3-business-day verification SLA must page Setnayan Team. Auto-email vendor at 48h</w:t>
+          <w:tcPr/>
+          <w:p>
+            <w:pPr>
+              <w:pStyle w:val="Compact"/>
+            </w:pPr>
+            <w:r>
+              <w:t xml:space="preserve">3-business-day verification SLA must page Setnayan Team. Auto-email vendor at 48h</w:t>
             </w:r>
             <w:r>
               <w:t xml:space="preserve"> </w:t>
             </w:r>
             <w:r>
-              <w:t xml:space="preserve">“</w:t>
-            </w:r>
-            <w:r>
-              <w:t xml:space="preserve">still under review.</w:t>
-            </w:r>
-            <w:r>
-              <w:t xml:space="preserve">”</w:t>
+              <w:t xml:space="preserve">“still under review.”</w:t>
             </w:r>
           </w:p>
         </w:tc>
       </w:tr>
       <w:tr>
         <w:tc>
-          <w:p>
-            <w:pPr>
-              <w:pStyle w:val="Compact"/>
-              <w:jc w:val="left"/>
+          <w:tcPr/>
+          <w:p>
+            <w:pPr>
+              <w:pStyle w:val="Compact"/>
             </w:pPr>
             <w:r>
               <w:rPr>
                 <w:b/>
+                <w:bCs/>
               </w:rPr>
               <w:t xml:space="preserve">MC-02</w:t>
             </w:r>
           </w:p>
         </w:tc>
         <w:tc>
-          <w:p>
-            <w:pPr>
-              <w:pStyle w:val="Compact"/>
-              <w:jc w:val="left"/>
+          <w:tcPr/>
+          <w:p>
+            <w:pPr>
+              <w:pStyle w:val="Compact"/>
             </w:pPr>
             <w:r>
               <w:t xml:space="preserve">Phase 1, scene 1c</w:t>
@@ -1848,10 +2180,10 @@
           </w:p>
         </w:tc>
         <w:tc>
-          <w:p>
-            <w:pPr>
-              <w:pStyle w:val="Compact"/>
-              <w:jc w:val="left"/>
+          <w:tcPr/>
+          <w:p>
+            <w:pPr>
+              <w:pStyle w:val="Compact"/>
             </w:pPr>
             <w:r>
               <w:t xml:space="preserve">Customer’s first event auto-jump (1-active rule from 0000) collides with no events existing yet. New customers must land on event-create wizard, NOT picker.</w:t>
@@ -1859,10 +2191,10 @@
           </w:p>
         </w:tc>
         <w:tc>
-          <w:p>
-            <w:pPr>
-              <w:pStyle w:val="Compact"/>
-              <w:jc w:val="left"/>
+          <w:tcPr/>
+          <w:p>
+            <w:pPr>
+              <w:pStyle w:val="Compact"/>
             </w:pPr>
             <w:r>
               <w:t xml:space="preserve">0000 spec says</w:t>
@@ -1884,24 +2216,25 @@
       </w:tr>
       <w:tr>
         <w:tc>
-          <w:p>
-            <w:pPr>
-              <w:pStyle w:val="Compact"/>
-              <w:jc w:val="left"/>
+          <w:tcPr/>
+          <w:p>
+            <w:pPr>
+              <w:pStyle w:val="Compact"/>
             </w:pPr>
             <w:r>
               <w:rPr>
                 <w:b/>
+                <w:bCs/>
               </w:rPr>
               <w:t xml:space="preserve">MC-03</w:t>
             </w:r>
           </w:p>
         </w:tc>
         <w:tc>
-          <w:p>
-            <w:pPr>
-              <w:pStyle w:val="Compact"/>
-              <w:jc w:val="left"/>
+          <w:tcPr/>
+          <w:p>
+            <w:pPr>
+              <w:pStyle w:val="Compact"/>
             </w:pPr>
             <w:r>
               <w:t xml:space="preserve">Phase 2, scene 2c</w:t>
@@ -1909,10 +2242,10 @@
           </w:p>
         </w:tc>
         <w:tc>
-          <w:p>
-            <w:pPr>
-              <w:pStyle w:val="Compact"/>
-              <w:jc w:val="left"/>
+          <w:tcPr/>
+          <w:p>
+            <w:pPr>
+              <w:pStyle w:val="Compact"/>
             </w:pPr>
             <w:r>
               <w:t xml:space="preserve">Booking flow creates vendor_meetings BEFORE chat_thread, so first chat appears empty of context. Chat thread should backfill a system message with booking summary on creation.</w:t>
@@ -1920,10 +2253,10 @@
           </w:p>
         </w:tc>
         <w:tc>
-          <w:p>
-            <w:pPr>
-              <w:pStyle w:val="Compact"/>
-              <w:jc w:val="left"/>
+          <w:tcPr/>
+          <w:p>
+            <w:pPr>
+              <w:pStyle w:val="Compact"/>
             </w:pPr>
             <w:r>
               <w:t xml:space="preserve">Make</w:t>
@@ -1975,24 +2308,25 @@
       </w:tr>
       <w:tr>
         <w:tc>
-          <w:p>
-            <w:pPr>
-              <w:pStyle w:val="Compact"/>
-              <w:jc w:val="left"/>
+          <w:tcPr/>
+          <w:p>
+            <w:pPr>
+              <w:pStyle w:val="Compact"/>
             </w:pPr>
             <w:r>
               <w:rPr>
                 <w:b/>
+                <w:bCs/>
               </w:rPr>
               <w:t xml:space="preserve">MC-04</w:t>
             </w:r>
           </w:p>
         </w:tc>
         <w:tc>
-          <w:p>
-            <w:pPr>
-              <w:pStyle w:val="Compact"/>
-              <w:jc w:val="left"/>
+          <w:tcPr/>
+          <w:p>
+            <w:pPr>
+              <w:pStyle w:val="Compact"/>
             </w:pPr>
             <w:r>
               <w:t xml:space="preserve">Phase 3, scene 3d</w:t>
@@ -2000,10 +2334,10 @@
           </w:p>
         </w:tc>
         <w:tc>
-          <w:p>
-            <w:pPr>
-              <w:pStyle w:val="Compact"/>
-              <w:jc w:val="left"/>
+          <w:tcPr/>
+          <w:p>
+            <w:pPr>
+              <w:pStyle w:val="Compact"/>
             </w:pPr>
             <w:r>
               <w:t xml:space="preserve">Coordinator added to thread → file-access TTL on signed URLs (15 min per 0019) means previously-issued URLs in the coordinator’s older browser tabs may still resolve for ~15 min after revocation. Acceptable but document it.</w:t>
@@ -2011,10 +2345,10 @@
           </w:p>
         </w:tc>
         <w:tc>
-          <w:p>
-            <w:pPr>
-              <w:pStyle w:val="Compact"/>
-              <w:jc w:val="left"/>
+          <w:tcPr/>
+          <w:p>
+            <w:pPr>
+              <w:pStyle w:val="Compact"/>
             </w:pPr>
             <w:r>
               <w:t xml:space="preserve">Spec already accepts the 15-min window. Surface it in admin UI when granting/revoking.</w:t>
@@ -2024,24 +2358,25 @@
       </w:tr>
       <w:tr>
         <w:tc>
-          <w:p>
-            <w:pPr>
-              <w:pStyle w:val="Compact"/>
-              <w:jc w:val="left"/>
+          <w:tcPr/>
+          <w:p>
+            <w:pPr>
+              <w:pStyle w:val="Compact"/>
             </w:pPr>
             <w:r>
               <w:rPr>
                 <w:b/>
+                <w:bCs/>
               </w:rPr>
               <w:t xml:space="preserve">MC-05</w:t>
             </w:r>
           </w:p>
         </w:tc>
         <w:tc>
-          <w:p>
-            <w:pPr>
-              <w:pStyle w:val="Compact"/>
-              <w:jc w:val="left"/>
+          <w:tcPr/>
+          <w:p>
+            <w:pPr>
+              <w:pStyle w:val="Compact"/>
             </w:pPr>
             <w:r>
               <w:t xml:space="preserve">Phase 4, scene 4b</w:t>
@@ -2049,10 +2384,10 @@
           </w:p>
         </w:tc>
         <w:tc>
-          <w:p>
-            <w:pPr>
-              <w:pStyle w:val="Compact"/>
-              <w:jc w:val="left"/>
+          <w:tcPr/>
+          <w:p>
+            <w:pPr>
+              <w:pStyle w:val="Compact"/>
             </w:pPr>
             <w:r>
               <w:t xml:space="preserve">Seating chart published but couple later edits the chart → table_qr_tokens are</w:t>
@@ -2063,6 +2398,7 @@
             <w:r>
               <w:rPr>
                 <w:b/>
+                <w:bCs/>
               </w:rPr>
               <w:t xml:space="preserve">idempotent on re-publish</w:t>
             </w:r>
@@ -2075,10 +2411,10 @@
           </w:p>
         </w:tc>
         <w:tc>
-          <w:p>
-            <w:pPr>
-              <w:pStyle w:val="Compact"/>
-              <w:jc w:val="left"/>
+          <w:tcPr/>
+          <w:p>
+            <w:pPr>
+              <w:pStyle w:val="Compact"/>
             </w:pPr>
             <w:r>
               <w:t xml:space="preserve">0008 spec says re-publish is idempotent for unchanged tables. Add explicit revoke step for deleted tables.</w:t>
@@ -2088,24 +2424,25 @@
       </w:tr>
       <w:tr>
         <w:tc>
-          <w:p>
-            <w:pPr>
-              <w:pStyle w:val="Compact"/>
-              <w:jc w:val="left"/>
+          <w:tcPr/>
+          <w:p>
+            <w:pPr>
+              <w:pStyle w:val="Compact"/>
             </w:pPr>
             <w:r>
               <w:rPr>
                 <w:b/>
+                <w:bCs/>
               </w:rPr>
               <w:t xml:space="preserve">MC-06</w:t>
             </w:r>
           </w:p>
         </w:tc>
         <w:tc>
-          <w:p>
-            <w:pPr>
-              <w:pStyle w:val="Compact"/>
-              <w:jc w:val="left"/>
+          <w:tcPr/>
+          <w:p>
+            <w:pPr>
+              <w:pStyle w:val="Compact"/>
             </w:pPr>
             <w:r>
               <w:t xml:space="preserve">Phase 4, scene 4e</w:t>
@@ -2113,10 +2450,10 @@
           </w:p>
         </w:tc>
         <w:tc>
-          <w:p>
-            <w:pPr>
-              <w:pStyle w:val="Compact"/>
-              <w:jc w:val="left"/>
+          <w:tcPr/>
+          <w:p>
+            <w:pPr>
+              <w:pStyle w:val="Compact"/>
             </w:pPr>
             <w:r>
               <w:t xml:space="preserve">Guest uploads face photo via 0002 portal → vector goes into</w:t>
@@ -2134,13 +2471,7 @@
               <w:t xml:space="preserve">. If guest later revokes (</w:t>
             </w:r>
             <w:r>
-              <w:t xml:space="preserve">“</w:t>
-            </w:r>
-            <w:r>
-              <w:t xml:space="preserve">Delete my face data</w:t>
-            </w:r>
-            <w:r>
-              <w:t xml:space="preserve">”</w:t>
+              <w:t xml:space="preserve">“Delete my face data”</w:t>
             </w:r>
             <w:r>
               <w:t xml:space="preserve">), the 5-min refresh cycle means up to 5 min of capture activity could still auto-tag them.</w:t>
@@ -2148,10 +2479,10 @@
           </w:p>
         </w:tc>
         <w:tc>
-          <w:p>
-            <w:pPr>
-              <w:pStyle w:val="Compact"/>
-              <w:jc w:val="left"/>
+          <w:tcPr/>
+          <w:p>
+            <w:pPr>
+              <w:pStyle w:val="Compact"/>
             </w:pPr>
             <w:r>
               <w:t xml:space="preserve">0012 spec accepts the 5-min window. Confirm there is no path for an already-tagged photo to re-emerge after revoke.</w:t>
@@ -2161,24 +2492,25 @@
       </w:tr>
       <w:tr>
         <w:tc>
-          <w:p>
-            <w:pPr>
-              <w:pStyle w:val="Compact"/>
-              <w:jc w:val="left"/>
+          <w:tcPr/>
+          <w:p>
+            <w:pPr>
+              <w:pStyle w:val="Compact"/>
             </w:pPr>
             <w:r>
               <w:rPr>
                 <w:b/>
+                <w:bCs/>
               </w:rPr>
               <w:t xml:space="preserve">MC-07</w:t>
             </w:r>
           </w:p>
         </w:tc>
         <w:tc>
-          <w:p>
-            <w:pPr>
-              <w:pStyle w:val="Compact"/>
-              <w:jc w:val="left"/>
+          <w:tcPr/>
+          <w:p>
+            <w:pPr>
+              <w:pStyle w:val="Compact"/>
             </w:pPr>
             <w:r>
               <w:t xml:space="preserve">Phase 5, all activation scenes</w:t>
@@ -2186,10 +2518,10 @@
           </w:p>
         </w:tc>
         <w:tc>
-          <w:p>
-            <w:pPr>
-              <w:pStyle w:val="Compact"/>
-              <w:jc w:val="left"/>
+          <w:tcPr/>
+          <w:p>
+            <w:pPr>
+              <w:pStyle w:val="Compact"/>
             </w:pPr>
             <w:r>
               <w:t xml:space="preserve">The activation hook fan-out (Papic seats / Live Stream slots / Monogram flag / etc.) must be</w:t>
@@ -2200,6 +2532,7 @@
             <w:r>
               <w:rPr>
                 <w:b/>
+                <w:bCs/>
               </w:rPr>
               <w:t xml:space="preserve">idempotent</w:t>
             </w:r>
@@ -2213,13 +2546,7 @@
               <w:t xml:space="preserve"> </w:t>
             </w:r>
             <w:r>
-              <w:t xml:space="preserve">“</w:t>
-            </w:r>
-            <w:r>
-              <w:t xml:space="preserve">Confirm payment</w:t>
-            </w:r>
-            <w:r>
-              <w:t xml:space="preserve">”</w:t>
+              <w:t xml:space="preserve">“Confirm payment”</w:t>
             </w:r>
             <w:r>
               <w:t xml:space="preserve"> </w:t>
@@ -2230,10 +2557,10 @@
           </w:p>
         </w:tc>
         <w:tc>
-          <w:p>
-            <w:pPr>
-              <w:pStyle w:val="Compact"/>
-              <w:jc w:val="left"/>
+          <w:tcPr/>
+          <w:p>
+            <w:pPr>
+              <w:pStyle w:val="Compact"/>
             </w:pPr>
             <w:r>
               <w:t xml:space="preserve">DB-level unique constraint on</w:t>
@@ -2255,24 +2582,25 @@
       </w:tr>
       <w:tr>
         <w:tc>
-          <w:p>
-            <w:pPr>
-              <w:pStyle w:val="Compact"/>
-              <w:jc w:val="left"/>
+          <w:tcPr/>
+          <w:p>
+            <w:pPr>
+              <w:pStyle w:val="Compact"/>
             </w:pPr>
             <w:r>
               <w:rPr>
                 <w:b/>
+                <w:bCs/>
               </w:rPr>
               <w:t xml:space="preserve">MC-08</w:t>
             </w:r>
           </w:p>
         </w:tc>
         <w:tc>
-          <w:p>
-            <w:pPr>
-              <w:pStyle w:val="Compact"/>
-              <w:jc w:val="left"/>
+          <w:tcPr/>
+          <w:p>
+            <w:pPr>
+              <w:pStyle w:val="Compact"/>
             </w:pPr>
             <w:r>
               <w:t xml:space="preserve">Phase 5, scene 5e</w:t>
@@ -2280,25 +2608,26 @@
           </w:p>
         </w:tc>
         <w:tc>
-          <w:p>
-            <w:pPr>
-              <w:pStyle w:val="Compact"/>
-              <w:jc w:val="left"/>
-            </w:pPr>
-            <w:r>
-              <w:t>Customer applies for Custom Monogram Pack AFTER 30 photos have already been captured and exported. Old exports were watermarked with Setnayan’s mark. Does buying the pack rewrite past exports, only future, or both?</w:t>
-            </w:r>
-          </w:p>
-        </w:tc>
-        <w:tc>
-          <w:p>
-            <w:pPr>
-              <w:pStyle w:val="Compact"/>
-              <w:jc w:val="left"/>
+          <w:tcPr/>
+          <w:p>
+            <w:pPr>
+              <w:pStyle w:val="Compact"/>
+            </w:pPr>
+            <w:r>
+              <w:t xml:space="preserve">Customer applies for Custom Monogram Pack AFTER 30 photos have already been captured and exported. Old exports were watermarked with Setnayan’s mark. Does buying the pack rewrite past exports, only future, or both?</w:t>
+            </w:r>
+          </w:p>
+        </w:tc>
+        <w:tc>
+          <w:tcPr/>
+          <w:p>
+            <w:pPr>
+              <w:pStyle w:val="Compact"/>
             </w:pPr>
             <w:r>
               <w:rPr>
                 <w:b/>
+                <w:bCs/>
               </w:rPr>
               <w:t xml:space="preserve">Decision:</w:t>
             </w:r>
@@ -2314,6 +2643,7 @@
             <w:r>
               <w:rPr>
                 <w:b/>
+                <w:bCs/>
               </w:rPr>
               <w:t xml:space="preserve">re-exported</w:t>
             </w:r>
@@ -2328,24 +2658,25 @@
       </w:tr>
       <w:tr>
         <w:tc>
-          <w:p>
-            <w:pPr>
-              <w:pStyle w:val="Compact"/>
-              <w:jc w:val="left"/>
+          <w:tcPr/>
+          <w:p>
+            <w:pPr>
+              <w:pStyle w:val="Compact"/>
             </w:pPr>
             <w:r>
               <w:rPr>
                 <w:b/>
+                <w:bCs/>
               </w:rPr>
               <w:t xml:space="preserve">MC-09</w:t>
             </w:r>
           </w:p>
         </w:tc>
         <w:tc>
-          <w:p>
-            <w:pPr>
-              <w:pStyle w:val="Compact"/>
-              <w:jc w:val="left"/>
+          <w:tcPr/>
+          <w:p>
+            <w:pPr>
+              <w:pStyle w:val="Compact"/>
             </w:pPr>
             <w:r>
               <w:t xml:space="preserve">Phase 5, scene 5g</w:t>
@@ -2353,10 +2684,10 @@
           </w:p>
         </w:tc>
         <w:tc>
-          <w:p>
-            <w:pPr>
-              <w:pStyle w:val="Compact"/>
-              <w:jc w:val="left"/>
+          <w:tcPr/>
+          <w:p>
+            <w:pPr>
+              <w:pStyle w:val="Compact"/>
             </w:pPr>
             <w:r>
               <w:t xml:space="preserve">Pro Camera Bridge purchase is multi-purchase. Customer buys 2. The grant binds to a</w:t>
@@ -2391,14 +2722,15 @@
           </w:p>
         </w:tc>
         <w:tc>
-          <w:p>
-            <w:pPr>
-              <w:pStyle w:val="Compact"/>
-              <w:jc w:val="left"/>
+          <w:tcPr/>
+          <w:p>
+            <w:pPr>
+              <w:pStyle w:val="Compact"/>
             </w:pPr>
             <w:r>
               <w:rPr>
                 <w:b/>
+                <w:bCs/>
               </w:rPr>
               <w:t xml:space="preserve">Decision:</w:t>
             </w:r>
@@ -2412,13 +2744,7 @@
               <w:t xml:space="preserve"> </w:t>
             </w:r>
             <w:r>
-              <w:t xml:space="preserve">“</w:t>
-            </w:r>
-            <w:r>
-              <w:t xml:space="preserve">2 of 2 bound</w:t>
-            </w:r>
-            <w:r>
-              <w:t xml:space="preserve">”</w:t>
+              <w:t xml:space="preserve">“2 of 2 bound”</w:t>
             </w:r>
             <w:r>
               <w:t xml:space="preserve"> </w:t>
@@ -2431,24 +2757,25 @@
       </w:tr>
       <w:tr>
         <w:tc>
-          <w:p>
-            <w:pPr>
-              <w:pStyle w:val="Compact"/>
-              <w:jc w:val="left"/>
+          <w:tcPr/>
+          <w:p>
+            <w:pPr>
+              <w:pStyle w:val="Compact"/>
             </w:pPr>
             <w:r>
               <w:rPr>
                 <w:b/>
+                <w:bCs/>
               </w:rPr>
               <w:t xml:space="preserve">MC-10</w:t>
             </w:r>
           </w:p>
         </w:tc>
         <w:tc>
-          <w:p>
-            <w:pPr>
-              <w:pStyle w:val="Compact"/>
-              <w:jc w:val="left"/>
+          <w:tcPr/>
+          <w:p>
+            <w:pPr>
+              <w:pStyle w:val="Compact"/>
             </w:pPr>
             <w:r>
               <w:t xml:space="preserve">Phase 6, scene 6a</w:t>
@@ -2456,10 +2783,10 @@
           </w:p>
         </w:tc>
         <w:tc>
-          <w:p>
-            <w:pPr>
-              <w:pStyle w:val="Compact"/>
-              <w:jc w:val="left"/>
+          <w:tcPr/>
+          <w:p>
+            <w:pPr>
+              <w:pStyle w:val="Compact"/>
             </w:pPr>
             <w:r>
               <w:t xml:space="preserve">Operator’s claim QR is a one-shot — once consumed, it can’t be re-used. If operator loses their phone mid-event, they need a re-issue path.</w:t>
@@ -2467,14 +2794,15 @@
           </w:p>
         </w:tc>
         <w:tc>
-          <w:p>
-            <w:pPr>
-              <w:pStyle w:val="Compact"/>
-              <w:jc w:val="left"/>
+          <w:tcPr/>
+          <w:p>
+            <w:pPr>
+              <w:pStyle w:val="Compact"/>
             </w:pPr>
             <w:r>
               <w:rPr>
                 <w:b/>
+                <w:bCs/>
               </w:rPr>
               <w:t xml:space="preserve">Decision (already in spec):</w:t>
             </w:r>
@@ -2488,13 +2816,7 @@
               <w:t xml:space="preserve"> </w:t>
             </w:r>
             <w:r>
-              <w:t xml:space="preserve">“</w:t>
-            </w:r>
-            <w:r>
-              <w:t xml:space="preserve">re-issue claim QR</w:t>
-            </w:r>
-            <w:r>
-              <w:t xml:space="preserve">”</w:t>
+              <w:t xml:space="preserve">“re-issue claim QR”</w:t>
             </w:r>
             <w:r>
               <w:t xml:space="preserve"> </w:t>
@@ -2507,24 +2829,25 @@
       </w:tr>
       <w:tr>
         <w:tc>
-          <w:p>
-            <w:pPr>
-              <w:pStyle w:val="Compact"/>
-              <w:jc w:val="left"/>
+          <w:tcPr/>
+          <w:p>
+            <w:pPr>
+              <w:pStyle w:val="Compact"/>
             </w:pPr>
             <w:r>
               <w:rPr>
                 <w:b/>
+                <w:bCs/>
               </w:rPr>
               <w:t xml:space="preserve">MC-11</w:t>
             </w:r>
           </w:p>
         </w:tc>
         <w:tc>
-          <w:p>
-            <w:pPr>
-              <w:pStyle w:val="Compact"/>
-              <w:jc w:val="left"/>
+          <w:tcPr/>
+          <w:p>
+            <w:pPr>
+              <w:pStyle w:val="Compact"/>
             </w:pPr>
             <w:r>
               <w:t xml:space="preserve">Phase 7, scene 7d</w:t>
@@ -2532,10 +2855,10 @@
           </w:p>
         </w:tc>
         <w:tc>
-          <w:p>
-            <w:pPr>
-              <w:pStyle w:val="Compact"/>
-              <w:jc w:val="left"/>
+          <w:tcPr/>
+          <w:p>
+            <w:pPr>
+              <w:pStyle w:val="Compact"/>
             </w:pPr>
             <w:r>
               <w:t xml:space="preserve">Table-QR fan-out is capped at 10 total tags per photo. Family-head table seats 16. Truncation rule (alphabetize by RSVP’d name, take first 10) plus a paparazzo-facing warning.</w:t>
@@ -2543,10 +2866,10 @@
           </w:p>
         </w:tc>
         <w:tc>
-          <w:p>
-            <w:pPr>
-              <w:pStyle w:val="Compact"/>
-              <w:jc w:val="left"/>
+          <w:tcPr/>
+          <w:p>
+            <w:pPr>
+              <w:pStyle w:val="Compact"/>
             </w:pPr>
             <w:r>
               <w:t xml:space="preserve">Existing CLAUDE.md gotcha #3. Verify the warning fires at scan time, not silently.</w:t>
@@ -2556,24 +2879,25 @@
       </w:tr>
       <w:tr>
         <w:tc>
-          <w:p>
-            <w:pPr>
-              <w:pStyle w:val="Compact"/>
-              <w:jc w:val="left"/>
+          <w:tcPr/>
+          <w:p>
+            <w:pPr>
+              <w:pStyle w:val="Compact"/>
             </w:pPr>
             <w:r>
               <w:rPr>
                 <w:b/>
+                <w:bCs/>
               </w:rPr>
               <w:t xml:space="preserve">MC-12</w:t>
             </w:r>
           </w:p>
         </w:tc>
         <w:tc>
-          <w:p>
-            <w:pPr>
-              <w:pStyle w:val="Compact"/>
-              <w:jc w:val="left"/>
+          <w:tcPr/>
+          <w:p>
+            <w:pPr>
+              <w:pStyle w:val="Compact"/>
             </w:pPr>
             <w:r>
               <w:t xml:space="preserve">Phase 7, scene 7e</w:t>
@@ -2581,19 +2905,13 @@
           </w:p>
         </w:tc>
         <w:tc>
-          <w:p>
-            <w:pPr>
-              <w:pStyle w:val="Compact"/>
-              <w:jc w:val="left"/>
-            </w:pPr>
-            <w:r>
-              <w:t xml:space="preserve">“</w:t>
-            </w:r>
-            <w:r>
-              <w:t xml:space="preserve">Untagged-still-delivered</w:t>
-            </w:r>
-            <w:r>
-              <w:t xml:space="preserve">”</w:t>
+          <w:tcPr/>
+          <w:p>
+            <w:pPr>
+              <w:pStyle w:val="Compact"/>
+            </w:pPr>
+            <w:r>
+              <w:t xml:space="preserve">“Untagged-still-delivered”</w:t>
             </w:r>
             <w:r>
               <w:t xml:space="preserve"> </w:t>
@@ -2607,6 +2925,7 @@
             <w:r>
               <w:rPr>
                 <w:i/>
+                <w:iCs/>
               </w:rPr>
               <w:t xml:space="preserve">suggested</w:t>
             </w:r>
@@ -2622,6 +2941,7 @@
             <w:r>
               <w:rPr>
                 <w:b/>
+                <w:bCs/>
               </w:rPr>
               <w:t xml:space="preserve">Yes.</w:t>
             </w:r>
@@ -2634,10 +2954,10 @@
           </w:p>
         </w:tc>
         <w:tc>
-          <w:p>
-            <w:pPr>
-              <w:pStyle w:val="Compact"/>
-              <w:jc w:val="left"/>
+          <w:tcPr/>
+          <w:p>
+            <w:pPr>
+              <w:pStyle w:val="Compact"/>
             </w:pPr>
             <w:r>
               <w:t xml:space="preserve">Existing CLAUDE.md gotcha #4. The HTML scene confirms gallery shows all photos regardless of tag state.</w:t>
@@ -2647,24 +2967,25 @@
       </w:tr>
       <w:tr>
         <w:tc>
-          <w:p>
-            <w:pPr>
-              <w:pStyle w:val="Compact"/>
-              <w:jc w:val="left"/>
+          <w:tcPr/>
+          <w:p>
+            <w:pPr>
+              <w:pStyle w:val="Compact"/>
             </w:pPr>
             <w:r>
               <w:rPr>
                 <w:b/>
+                <w:bCs/>
               </w:rPr>
               <w:t xml:space="preserve">MC-13</w:t>
             </w:r>
           </w:p>
         </w:tc>
         <w:tc>
-          <w:p>
-            <w:pPr>
-              <w:pStyle w:val="Compact"/>
-              <w:jc w:val="left"/>
+          <w:tcPr/>
+          <w:p>
+            <w:pPr>
+              <w:pStyle w:val="Compact"/>
             </w:pPr>
             <w:r>
               <w:t xml:space="preserve">Phase 7, scene 7f</w:t>
@@ -2672,10 +2993,10 @@
           </w:p>
         </w:tc>
         <w:tc>
-          <w:p>
-            <w:pPr>
-              <w:pStyle w:val="Compact"/>
-              <w:jc w:val="left"/>
+          <w:tcPr/>
+          <w:p>
+            <w:pPr>
+              <w:pStyle w:val="Compact"/>
             </w:pPr>
             <w:r>
               <w:t xml:space="preserve">Live Stream broadcaster opens the WebApp client. If Custom Monogram Pack was activated mid-stream, the broadcast composite needs to pick up the flag mid-event without restarting the stream.</w:t>
@@ -2683,10 +3004,10 @@
           </w:p>
         </w:tc>
         <w:tc>
-          <w:p>
-            <w:pPr>
-              <w:pStyle w:val="Compact"/>
-              <w:jc w:val="left"/>
+          <w:tcPr/>
+          <w:p>
+            <w:pPr>
+              <w:pStyle w:val="Compact"/>
             </w:pPr>
             <w:r>
               <w:t xml:space="preserve">Composite worker polls the event row every 30s and swaps the overlay asset on the next keyframe. Document this in 0011.</w:t>
@@ -2696,24 +3017,25 @@
       </w:tr>
       <w:tr>
         <w:tc>
-          <w:p>
-            <w:pPr>
-              <w:pStyle w:val="Compact"/>
-              <w:jc w:val="left"/>
+          <w:tcPr/>
+          <w:p>
+            <w:pPr>
+              <w:pStyle w:val="Compact"/>
             </w:pPr>
             <w:r>
               <w:rPr>
                 <w:b/>
+                <w:bCs/>
               </w:rPr>
               <w:t xml:space="preserve">MC-14</w:t>
             </w:r>
           </w:p>
         </w:tc>
         <w:tc>
-          <w:p>
-            <w:pPr>
-              <w:pStyle w:val="Compact"/>
-              <w:jc w:val="left"/>
+          <w:tcPr/>
+          <w:p>
+            <w:pPr>
+              <w:pStyle w:val="Compact"/>
             </w:pPr>
             <w:r>
               <w:t xml:space="preserve">Phase 8, scene 8a</w:t>
@@ -2721,10 +3043,10 @@
           </w:p>
         </w:tc>
         <w:tc>
-          <w:p>
-            <w:pPr>
-              <w:pStyle w:val="Compact"/>
-              <w:jc w:val="left"/>
+          <w:tcPr/>
+          <w:p>
+            <w:pPr>
+              <w:pStyle w:val="Compact"/>
             </w:pPr>
             <w:r>
               <w:t xml:space="preserve">7-day review window blocks public unlock. But Papic operators see</w:t>
@@ -2733,13 +3055,7 @@
               <w:t xml:space="preserve"> </w:t>
             </w:r>
             <w:r>
-              <w:t xml:space="preserve">“</w:t>
-            </w:r>
-            <w:r>
-              <w:t xml:space="preserve">their own contributions</w:t>
-            </w:r>
-            <w:r>
-              <w:t xml:space="preserve">”</w:t>
+              <w:t xml:space="preserve">“their own contributions”</w:t>
             </w:r>
             <w:r>
               <w:t xml:space="preserve"> </w:t>
@@ -2750,14 +3066,15 @@
           </w:p>
         </w:tc>
         <w:tc>
-          <w:p>
-            <w:pPr>
-              <w:pStyle w:val="Compact"/>
-              <w:jc w:val="left"/>
+          <w:tcPr/>
+          <w:p>
+            <w:pPr>
+              <w:pStyle w:val="Compact"/>
             </w:pPr>
             <w:r>
               <w:rPr>
                 <w:b/>
+                <w:bCs/>
               </w:rPr>
               <w:t xml:space="preserve">Decision:</w:t>
             </w:r>
@@ -2771,13 +3088,7 @@
               <w:t xml:space="preserve"> </w:t>
             </w:r>
             <w:r>
-              <w:t xml:space="preserve">“</w:t>
-            </w:r>
-            <w:r>
-              <w:t xml:space="preserve">my contributions</w:t>
-            </w:r>
-            <w:r>
-              <w:t xml:space="preserve">”</w:t>
+              <w:t xml:space="preserve">“my contributions”</w:t>
             </w:r>
             <w:r>
               <w:t xml:space="preserve"> </w:t>
@@ -2790,24 +3101,25 @@
       </w:tr>
       <w:tr>
         <w:tc>
-          <w:p>
-            <w:pPr>
-              <w:pStyle w:val="Compact"/>
-              <w:jc w:val="left"/>
+          <w:tcPr/>
+          <w:p>
+            <w:pPr>
+              <w:pStyle w:val="Compact"/>
             </w:pPr>
             <w:r>
               <w:rPr>
                 <w:b/>
+                <w:bCs/>
               </w:rPr>
               <w:t xml:space="preserve">MC-15</w:t>
             </w:r>
           </w:p>
         </w:tc>
         <w:tc>
-          <w:p>
-            <w:pPr>
-              <w:pStyle w:val="Compact"/>
-              <w:jc w:val="left"/>
+          <w:tcPr/>
+          <w:p>
+            <w:pPr>
+              <w:pStyle w:val="Compact"/>
             </w:pPr>
             <w:r>
               <w:t xml:space="preserve">Phase 8, scene 8d</w:t>
@@ -2815,10 +3127,10 @@
           </w:p>
         </w:tc>
         <w:tc>
-          <w:p>
-            <w:pPr>
-              <w:pStyle w:val="Compact"/>
-              <w:jc w:val="left"/>
+          <w:tcPr/>
+          <w:p>
+            <w:pPr>
+              <w:pStyle w:val="Compact"/>
             </w:pPr>
             <w:r>
               <w:t xml:space="preserve">Personal Reel render — guest selects 4 photos from their tagged set. One of those photos was hidden by the couple during the 7-day review. Render-time validator must reject the hidden photo.</w:t>
@@ -2826,10 +3138,10 @@
           </w:p>
         </w:tc>
         <w:tc>
-          <w:p>
-            <w:pPr>
-              <w:pStyle w:val="Compact"/>
-              <w:jc w:val="left"/>
+          <w:tcPr/>
+          <w:p>
+            <w:pPr>
+              <w:pStyle w:val="Compact"/>
             </w:pPr>
             <w:r>
               <w:rPr>
@@ -2860,24 +3172,25 @@
       </w:tr>
       <w:tr>
         <w:tc>
-          <w:p>
-            <w:pPr>
-              <w:pStyle w:val="Compact"/>
-              <w:jc w:val="left"/>
+          <w:tcPr/>
+          <w:p>
+            <w:pPr>
+              <w:pStyle w:val="Compact"/>
             </w:pPr>
             <w:r>
               <w:rPr>
                 <w:b/>
+                <w:bCs/>
               </w:rPr>
               <w:t xml:space="preserve">MC-16</w:t>
             </w:r>
           </w:p>
         </w:tc>
         <w:tc>
-          <w:p>
-            <w:pPr>
-              <w:pStyle w:val="Compact"/>
-              <w:jc w:val="left"/>
+          <w:tcPr/>
+          <w:p>
+            <w:pPr>
+              <w:pStyle w:val="Compact"/>
             </w:pPr>
             <w:r>
               <w:t xml:space="preserve">Phase 8, scene 8f</w:t>
@@ -2885,10 +3198,10 @@
           </w:p>
         </w:tc>
         <w:tc>
-          <w:p>
-            <w:pPr>
-              <w:pStyle w:val="Compact"/>
-              <w:jc w:val="left"/>
+          <w:tcPr/>
+          <w:p>
+            <w:pPr>
+              <w:pStyle w:val="Compact"/>
             </w:pPr>
             <w:r>
               <w:t xml:space="preserve">30-day post-download compression rule — applies on a per-file basis. If multiple guests download the same photo, which download timestamp anchors the 30-day timer?</w:t>
@@ -2896,14 +3209,15 @@
           </w:p>
         </w:tc>
         <w:tc>
-          <w:p>
-            <w:pPr>
-              <w:pStyle w:val="Compact"/>
-              <w:jc w:val="left"/>
+          <w:tcPr/>
+          <w:p>
+            <w:pPr>
+              <w:pStyle w:val="Compact"/>
             </w:pPr>
             <w:r>
               <w:rPr>
                 <w:b/>
+                <w:bCs/>
               </w:rPr>
               <w:t xml:space="preserve">Decision:</w:t>
             </w:r>
@@ -2913,6 +3227,7 @@
             <w:r>
               <w:rPr>
                 <w:b/>
+                <w:bCs/>
               </w:rPr>
               <w:t xml:space="preserve">first</w:t>
             </w:r>
@@ -2927,24 +3242,25 @@
       </w:tr>
       <w:tr>
         <w:tc>
-          <w:p>
-            <w:pPr>
-              <w:pStyle w:val="Compact"/>
-              <w:jc w:val="left"/>
+          <w:tcPr/>
+          <w:p>
+            <w:pPr>
+              <w:pStyle w:val="Compact"/>
             </w:pPr>
             <w:r>
               <w:rPr>
                 <w:b/>
+                <w:bCs/>
               </w:rPr>
               <w:t xml:space="preserve">MC-17</w:t>
             </w:r>
           </w:p>
         </w:tc>
         <w:tc>
-          <w:p>
-            <w:pPr>
-              <w:pStyle w:val="Compact"/>
-              <w:jc w:val="left"/>
+          <w:tcPr/>
+          <w:p>
+            <w:pPr>
+              <w:pStyle w:val="Compact"/>
             </w:pPr>
             <w:r>
               <w:t xml:space="preserve">Phase 8, scene 8g</w:t>
@@ -2952,10 +3268,10 @@
           </w:p>
         </w:tc>
         <w:tc>
-          <w:p>
-            <w:pPr>
-              <w:pStyle w:val="Compact"/>
-              <w:jc w:val="left"/>
+          <w:tcPr/>
+          <w:p>
+            <w:pPr>
+              <w:pStyle w:val="Compact"/>
             </w:pPr>
             <w:r>
               <w:t xml:space="preserve">AI Edited Highlight (₱5,000, 3-min) — pulls from broadcast clips + Papic photos. If the couple hid photos in review, the AI render must respect that. Same rule as MC-15 but at the AI-input layer.</w:t>
@@ -2963,10 +3279,10 @@
           </w:p>
         </w:tc>
         <w:tc>
-          <w:p>
-            <w:pPr>
-              <w:pStyle w:val="Compact"/>
-              <w:jc w:val="left"/>
+          <w:tcPr/>
+          <w:p>
+            <w:pPr>
+              <w:pStyle w:val="Compact"/>
             </w:pPr>
             <w:r>
               <w:t xml:space="preserve">The render pipeline reuses the same</w:t>
@@ -3005,15 +3321,15 @@
         </w:pict>
       </w:r>
     </w:p>
+    <w:bookmarkEnd w:id="14"/>
+    <w:bookmarkStart w:id="15" w:name="what-the-html-actually-shows"/>
     <w:p>
       <w:pPr>
         <w:pStyle w:val="Heading2"/>
       </w:pPr>
-      <w:bookmarkStart w:id="26" w:name="what-the-html-actually-shows"/>
       <w:r>
         <w:t xml:space="preserve">6. What the HTML actually shows</w:t>
       </w:r>
-      <w:bookmarkEnd w:id="26"/>
     </w:p>
     <w:p>
       <w:pPr>
@@ -3040,6 +3356,7 @@
       <w:r>
         <w:rPr>
           <w:b/>
+          <w:bCs/>
         </w:rPr>
         <w:t xml:space="preserve">Phase 1, Scene 1a</w:t>
       </w:r>
@@ -3049,170 +3366,178 @@
     </w:p>
     <w:p>
       <w:pPr>
+        <w:pStyle w:val="Compact"/>
         <w:numPr>
           <w:ilvl w:val="0"/>
           <w:numId w:val="1001"/>
         </w:numPr>
+      </w:pPr>
+      <w:r>
+        <w:rPr>
+          <w:b/>
+          <w:bCs/>
+        </w:rPr>
+        <w:t xml:space="preserve">Phase tabs</w:t>
+      </w:r>
+      <w:r>
+        <w:t xml:space="preserve"> </w:t>
+      </w:r>
+      <w:r>
+        <w:t xml:space="preserve">(1–8) for jumping between phases</w:t>
+      </w:r>
+    </w:p>
+    <w:p>
+      <w:pPr>
         <w:pStyle w:val="Compact"/>
-      </w:pPr>
-      <w:r>
-        <w:rPr>
-          <w:b/>
-        </w:rPr>
-        <w:t xml:space="preserve">Phase tabs</w:t>
-      </w:r>
-      <w:r>
-        <w:t xml:space="preserve"> </w:t>
-      </w:r>
-      <w:r>
-        <w:t xml:space="preserve">(1–8) for jumping between phases</w:t>
-      </w:r>
-    </w:p>
-    <w:p>
-      <w:pPr>
         <w:numPr>
           <w:ilvl w:val="0"/>
           <w:numId w:val="1001"/>
         </w:numPr>
+      </w:pPr>
+      <w:r>
+        <w:rPr>
+          <w:b/>
+          <w:bCs/>
+        </w:rPr>
+        <w:t xml:space="preserve">Scene stepper</w:t>
+      </w:r>
+      <w:r>
+        <w:t xml:space="preserve"> </w:t>
+      </w:r>
+      <w:r>
+        <w:t xml:space="preserve">for moving within a phase</w:t>
+      </w:r>
+    </w:p>
+    <w:p>
+      <w:pPr>
         <w:pStyle w:val="Compact"/>
-      </w:pPr>
-      <w:r>
-        <w:rPr>
-          <w:b/>
-        </w:rPr>
-        <w:t xml:space="preserve">Scene stepper</w:t>
-      </w:r>
-      <w:r>
-        <w:t xml:space="preserve"> </w:t>
-      </w:r>
-      <w:r>
-        <w:t xml:space="preserve">for moving within a phase</w:t>
-      </w:r>
-    </w:p>
-    <w:p>
-      <w:pPr>
         <w:numPr>
           <w:ilvl w:val="0"/>
           <w:numId w:val="1001"/>
         </w:numPr>
+      </w:pPr>
+      <w:r>
+        <w:rPr>
+          <w:b/>
+          <w:bCs/>
+        </w:rPr>
+        <w:t xml:space="preserve">Viewport toggle</w:t>
+      </w:r>
+      <w:r>
+        <w:t xml:space="preserve"> </w:t>
+      </w:r>
+      <w:r>
+        <w:t xml:space="preserve">(Desktop / Mobile / Both)</w:t>
+      </w:r>
+    </w:p>
+    <w:p>
+      <w:pPr>
         <w:pStyle w:val="Compact"/>
-      </w:pPr>
-      <w:r>
-        <w:rPr>
-          <w:b/>
-        </w:rPr>
-        <w:t xml:space="preserve">Viewport toggle</w:t>
-      </w:r>
-      <w:r>
-        <w:t xml:space="preserve"> </w:t>
-      </w:r>
-      <w:r>
-        <w:t xml:space="preserve">(Desktop / Mobile / Both)</w:t>
-      </w:r>
-    </w:p>
-    <w:p>
-      <w:pPr>
         <w:numPr>
           <w:ilvl w:val="0"/>
           <w:numId w:val="1001"/>
         </w:numPr>
+      </w:pPr>
+      <w:r>
+        <w:rPr>
+          <w:b/>
+          <w:bCs/>
+        </w:rPr>
+        <w:t xml:space="preserve">Misconnection Watch</w:t>
+      </w:r>
+      <w:r>
+        <w:t xml:space="preserve"> </w:t>
+      </w:r>
+      <w:r>
+        <w:t xml:space="preserve">sidebar (collapsible) listing MC-01 through MC-17 with click-jump</w:t>
+      </w:r>
+    </w:p>
+    <w:p>
+      <w:pPr>
+        <w:pStyle w:val="FirstParagraph"/>
+      </w:pPr>
+      <w:r>
+        <w:t xml:space="preserve">Each scene shows:</w:t>
+      </w:r>
+    </w:p>
+    <w:p>
+      <w:pPr>
         <w:pStyle w:val="Compact"/>
-      </w:pPr>
-      <w:r>
-        <w:rPr>
-          <w:b/>
-        </w:rPr>
-        <w:t xml:space="preserve">Misconnection Watch</w:t>
-      </w:r>
-      <w:r>
-        <w:t xml:space="preserve"> </w:t>
-      </w:r>
-      <w:r>
-        <w:t xml:space="preserve">sidebar (collapsible) listing MC-01 through MC-17 with click-jump</w:t>
-      </w:r>
-    </w:p>
-    <w:p>
-      <w:pPr>
-        <w:pStyle w:val="FirstParagraph"/>
-      </w:pPr>
-      <w:r>
-        <w:t xml:space="preserve">Each scene shows:</w:t>
-      </w:r>
-    </w:p>
-    <w:p>
-      <w:pPr>
         <w:numPr>
           <w:ilvl w:val="0"/>
           <w:numId w:val="1002"/>
         </w:numPr>
+      </w:pPr>
+      <w:r>
+        <w:rPr>
+          <w:b/>
+          <w:bCs/>
+        </w:rPr>
+        <w:t xml:space="preserve">Actor frames</w:t>
+      </w:r>
+      <w:r>
+        <w:t xml:space="preserve"> </w:t>
+      </w:r>
+      <w:r>
+        <w:t xml:space="preserve">(browser-chrome desktop and / or iPhone-shaped mobile) for whichever actors are active in that scene</w:t>
+      </w:r>
+    </w:p>
+    <w:p>
+      <w:pPr>
         <w:pStyle w:val="Compact"/>
-      </w:pPr>
-      <w:r>
-        <w:rPr>
-          <w:b/>
-        </w:rPr>
-        <w:t xml:space="preserve">Actor frames</w:t>
-      </w:r>
-      <w:r>
-        <w:t xml:space="preserve"> </w:t>
-      </w:r>
-      <w:r>
-        <w:t xml:space="preserve">(browser-chrome desktop and / or iPhone-shaped mobile) for whichever actors are active in that scene</w:t>
-      </w:r>
-    </w:p>
-    <w:p>
-      <w:pPr>
         <w:numPr>
           <w:ilvl w:val="0"/>
           <w:numId w:val="1002"/>
         </w:numPr>
+      </w:pPr>
+      <w:r>
+        <w:rPr>
+          <w:b/>
+          <w:bCs/>
+        </w:rPr>
+        <w:t xml:space="preserve">Inline annotations</w:t>
+      </w:r>
+      <w:r>
+        <w:t xml:space="preserve"> </w:t>
+      </w:r>
+      <w:r>
+        <w:t xml:space="preserve">explaining what just happened server-side</w:t>
+      </w:r>
+    </w:p>
+    <w:p>
+      <w:pPr>
         <w:pStyle w:val="Compact"/>
-      </w:pPr>
-      <w:r>
-        <w:rPr>
-          <w:b/>
-        </w:rPr>
-        <w:t xml:space="preserve">Inline annotations</w:t>
-      </w:r>
-      <w:r>
-        <w:t xml:space="preserve"> </w:t>
-      </w:r>
-      <w:r>
-        <w:t xml:space="preserve">explaining what just happened server-side</w:t>
-      </w:r>
-    </w:p>
-    <w:p>
-      <w:pPr>
         <w:numPr>
           <w:ilvl w:val="0"/>
           <w:numId w:val="1002"/>
         </w:numPr>
+      </w:pPr>
+      <w:r>
+        <w:rPr>
+          <w:b/>
+          <w:bCs/>
+        </w:rPr>
+        <w:t xml:space="preserve">Data-flow arrows</w:t>
+      </w:r>
+      <w:r>
+        <w:t xml:space="preserve"> </w:t>
+      </w:r>
+      <w:r>
+        <w:t xml:space="preserve">between frames where the scene crosses an actor boundary</w:t>
+      </w:r>
+    </w:p>
+    <w:p>
+      <w:pPr>
         <w:pStyle w:val="Compact"/>
-      </w:pPr>
-      <w:r>
-        <w:rPr>
-          <w:b/>
-        </w:rPr>
-        <w:t xml:space="preserve">Data-flow arrows</w:t>
-      </w:r>
-      <w:r>
-        <w:t xml:space="preserve"> </w:t>
-      </w:r>
-      <w:r>
-        <w:t xml:space="preserve">between frames where the scene crosses an actor boundary</w:t>
-      </w:r>
-    </w:p>
-    <w:p>
-      <w:pPr>
         <w:numPr>
           <w:ilvl w:val="0"/>
           <w:numId w:val="1002"/>
         </w:numPr>
-        <w:pStyle w:val="Compact"/>
       </w:pPr>
       <w:r>
         <w:rPr>
           <w:b/>
+          <w:bCs/>
         </w:rPr>
         <w:t xml:space="preserve">Red flag badges</w:t>
       </w:r>
@@ -3280,83 +3605,85 @@
         </w:pict>
       </w:r>
     </w:p>
+    <w:bookmarkEnd w:id="15"/>
+    <w:bookmarkStart w:id="16" w:name="how-to-use-this-for-the-wiring-check"/>
     <w:p>
       <w:pPr>
         <w:pStyle w:val="Heading2"/>
       </w:pPr>
-      <w:bookmarkStart w:id="27" w:name="how-to-use-this-for-the-wiring-check"/>
       <w:r>
         <w:t xml:space="preserve">7. How to use this for the wiring check</w:t>
       </w:r>
-      <w:bookmarkEnd w:id="27"/>
-    </w:p>
-    <w:p>
-      <w:pPr>
+    </w:p>
+    <w:p>
+      <w:pPr>
+        <w:pStyle w:val="Compact"/>
         <w:numPr>
           <w:ilvl w:val="0"/>
           <w:numId w:val="1003"/>
         </w:numPr>
+      </w:pPr>
+      <w:r>
+        <w:t xml:space="preserve">Open the HTML. Walk Phase 1 → 8 in order, end-to-end.</w:t>
+      </w:r>
+      <w:r>
+        <w:t xml:space="preserve"> </w:t>
+      </w:r>
+      <w:r>
+        <w:rPr>
+          <w:b/>
+          <w:bCs/>
+        </w:rPr>
+        <w:t xml:space="preserve">Don’t skip scenes.</w:t>
+      </w:r>
+    </w:p>
+    <w:p>
+      <w:pPr>
         <w:pStyle w:val="Compact"/>
-      </w:pPr>
-      <w:r>
-        <w:t xml:space="preserve">Open the HTML. Walk Phase 1 → 8 in order, end-to-end.</w:t>
-      </w:r>
-      <w:r>
-        <w:t xml:space="preserve"> </w:t>
-      </w:r>
-      <w:r>
-        <w:rPr>
-          <w:b/>
-        </w:rPr>
-        <w:t xml:space="preserve">Don’t skip scenes.</w:t>
-      </w:r>
-    </w:p>
-    <w:p>
-      <w:pPr>
         <w:numPr>
           <w:ilvl w:val="0"/>
           <w:numId w:val="1003"/>
         </w:numPr>
+      </w:pPr>
+      <w:r>
+        <w:t xml:space="preserve">Each red flag, open the sidebar note. Verify the mitigation matches what the relevant iteration’s spec already says.</w:t>
+      </w:r>
+    </w:p>
+    <w:p>
+      <w:pPr>
         <w:pStyle w:val="Compact"/>
-      </w:pPr>
-      <w:r>
-        <w:t xml:space="preserve">Each red flag, open the sidebar note. Verify the mitigation matches what the relevant iteration’s spec already says.</w:t>
-      </w:r>
-    </w:p>
-    <w:p>
-      <w:pPr>
         <w:numPr>
           <w:ilvl w:val="0"/>
           <w:numId w:val="1003"/>
         </w:numPr>
+      </w:pPr>
+      <w:r>
+        <w:t xml:space="preserve">Anywhere mitigation is incomplete or absent in the spec, update the spec</w:t>
+      </w:r>
+      <w:r>
+        <w:t xml:space="preserve"> </w:t>
+      </w:r>
+      <w:r>
+        <w:rPr>
+          <w:b/>
+          <w:bCs/>
+        </w:rPr>
+        <w:t xml:space="preserve">before</w:t>
+      </w:r>
+      <w:r>
+        <w:t xml:space="preserve"> </w:t>
+      </w:r>
+      <w:r>
+        <w:t xml:space="preserve">code begins.</w:t>
+      </w:r>
+    </w:p>
+    <w:p>
+      <w:pPr>
         <w:pStyle w:val="Compact"/>
-      </w:pPr>
-      <w:r>
-        <w:t xml:space="preserve">Anywhere mitigation is incomplete or absent in the spec, update the spec</w:t>
-      </w:r>
-      <w:r>
-        <w:t xml:space="preserve"> </w:t>
-      </w:r>
-      <w:r>
-        <w:rPr>
-          <w:b/>
-        </w:rPr>
-        <w:t xml:space="preserve">before</w:t>
-      </w:r>
-      <w:r>
-        <w:t xml:space="preserve"> </w:t>
-      </w:r>
-      <w:r>
-        <w:t xml:space="preserve">code begins.</w:t>
-      </w:r>
-    </w:p>
-    <w:p>
-      <w:pPr>
         <w:numPr>
           <w:ilvl w:val="0"/>
           <w:numId w:val="1003"/>
         </w:numPr>
-        <w:pStyle w:val="Compact"/>
       </w:pPr>
       <w:r>
         <w:t xml:space="preserve">After the walk, the misconnection log in §5 should have zero open items.</w:t>
@@ -3375,6 +3702,7 @@
       <w:r>
         <w:rPr>
           <w:b/>
+          <w:bCs/>
         </w:rPr>
         <w:t xml:space="preserve">before</w:t>
       </w:r>
@@ -3392,86 +3720,86 @@
         </w:pict>
       </w:r>
     </w:p>
+    <w:bookmarkEnd w:id="16"/>
+    <w:bookmarkStart w:id="17" w:name="Xf7612ebb5276809c709de8a86fdf693bd3566c4"/>
     <w:p>
       <w:pPr>
         <w:pStyle w:val="Heading2"/>
       </w:pPr>
-      <w:bookmarkStart w:id="28" w:name="Xf7612ebb5276809c709de8a86fdf693bd3566c4"/>
       <w:r>
         <w:t xml:space="preserve">8. What this prototype intentionally does NOT show</w:t>
       </w:r>
-      <w:bookmarkEnd w:id="28"/>
-    </w:p>
-    <w:p>
-      <w:pPr>
+    </w:p>
+    <w:p>
+      <w:pPr>
+        <w:pStyle w:val="Compact"/>
         <w:numPr>
           <w:ilvl w:val="0"/>
           <w:numId w:val="1004"/>
         </w:numPr>
+      </w:pPr>
+      <w:r>
+        <w:t xml:space="preserve">Internal admin tooling (vendor verification queue UI, payment-confirmation UI) — those land in their own iteration when admin tooling formalizes.</w:t>
+      </w:r>
+    </w:p>
+    <w:p>
+      <w:pPr>
         <w:pStyle w:val="Compact"/>
-      </w:pPr>
-      <w:r>
-        <w:t xml:space="preserve">Internal admin tooling (vendor verification queue UI, payment-confirmation UI) — those land in their own iteration when admin tooling formalizes.</w:t>
-      </w:r>
-    </w:p>
-    <w:p>
-      <w:pPr>
         <w:numPr>
           <w:ilvl w:val="0"/>
           <w:numId w:val="1004"/>
         </w:numPr>
+      </w:pPr>
+      <w:r>
+        <w:t xml:space="preserve">Failure modes for PayMongo / bank-transfer disputes — payment failure is a backend concern, not an interaction-wiring concern.</w:t>
+      </w:r>
+    </w:p>
+    <w:p>
+      <w:pPr>
         <w:pStyle w:val="Compact"/>
-      </w:pPr>
-      <w:r>
-        <w:t xml:space="preserve">Failure modes for PayMongo / bank-transfer disputes — payment failure is a backend concern, not an interaction-wiring concern.</w:t>
-      </w:r>
-    </w:p>
-    <w:p>
-      <w:pPr>
         <w:numPr>
           <w:ilvl w:val="0"/>
           <w:numId w:val="1004"/>
         </w:numPr>
+      </w:pPr>
+      <w:r>
+        <w:t xml:space="preserve">Din (Phase 3 supplier app) — V2 scope per existing memory.</w:t>
+      </w:r>
+    </w:p>
+    <w:p>
+      <w:pPr>
         <w:pStyle w:val="Compact"/>
-      </w:pPr>
-      <w:r>
-        <w:t>Din (Phase 3 supplier app) — V2 scope per existing memory.</w:t>
-      </w:r>
-    </w:p>
-    <w:p>
-      <w:pPr>
         <w:numPr>
           <w:ilvl w:val="0"/>
           <w:numId w:val="1004"/>
         </w:numPr>
+      </w:pPr>
+      <w:r>
+        <w:t xml:space="preserve">Coordinator full surface — coordinator app is deferred per existing CLAUDE.md decision log (only</w:t>
+      </w:r>
+      <w:r>
+        <w:t xml:space="preserve"> </w:t>
+      </w:r>
+      <w:r>
+        <w:rPr>
+          <w:rStyle w:val="VerbatimChar"/>
+        </w:rPr>
+        <w:t xml:space="preserve">0019</w:t>
+      </w:r>
+      <w:r>
+        <w:t xml:space="preserve"> </w:t>
+      </w:r>
+      <w:r>
+        <w:t xml:space="preserve">per-thread join permission ships in V1).</w:t>
+      </w:r>
+    </w:p>
+    <w:p>
+      <w:pPr>
         <w:pStyle w:val="Compact"/>
-      </w:pPr>
-      <w:r>
-        <w:t xml:space="preserve">Coordinator full surface — coordinator app is deferred per existing CLAUDE.md decision log (only</w:t>
-      </w:r>
-      <w:r>
-        <w:t xml:space="preserve"> </w:t>
-      </w:r>
-      <w:r>
-        <w:rPr>
-          <w:rStyle w:val="VerbatimChar"/>
-        </w:rPr>
-        <w:t xml:space="preserve">0019</w:t>
-      </w:r>
-      <w:r>
-        <w:t xml:space="preserve"> </w:t>
-      </w:r>
-      <w:r>
-        <w:t xml:space="preserve">per-thread join permission ships in V1).</w:t>
-      </w:r>
-    </w:p>
-    <w:p>
-      <w:pPr>
         <w:numPr>
           <w:ilvl w:val="0"/>
           <w:numId w:val="1004"/>
         </w:numPr>
-        <w:pStyle w:val="Compact"/>
       </w:pPr>
       <w:r>
         <w:t xml:space="preserve">All-Guest Unlock tier, Native Pro Capture Pack, AI Top-50, Live Photo Wall, Photo Mission, cross-paparazzo dedup, BYO music — all explicitly V2 per CLAUDE.md</w:t>
@@ -3480,13 +3808,7 @@
         <w:t xml:space="preserve"> </w:t>
       </w:r>
       <w:r>
-        <w:t xml:space="preserve">“</w:t>
-      </w:r>
-      <w:r>
-        <w:t xml:space="preserve">What’s NOT in V1.</w:t>
-      </w:r>
-      <w:r>
-        <w:t xml:space="preserve">”</w:t>
+        <w:t xml:space="preserve">“What’s NOT in V1.”</w:t>
       </w:r>
     </w:p>
     <w:p>
@@ -3496,15 +3818,15 @@
         </w:pict>
       </w:r>
     </w:p>
+    <w:bookmarkEnd w:id="17"/>
+    <w:bookmarkStart w:id="23" w:name="X401075e6723969b9c6eeb71469eeba162468700"/>
     <w:p>
       <w:pPr>
         <w:pStyle w:val="Heading2"/>
       </w:pPr>
-      <w:bookmarkStart w:id="29" w:name="X401075e6723969b9c6eeb71469eeba162468700"/>
       <w:r>
         <w:t xml:space="preserve">9. The wiring architecture — how to connect everything properly</w:t>
       </w:r>
-      <w:bookmarkEnd w:id="29"/>
     </w:p>
     <w:p>
       <w:pPr>
@@ -3514,15 +3836,14 @@
         <w:t xml:space="preserve">The misconnection log (§5) is the defensive half of this document. This section is the prescriptive half: the architectural rules that, if followed across iterations 0000–0019, keep every feature reachable, every action traceable, and every cross-iteration handoff predictable.</w:t>
       </w:r>
     </w:p>
+    <w:bookmarkStart w:id="18" w:name="the-10-wiring-principles"/>
     <w:p>
       <w:pPr>
         <w:pStyle w:val="Heading3"/>
       </w:pPr>
-      <w:bookmarkStart w:id="30" w:name="the-10-wiring-principles"/>
       <w:r>
         <w:t xml:space="preserve">9.1 The 10 wiring principles</w:t>
       </w:r>
-      <w:bookmarkEnd w:id="30"/>
     </w:p>
     <w:p>
       <w:pPr>
@@ -3531,6 +3852,7 @@
       <w:r>
         <w:rPr>
           <w:b/>
+          <w:bCs/>
         </w:rPr>
         <w:t xml:space="preserve">P1 — One canonical entry per actor.</w:t>
       </w:r>
@@ -3584,12 +3906,14 @@
       <w:r>
         <w:rPr>
           <w:b/>
+          <w:bCs/>
         </w:rPr>
         <w:t xml:space="preserve">P2 — One canonical key:</w:t>
       </w:r>
       <w:r>
         <w:rPr>
           <w:b/>
+          <w:bCs/>
         </w:rPr>
         <w:t xml:space="preserve"> </w:t>
       </w:r>
@@ -3597,12 +3921,14 @@
         <w:rPr>
           <w:rStyle w:val="VerbatimChar"/>
           <w:b/>
+          <w:bCs/>
         </w:rPr>
         <w:t xml:space="preserve">event_id</w:t>
       </w:r>
       <w:r>
         <w:rPr>
           <w:b/>
+          <w:bCs/>
         </w:rPr>
         <w:t xml:space="preserve">.</w:t>
       </w:r>
@@ -3632,6 +3958,7 @@
       <w:r>
         <w:rPr>
           <w:b/>
+          <w:bCs/>
         </w:rPr>
         <w:t xml:space="preserve">P3 — One append-only activity log.</w:t>
       </w:r>
@@ -3661,6 +3988,7 @@
       <w:r>
         <w:rPr>
           <w:b/>
+          <w:bCs/>
         </w:rPr>
         <w:t xml:space="preserve">P4 — One apply-then-pay rail.</w:t>
       </w:r>
@@ -3693,6 +4021,7 @@
       <w:r>
         <w:rPr>
           <w:b/>
+          <w:bCs/>
         </w:rPr>
         <w:t xml:space="preserve">P5 — Activation hooks live in one registry.</w:t>
       </w:r>
@@ -3718,13 +4047,7 @@
         <w:t xml:space="preserve"> </w:t>
       </w:r>
       <w:r>
-        <w:t xml:space="preserve">“</w:t>
-      </w:r>
-      <w:r>
-        <w:t xml:space="preserve">Confirm payment</w:t>
-      </w:r>
-      <w:r>
-        <w:t xml:space="preserve">”</w:t>
+        <w:t xml:space="preserve">“Confirm payment”</w:t>
       </w:r>
       <w:r>
         <w:t xml:space="preserve"> </w:t>
@@ -3767,6 +4090,7 @@
       <w:r>
         <w:rPr>
           <w:b/>
+          <w:bCs/>
         </w:rPr>
         <w:t xml:space="preserve">P6 — Event-scoped feature flags.</w:t>
       </w:r>
@@ -3835,6 +4159,7 @@
       <w:r>
         <w:rPr>
           <w:b/>
+          <w:bCs/>
         </w:rPr>
         <w:t xml:space="preserve">P7 — One chat thread per pair, per event.</w:t>
       </w:r>
@@ -3882,6 +4207,7 @@
       <w:r>
         <w:rPr>
           <w:b/>
+          <w:bCs/>
         </w:rPr>
         <w:t xml:space="preserve">P8 — Three canonical access tiers.</w:t>
       </w:r>
@@ -3897,6 +4223,7 @@
       <w:r>
         <w:rPr>
           <w:b/>
+          <w:bCs/>
         </w:rPr>
         <w:t xml:space="preserve">owner</w:t>
       </w:r>
@@ -3912,6 +4239,7 @@
       <w:r>
         <w:rPr>
           <w:b/>
+          <w:bCs/>
         </w:rPr>
         <w:t xml:space="preserve">participant</w:t>
       </w:r>
@@ -3927,6 +4255,7 @@
       <w:r>
         <w:rPr>
           <w:b/>
+          <w:bCs/>
         </w:rPr>
         <w:t xml:space="preserve">public</w:t>
       </w:r>
@@ -3944,6 +4273,7 @@
       <w:r>
         <w:rPr>
           <w:b/>
+          <w:bCs/>
         </w:rPr>
         <w:t xml:space="preserve">P9 — Correlation IDs trace cross-iteration flows.</w:t>
       </w:r>
@@ -3988,6 +4318,7 @@
       <w:r>
         <w:rPr>
           <w:b/>
+          <w:bCs/>
         </w:rPr>
         <w:t xml:space="preserve">P10 — Every home surface lists every feature.</w:t>
       </w:r>
@@ -3998,15 +4329,15 @@
         <w:t xml:space="preserve">Customer’s home lists every customer feature with its status (active / pending / locked / not purchased). Vendor’s home lists every vendor feature. Hidden or undiscoverable features are an architecture failure. If a feature exists, the actor home knows about it — even when greyed out.</w:t>
       </w:r>
     </w:p>
+    <w:bookmarkEnd w:id="18"/>
+    <w:bookmarkStart w:id="19" w:name="correlation-id-traceability-example"/>
     <w:p>
       <w:pPr>
         <w:pStyle w:val="Heading3"/>
       </w:pPr>
-      <w:bookmarkStart w:id="31" w:name="correlation-id-traceability-example"/>
       <w:r>
         <w:t xml:space="preserve">9.2 Correlation-ID traceability example</w:t>
       </w:r>
-      <w:bookmarkEnd w:id="31"/>
     </w:p>
     <w:p>
       <w:pPr>
@@ -4270,6 +4601,7 @@
       <w:r>
         <w:rPr>
           <w:b/>
+          <w:bCs/>
         </w:rPr>
         <w:t xml:space="preserve">refund-and-revoke primitive</w:t>
       </w:r>
@@ -4277,15 +4609,15 @@
         <w:t xml:space="preserve">: refund the application → reverse-cascade through the correlation_id chain.</w:t>
       </w:r>
     </w:p>
+    <w:bookmarkEnd w:id="19"/>
+    <w:bookmarkStart w:id="20" w:name="feature-accessibility-matrix"/>
     <w:p>
       <w:pPr>
         <w:pStyle w:val="Heading3"/>
       </w:pPr>
-      <w:bookmarkStart w:id="32" w:name="feature-accessibility-matrix"/>
       <w:r>
         <w:t xml:space="preserve">9.3 Feature accessibility matrix</w:t>
       </w:r>
-      <w:bookmarkEnd w:id="32"/>
     </w:p>
     <w:p>
       <w:pPr>
@@ -4297,232 +4629,220 @@
     </w:p>
     <w:p>
       <w:pPr>
+        <w:pStyle w:val="Compact"/>
         <w:numPr>
           <w:ilvl w:val="0"/>
           <w:numId w:val="1005"/>
         </w:numPr>
+      </w:pPr>
+      <w:r>
+        <w:t xml:space="preserve">Every feature × every actor cell is explicitly</w:t>
+      </w:r>
+      <w:r>
+        <w:t xml:space="preserve"> </w:t>
+      </w:r>
+      <w:r>
+        <w:rPr>
+          <w:b/>
+          <w:bCs/>
+        </w:rPr>
+        <w:t xml:space="preserve">owner / read / not-available</w:t>
+      </w:r>
+      <w:r>
+        <w:t xml:space="preserve">.</w:t>
+      </w:r>
+    </w:p>
+    <w:p>
+      <w:pPr>
         <w:pStyle w:val="Compact"/>
-      </w:pPr>
-      <w:r>
-        <w:t xml:space="preserve">Every feature × every actor cell is explicitly</w:t>
-      </w:r>
-      <w:r>
-        <w:t xml:space="preserve"> </w:t>
-      </w:r>
-      <w:r>
-        <w:rPr>
-          <w:b/>
-        </w:rPr>
-        <w:t xml:space="preserve">owner / read / not-available</w:t>
-      </w:r>
-      <w:r>
-        <w:t xml:space="preserve">.</w:t>
-      </w:r>
-    </w:p>
-    <w:p>
-      <w:pPr>
         <w:numPr>
           <w:ilvl w:val="0"/>
           <w:numId w:val="1005"/>
         </w:numPr>
+      </w:pPr>
+      <w:r>
+        <w:t xml:space="preserve">Every cell labeled</w:t>
+      </w:r>
+      <w:r>
+        <w:t xml:space="preserve"> </w:t>
+      </w:r>
+      <w:r>
+        <w:t xml:space="preserve">“owner”</w:t>
+      </w:r>
+      <w:r>
+        <w:t xml:space="preserve"> </w:t>
+      </w:r>
+      <w:r>
+        <w:t xml:space="preserve">or</w:t>
+      </w:r>
+      <w:r>
+        <w:t xml:space="preserve"> </w:t>
+      </w:r>
+      <w:r>
+        <w:t xml:space="preserve">“read”</w:t>
+      </w:r>
+      <w:r>
+        <w:t xml:space="preserve"> </w:t>
+      </w:r>
+      <w:r>
+        <w:t xml:space="preserve">carries a real URL path that must exist in code.</w:t>
+      </w:r>
+    </w:p>
+    <w:p>
+      <w:pPr>
         <w:pStyle w:val="Compact"/>
-      </w:pPr>
-      <w:r>
-        <w:t xml:space="preserve">Every cell labeled</w:t>
-      </w:r>
-      <w:r>
-        <w:t xml:space="preserve"> </w:t>
-      </w:r>
-      <w:r>
-        <w:t xml:space="preserve">“</w:t>
-      </w:r>
-      <w:r>
-        <w:t xml:space="preserve">owner</w:t>
-      </w:r>
-      <w:r>
-        <w:t xml:space="preserve">”</w:t>
-      </w:r>
-      <w:r>
-        <w:t xml:space="preserve"> </w:t>
-      </w:r>
-      <w:r>
-        <w:t xml:space="preserve">or</w:t>
-      </w:r>
-      <w:r>
-        <w:t xml:space="preserve"> </w:t>
-      </w:r>
-      <w:r>
-        <w:t xml:space="preserve">“</w:t>
-      </w:r>
-      <w:r>
-        <w:t xml:space="preserve">read</w:t>
-      </w:r>
-      <w:r>
-        <w:t xml:space="preserve">”</w:t>
-      </w:r>
-      <w:r>
-        <w:t xml:space="preserve"> </w:t>
-      </w:r>
-      <w:r>
-        <w:t xml:space="preserve">carries a real URL path that must exist in code.</w:t>
-      </w:r>
-    </w:p>
-    <w:p>
-      <w:pPr>
         <w:numPr>
           <w:ilvl w:val="0"/>
           <w:numId w:val="1005"/>
         </w:numPr>
+      </w:pPr>
+      <w:r>
+        <w:t xml:space="preserve">CI tests that every accessible-cell path returns 200 for the right actor and 403 for the wrong one.</w:t>
+      </w:r>
+    </w:p>
+    <w:p>
+      <w:pPr>
         <w:pStyle w:val="Compact"/>
-      </w:pPr>
-      <w:r>
-        <w:t xml:space="preserve">CI tests that every accessible-cell path returns 200 for the right actor and 403 for the wrong one.</w:t>
-      </w:r>
-    </w:p>
-    <w:p>
-      <w:pPr>
         <w:numPr>
           <w:ilvl w:val="0"/>
           <w:numId w:val="1005"/>
         </w:numPr>
+      </w:pPr>
+      <w:r>
+        <w:t xml:space="preserve">If a feature is added without a row in this matrix, the iteration is incomplete.</w:t>
+      </w:r>
+    </w:p>
+    <w:bookmarkEnd w:id="20"/>
+    <w:bookmarkStart w:id="21" w:name="what-this-gives-you-operationally"/>
+    <w:p>
+      <w:pPr>
+        <w:pStyle w:val="Heading3"/>
+      </w:pPr>
+      <w:r>
+        <w:t xml:space="preserve">9.4 What this gives you operationally</w:t>
+      </w:r>
+    </w:p>
+    <w:p>
+      <w:pPr>
         <w:pStyle w:val="Compact"/>
-      </w:pPr>
-      <w:r>
-        <w:t xml:space="preserve">If a feature is added without a row in this matrix, the iteration is incomplete.</w:t>
-      </w:r>
-    </w:p>
-    <w:p>
-      <w:pPr>
-        <w:pStyle w:val="Heading3"/>
-      </w:pPr>
-      <w:bookmarkStart w:id="33" w:name="what-this-gives-you-operationally"/>
-      <w:r>
-        <w:t xml:space="preserve">9.4 What this gives you operationally</w:t>
-      </w:r>
-      <w:bookmarkEnd w:id="33"/>
-    </w:p>
-    <w:p>
-      <w:pPr>
         <w:numPr>
           <w:ilvl w:val="0"/>
           <w:numId w:val="1006"/>
         </w:numPr>
+      </w:pPr>
+      <w:r>
+        <w:rPr>
+          <w:b/>
+          <w:bCs/>
+        </w:rPr>
+        <w:t xml:space="preserve">Discoverability</w:t>
+      </w:r>
+      <w:r>
+        <w:t xml:space="preserve"> </w:t>
+      </w:r>
+      <w:r>
+        <w:t xml:space="preserve">— P10 guarantees no feature is buried. Anyone landing on an actor home sees the full catalog of what’s available to them.</w:t>
+      </w:r>
+    </w:p>
+    <w:p>
+      <w:pPr>
         <w:pStyle w:val="Compact"/>
-      </w:pPr>
-      <w:r>
-        <w:rPr>
-          <w:b/>
-        </w:rPr>
-        <w:t xml:space="preserve">Discoverability</w:t>
-      </w:r>
-      <w:r>
-        <w:t xml:space="preserve"> </w:t>
-      </w:r>
-      <w:r>
-        <w:t xml:space="preserve">— P10 guarantees no feature is buried. Anyone landing on an actor home sees the full catalog of what’s available to them.</w:t>
-      </w:r>
-    </w:p>
-    <w:p>
-      <w:pPr>
         <w:numPr>
           <w:ilvl w:val="0"/>
           <w:numId w:val="1006"/>
         </w:numPr>
+      </w:pPr>
+      <w:r>
+        <w:rPr>
+          <w:b/>
+          <w:bCs/>
+        </w:rPr>
+        <w:t xml:space="preserve">Traceability</w:t>
+      </w:r>
+      <w:r>
+        <w:t xml:space="preserve"> </w:t>
+      </w:r>
+      <w:r>
+        <w:t xml:space="preserve">— P3 + P9 mean every action and every cascaded effect can be reconstructed from one query.</w:t>
+      </w:r>
+    </w:p>
+    <w:p>
+      <w:pPr>
         <w:pStyle w:val="Compact"/>
-      </w:pPr>
-      <w:r>
-        <w:rPr>
-          <w:b/>
-        </w:rPr>
-        <w:t xml:space="preserve">Traceability</w:t>
-      </w:r>
-      <w:r>
-        <w:t xml:space="preserve"> </w:t>
-      </w:r>
-      <w:r>
-        <w:t xml:space="preserve">— P3 + P9 mean every action and every cascaded effect can be reconstructed from one query.</w:t>
-      </w:r>
-    </w:p>
-    <w:p>
-      <w:pPr>
         <w:numPr>
           <w:ilvl w:val="0"/>
           <w:numId w:val="1006"/>
         </w:numPr>
+      </w:pPr>
+      <w:r>
+        <w:rPr>
+          <w:b/>
+          <w:bCs/>
+        </w:rPr>
+        <w:t xml:space="preserve">Auditability</w:t>
+      </w:r>
+      <w:r>
+        <w:t xml:space="preserve"> </w:t>
+      </w:r>
+      <w:r>
+        <w:t xml:space="preserve">— P3’s append-only log is the audit trail. P8’s three-tier access is the permission model. Together they answer</w:t>
+      </w:r>
+      <w:r>
+        <w:t xml:space="preserve"> </w:t>
+      </w:r>
+      <w:r>
+        <w:t xml:space="preserve">“who saw what, when.”</w:t>
+      </w:r>
+    </w:p>
+    <w:p>
+      <w:pPr>
         <w:pStyle w:val="Compact"/>
-      </w:pPr>
-      <w:r>
-        <w:rPr>
-          <w:b/>
-        </w:rPr>
-        <w:t xml:space="preserve">Auditability</w:t>
-      </w:r>
-      <w:r>
-        <w:t xml:space="preserve"> </w:t>
-      </w:r>
-      <w:r>
-        <w:t xml:space="preserve">— P3’s append-only log is the audit trail. P8’s three-tier access is the permission model. Together they answer</w:t>
-      </w:r>
-      <w:r>
-        <w:t xml:space="preserve"> </w:t>
-      </w:r>
-      <w:r>
-        <w:t xml:space="preserve">“</w:t>
-      </w:r>
-      <w:r>
-        <w:t xml:space="preserve">who saw what, when.</w:t>
-      </w:r>
-      <w:r>
-        <w:t xml:space="preserve">”</w:t>
-      </w:r>
-    </w:p>
-    <w:p>
-      <w:pPr>
         <w:numPr>
           <w:ilvl w:val="0"/>
           <w:numId w:val="1006"/>
         </w:numPr>
+      </w:pPr>
+      <w:r>
+        <w:rPr>
+          <w:b/>
+          <w:bCs/>
+        </w:rPr>
+        <w:t xml:space="preserve">Refundability</w:t>
+      </w:r>
+      <w:r>
+        <w:t xml:space="preserve"> </w:t>
+      </w:r>
+      <w:r>
+        <w:t xml:space="preserve">— P4 + P5 + P9 mean every purchase is one row in</w:t>
+      </w:r>
+      <w:r>
+        <w:t xml:space="preserve"> </w:t>
+      </w:r>
+      <w:r>
+        <w:rPr>
+          <w:rStyle w:val="VerbatimChar"/>
+        </w:rPr>
+        <w:t xml:space="preserve">service_applications</w:t>
+      </w:r>
+      <w:r>
+        <w:t xml:space="preserve"> </w:t>
+      </w:r>
+      <w:r>
+        <w:t xml:space="preserve">carrying a correlation_id, and every effect of that purchase is reachable by joining on it. Refunds are surgical, not detective work.</w:t>
+      </w:r>
+    </w:p>
+    <w:p>
+      <w:pPr>
         <w:pStyle w:val="Compact"/>
-      </w:pPr>
-      <w:r>
-        <w:rPr>
-          <w:b/>
-        </w:rPr>
-        <w:t xml:space="preserve">Refundability</w:t>
-      </w:r>
-      <w:r>
-        <w:t xml:space="preserve"> </w:t>
-      </w:r>
-      <w:r>
-        <w:t xml:space="preserve">— P4 + P5 + P9 mean every purchase is one row in</w:t>
-      </w:r>
-      <w:r>
-        <w:t xml:space="preserve"> </w:t>
-      </w:r>
-      <w:r>
-        <w:rPr>
-          <w:rStyle w:val="VerbatimChar"/>
-        </w:rPr>
-        <w:t xml:space="preserve">service_applications</w:t>
-      </w:r>
-      <w:r>
-        <w:t xml:space="preserve"> </w:t>
-      </w:r>
-      <w:r>
-        <w:t xml:space="preserve">carrying a correlation_id, and every effect of that purchase is reachable by joining on it. Refunds are surgical, not detective work.</w:t>
-      </w:r>
-    </w:p>
-    <w:p>
-      <w:pPr>
         <w:numPr>
           <w:ilvl w:val="0"/>
           <w:numId w:val="1006"/>
         </w:numPr>
-        <w:pStyle w:val="Compact"/>
       </w:pPr>
       <w:r>
         <w:rPr>
           <w:b/>
+          <w:bCs/>
         </w:rPr>
         <w:t xml:space="preserve">Iteration cleanliness</w:t>
       </w:r>
@@ -4533,15 +4853,15 @@
         <w:t xml:space="preserve">— P2 + P4 + P5 + P6 push new features into the same shapes. Adding a future Wedding Challenges iteration, a Coordinator full app, or a Live Photo Wall reuses the rails — no new payment plumbing, no new permission model, no new activity-log scheme.</w:t>
       </w:r>
     </w:p>
+    <w:bookmarkEnd w:id="21"/>
+    <w:bookmarkStart w:id="22" w:name="X46409fca5b039c19ce55b1e6ca0a3e4e6997171"/>
     <w:p>
       <w:pPr>
         <w:pStyle w:val="Heading3"/>
       </w:pPr>
-      <w:bookmarkStart w:id="34" w:name="X46409fca5b039c19ce55b1e6ca0a3e4e6997171"/>
       <w:r>
         <w:t xml:space="preserve">9.5 How to use this when starting a new iteration</w:t>
       </w:r>
-      <w:bookmarkEnd w:id="34"/>
     </w:p>
     <w:p>
       <w:pPr>
@@ -4564,6 +4884,7 @@
       <w:r>
         <w:rPr>
           <w:b/>
+          <w:bCs/>
         </w:rPr>
         <w:t xml:space="preserve">architectural contract</w:t>
       </w:r>
@@ -4581,71 +4902,75 @@
         </w:pict>
       </w:r>
     </w:p>
+    <w:bookmarkEnd w:id="22"/>
+    <w:bookmarkEnd w:id="23"/>
+    <w:bookmarkStart w:id="24" w:name="companions-and-next-steps"/>
     <w:p>
       <w:pPr>
         <w:pStyle w:val="Heading2"/>
       </w:pPr>
-      <w:bookmarkStart w:id="35" w:name="companions-and-next-steps"/>
       <w:r>
         <w:t xml:space="preserve">10. Companions and next steps</w:t>
       </w:r>
-      <w:bookmarkEnd w:id="35"/>
-    </w:p>
-    <w:p>
-      <w:pPr>
+    </w:p>
+    <w:p>
+      <w:pPr>
+        <w:pStyle w:val="Compact"/>
         <w:numPr>
           <w:ilvl w:val="0"/>
           <w:numId w:val="1007"/>
         </w:numPr>
+      </w:pPr>
+      <w:r>
+        <w:rPr>
+          <w:rStyle w:val="VerbatimChar"/>
+          <w:b/>
+          <w:bCs/>
+        </w:rPr>
+        <w:t xml:space="preserve">0020_interaction_prototype.html</w:t>
+      </w:r>
+      <w:r>
+        <w:t xml:space="preserve"> </w:t>
+      </w:r>
+      <w:r>
+        <w:t xml:space="preserve">— open in any browser. The wiring walk lives here.</w:t>
+      </w:r>
+    </w:p>
+    <w:p>
+      <w:pPr>
         <w:pStyle w:val="Compact"/>
-      </w:pPr>
-      <w:r>
-        <w:rPr>
-          <w:rStyle w:val="VerbatimChar"/>
-          <w:b/>
-        </w:rPr>
-        <w:t xml:space="preserve">0020_interaction_prototype.html</w:t>
-      </w:r>
-      <w:r>
-        <w:t xml:space="preserve"> </w:t>
-      </w:r>
-      <w:r>
-        <w:t xml:space="preserve">— open in any browser. The wiring walk lives here.</w:t>
-      </w:r>
-    </w:p>
-    <w:p>
-      <w:pPr>
         <w:numPr>
           <w:ilvl w:val="0"/>
           <w:numId w:val="1007"/>
         </w:numPr>
+      </w:pPr>
+      <w:r>
+        <w:rPr>
+          <w:rStyle w:val="VerbatimChar"/>
+          <w:b/>
+          <w:bCs/>
+        </w:rPr>
+        <w:t xml:space="preserve">0020_interaction_prototype.docx</w:t>
+      </w:r>
+      <w:r>
+        <w:t xml:space="preserve"> </w:t>
+      </w:r>
+      <w:r>
+        <w:t xml:space="preserve">— stakeholder mirror of this file.</w:t>
+      </w:r>
+    </w:p>
+    <w:p>
+      <w:pPr>
         <w:pStyle w:val="Compact"/>
-      </w:pPr>
-      <w:r>
-        <w:rPr>
-          <w:rStyle w:val="VerbatimChar"/>
-          <w:b/>
-        </w:rPr>
-        <w:t xml:space="preserve">0020_interaction_prototype.docx</w:t>
-      </w:r>
-      <w:r>
-        <w:t xml:space="preserve"> </w:t>
-      </w:r>
-      <w:r>
-        <w:t xml:space="preserve">— stakeholder mirror of this file.</w:t>
-      </w:r>
-    </w:p>
-    <w:p>
-      <w:pPr>
         <w:numPr>
           <w:ilvl w:val="0"/>
           <w:numId w:val="1007"/>
         </w:numPr>
-        <w:pStyle w:val="Compact"/>
       </w:pPr>
       <w:r>
         <w:rPr>
           <w:b/>
+          <w:bCs/>
         </w:rPr>
         <w:t xml:space="preserve">Next iteration:</w:t>
       </w:r>
@@ -4656,9 +4981,12 @@
         <w:t xml:space="preserve">Sprint 0 (iteration 0013) builds the platform stack. The HTML is the contract this prototype is checking against — any structural change in 0013 that contradicts a scene here must update both the iteration spec AND this document in the same PR.</w:t>
       </w:r>
     </w:p>
+    <w:bookmarkEnd w:id="24"/>
+    <w:bookmarkEnd w:id="25"/>
     <w:sectPr>
-      <w:headerReference w:type="default" r:id="rId9"/>
-      <w:footerReference w:type="default" r:id="rId10"/>
+      <w:footnotePr>
+        <w:numRestart w:val="eachSect"/>
+      </w:footnotePr>
     </w:sectPr>
   </w:body>
 </w:document>
@@ -4668,16 +4996,6 @@
 <w:comments xmlns:w="http://schemas.openxmlformats.org/wordprocessingml/2006/main" xmlns:m="http://schemas.openxmlformats.org/officeDocument/2006/math" xmlns:r="http://schemas.openxmlformats.org/officeDocument/2006/relationships" xmlns:o="urn:schemas-microsoft-com:office:office" xmlns:v="urn:schemas-microsoft-com:vml" xmlns:w10="urn:schemas-microsoft-com:office:word" xmlns:a="http://schemas.openxmlformats.org/drawingml/2006/main" xmlns:pic="http://schemas.openxmlformats.org/drawingml/2006/picture" xmlns:wp="http://schemas.openxmlformats.org/drawingml/2006/wordprocessingDrawing"/>
 </file>
 
-<file path=word/footer1.xml><?xml version="1.0" encoding="utf-8"?>
-<w:ftr xmlns:m="http://schemas.openxmlformats.org/officeDocument/2006/math" xmlns:mc="http://schemas.openxmlformats.org/markup-compatibility/2006" xmlns:mo="http://schemas.microsoft.com/office/mac/office/2008/main" xmlns:mv="urn:schemas-microsoft-com:mac:vml" xmlns:o="urn:schemas-microsoft-com:office:office" xmlns:r="http://schemas.openxmlformats.org/officeDocument/2006/relationships" xmlns:v="urn:schemas-microsoft-com:vml" xmlns:w10="urn:schemas-microsoft-com:office:word" xmlns:w14="http://schemas.microsoft.com/office/word/2010/wordml" xmlns:w="http://schemas.openxmlformats.org/wordprocessingml/2006/main" xmlns:wne="http://schemas.microsoft.com/office/word/2006/wordml" xmlns:wp14="http://schemas.microsoft.com/office/word/2010/wordprocessingDrawing" xmlns:wp="http://schemas.openxmlformats.org/drawingml/2006/wordprocessingDrawing" xmlns:wpc="http://schemas.microsoft.com/office/word/2010/wordprocessingCanvas" xmlns:wpg="http://schemas.microsoft.com/office/word/2010/wordprocessingGroup" xmlns:wpi="http://schemas.microsoft.com/office/word/2010/wordprocessingInk" xmlns:wps="http://schemas.microsoft.com/office/word/2010/wordprocessingShape" mc:Ignorable="w14 wp14">
-  <w:p>
-    <w:pPr>
-      <w:pStyle w:val="Footer"/>
-    </w:pPr>
-  </w:p>
-</w:ftr>
-</file>
-
 <file path=word/footnotes.xml><?xml version="1.0" encoding="utf-8"?>
 <w:footnotes xmlns:w="http://schemas.openxmlformats.org/wordprocessingml/2006/main" xmlns:m="http://schemas.openxmlformats.org/officeDocument/2006/math" xmlns:r="http://schemas.openxmlformats.org/officeDocument/2006/relationships" xmlns:o="urn:schemas-microsoft-com:office:office" xmlns:v="urn:schemas-microsoft-com:vml" xmlns:w10="urn:schemas-microsoft-com:office:word" xmlns:a="http://schemas.openxmlformats.org/drawingml/2006/main" xmlns:pic="http://schemas.openxmlformats.org/drawingml/2006/picture" xmlns:wp="http://schemas.openxmlformats.org/drawingml/2006/wordprocessingDrawing">
   <w:footnote w:type="continuationSeparator" w:id="0">
@@ -4695,32 +5013,19 @@
     </w:p>
   </w:footnote>
 </w:footnotes>
-</file>
-
-<file path=word/header1.xml><?xml version="1.0" encoding="utf-8"?>
-<w:hdr xmlns:m="http://schemas.openxmlformats.org/officeDocument/2006/math" xmlns:mc="http://schemas.openxmlformats.org/markup-compatibility/2006" xmlns:mo="http://schemas.microsoft.com/office/mac/office/2008/main" xmlns:mv="urn:schemas-microsoft-com:mac:vml" xmlns:o="urn:schemas-microsoft-com:office:office" xmlns:r="http://schemas.openxmlformats.org/officeDocument/2006/relationships" xmlns:v="urn:schemas-microsoft-com:vml" xmlns:w10="urn:schemas-microsoft-com:office:word" xmlns:w14="http://schemas.microsoft.com/office/word/2010/wordml" xmlns:w="http://schemas.openxmlformats.org/wordprocessingml/2006/main" xmlns:wne="http://schemas.microsoft.com/office/word/2006/wordml" xmlns:wp14="http://schemas.microsoft.com/office/word/2010/wordprocessingDrawing" xmlns:wp="http://schemas.openxmlformats.org/drawingml/2006/wordprocessingDrawing" xmlns:wpc="http://schemas.microsoft.com/office/word/2010/wordprocessingCanvas" xmlns:wpg="http://schemas.microsoft.com/office/word/2010/wordprocessingGroup" xmlns:wpi="http://schemas.microsoft.com/office/word/2010/wordprocessingInk" xmlns:wps="http://schemas.microsoft.com/office/word/2010/wordprocessingShape" mc:Ignorable="w14 wp14">
-  <w:p>
-    <w:pPr>
-      <w:pStyle w:val="Header"/>
-    </w:pPr>
-  </w:p>
-</w:hdr>
 </file>
 
 <file path=word/numbering.xml><?xml version="1.0" encoding="utf-8"?>
 <w:numbering xmlns:w="http://schemas.openxmlformats.org/wordprocessingml/2006/main">
   <w:abstractNum w:abstractNumId="990">
-    <w:nsid w:val="2c1ae401"/>
+    <w:nsid w:val="0000A990"/>
     <w:multiLevelType w:val="multilevel"/>
     <w:lvl w:ilvl="0">
       <w:numFmt w:val="bullet"/>
       <w:lvlText w:val=" "/>
       <w:lvlJc w:val="left"/>
       <w:pPr>
-        <w:tabs>
-          <w:tab w:val="num" w:pos="0"/>
-        </w:tabs>
-        <w:ind w:left="480" w:hanging="480"/>
+        <w:ind w:left="720" w:hanging="360"/>
       </w:pPr>
     </w:lvl>
     <w:lvl w:ilvl="1">
@@ -4728,10 +5033,7 @@
       <w:lvlText w:val=" "/>
       <w:lvlJc w:val="left"/>
       <w:pPr>
-        <w:tabs>
-          <w:tab w:val="num" w:pos="720"/>
-        </w:tabs>
-        <w:ind w:left="1200" w:hanging="480"/>
+        <w:ind w:left="1440" w:hanging="360"/>
       </w:pPr>
     </w:lvl>
     <w:lvl w:ilvl="2">
@@ -4739,10 +5041,7 @@
       <w:lvlText w:val=" "/>
       <w:lvlJc w:val="left"/>
       <w:pPr>
-        <w:tabs>
-          <w:tab w:val="num" w:pos="1440"/>
-        </w:tabs>
-        <w:ind w:left="1920" w:hanging="480"/>
+        <w:ind w:left="2160" w:hanging="360"/>
       </w:pPr>
     </w:lvl>
     <w:lvl w:ilvl="3">
@@ -4750,10 +5049,7 @@
       <w:lvlText w:val=" "/>
       <w:lvlJc w:val="left"/>
       <w:pPr>
-        <w:tabs>
-          <w:tab w:val="num" w:pos="2160"/>
-        </w:tabs>
-        <w:ind w:left="2640" w:hanging="480"/>
+        <w:ind w:left="2880" w:hanging="360"/>
       </w:pPr>
     </w:lvl>
     <w:lvl w:ilvl="4">
@@ -4761,10 +5057,7 @@
       <w:lvlText w:val=" "/>
       <w:lvlJc w:val="left"/>
       <w:pPr>
-        <w:tabs>
-          <w:tab w:val="num" w:pos="2880"/>
-        </w:tabs>
-        <w:ind w:left="3360" w:hanging="480"/>
+        <w:ind w:left="3600" w:hanging="360"/>
       </w:pPr>
     </w:lvl>
     <w:lvl w:ilvl="5">
@@ -4772,10 +5065,7 @@
       <w:lvlText w:val=" "/>
       <w:lvlJc w:val="left"/>
       <w:pPr>
-        <w:tabs>
-          <w:tab w:val="num" w:pos="3600"/>
-        </w:tabs>
-        <w:ind w:left="4080" w:hanging="480"/>
+        <w:ind w:left="4320" w:hanging="360"/>
       </w:pPr>
     </w:lvl>
     <w:lvl w:ilvl="6">
@@ -4783,10 +5073,7 @@
       <w:lvlText w:val=" "/>
       <w:lvlJc w:val="left"/>
       <w:pPr>
-        <w:tabs>
-          <w:tab w:val="num" w:pos="4320"/>
-        </w:tabs>
-        <w:ind w:left="4800" w:hanging="480"/>
+        <w:ind w:left="5040" w:hanging="360"/>
       </w:pPr>
     </w:lvl>
     <w:lvl w:ilvl="7">
@@ -4794,10 +5081,7 @@
       <w:lvlText w:val=" "/>
       <w:lvlJc w:val="left"/>
       <w:pPr>
-        <w:tabs>
-          <w:tab w:val="num" w:pos="5040"/>
-        </w:tabs>
-        <w:ind w:left="5520" w:hanging="480"/>
+        <w:ind w:left="5760" w:hanging="360"/>
       </w:pPr>
     </w:lvl>
     <w:lvl w:ilvl="8">
@@ -4805,118 +5089,115 @@
       <w:lvlText w:val=" "/>
       <w:lvlJc w:val="left"/>
       <w:pPr>
-        <w:tabs>
-          <w:tab w:val="num" w:pos="5760"/>
-        </w:tabs>
-        <w:ind w:left="6240" w:hanging="480"/>
+        <w:ind w:left="6480" w:hanging="360"/>
       </w:pPr>
     </w:lvl>
   </w:abstractNum>
   <w:abstractNum w:abstractNumId="991">
-    <w:nsid w:val="ea454b4c"/>
+    <w:nsid w:val="0000A991"/>
     <w:multiLevelType w:val="multilevel"/>
     <w:lvl w:ilvl="0">
       <w:numFmt w:val="bullet"/>
-      <w:lvlText w:val="•"/>
+      <w:lvlText w:val=""/>
       <w:lvlJc w:val="left"/>
       <w:pPr>
-        <w:tabs>
-          <w:tab w:val="num" w:pos="0"/>
-        </w:tabs>
-        <w:ind w:left="480" w:hanging="480"/>
-      </w:pPr>
+        <w:ind w:left="720" w:hanging="360"/>
+      </w:pPr>
+      <w:rPr>
+        <w:rFonts w:ascii="Symbol" w:hAnsi="Symbol" w:cs="Symbol" w:hint="default"/>
+      </w:rPr>
     </w:lvl>
     <w:lvl w:ilvl="1">
       <w:numFmt w:val="bullet"/>
-      <w:lvlText w:val="–"/>
+      <w:lvlText w:val="o"/>
       <w:lvlJc w:val="left"/>
       <w:pPr>
-        <w:tabs>
-          <w:tab w:val="num" w:pos="720"/>
-        </w:tabs>
-        <w:ind w:left="1200" w:hanging="480"/>
-      </w:pPr>
+        <w:ind w:left="1440" w:hanging="360"/>
+      </w:pPr>
+      <w:rPr>
+        <w:rFonts w:ascii="Courier New" w:hAnsi="Courier New" w:cs="Courier New" w:hint="default"/>
+      </w:rPr>
     </w:lvl>
     <w:lvl w:ilvl="2">
       <w:numFmt w:val="bullet"/>
-      <w:lvlText w:val="•"/>
+      <w:lvlText w:val=""/>
       <w:lvlJc w:val="left"/>
       <w:pPr>
-        <w:tabs>
-          <w:tab w:val="num" w:pos="1440"/>
-        </w:tabs>
-        <w:ind w:left="1920" w:hanging="480"/>
-      </w:pPr>
+        <w:ind w:left="2160" w:hanging="360"/>
+      </w:pPr>
+      <w:rPr>
+        <w:rFonts w:ascii="Wingdings" w:hAnsi="Wingdings" w:cs="Wingdings" w:hint="default"/>
+      </w:rPr>
     </w:lvl>
     <w:lvl w:ilvl="3">
       <w:numFmt w:val="bullet"/>
-      <w:lvlText w:val="–"/>
+      <w:lvlText w:val=""/>
       <w:lvlJc w:val="left"/>
       <w:pPr>
-        <w:tabs>
-          <w:tab w:val="num" w:pos="2160"/>
-        </w:tabs>
-        <w:ind w:left="2640" w:hanging="480"/>
-      </w:pPr>
+        <w:ind w:left="2880" w:hanging="360"/>
+      </w:pPr>
+      <w:rPr>
+        <w:rFonts w:ascii="Symbol" w:hAnsi="Symbol" w:cs="Symbol" w:hint="default"/>
+      </w:rPr>
     </w:lvl>
     <w:lvl w:ilvl="4">
       <w:numFmt w:val="bullet"/>
-      <w:lvlText w:val="•"/>
+      <w:lvlText w:val="o"/>
       <w:lvlJc w:val="left"/>
       <w:pPr>
-        <w:tabs>
-          <w:tab w:val="num" w:pos="2880"/>
-        </w:tabs>
-        <w:ind w:left="3360" w:hanging="480"/>
-      </w:pPr>
+        <w:ind w:left="3600" w:hanging="360"/>
+      </w:pPr>
+      <w:rPr>
+        <w:rFonts w:ascii="Courier New" w:hAnsi="Courier New" w:cs="Courier New" w:hint="default"/>
+      </w:rPr>
     </w:lvl>
     <w:lvl w:ilvl="5">
       <w:numFmt w:val="bullet"/>
-      <w:lvlText w:val="–"/>
+      <w:lvlText w:val=""/>
       <w:lvlJc w:val="left"/>
       <w:pPr>
-        <w:tabs>
-          <w:tab w:val="num" w:pos="3600"/>
-        </w:tabs>
-        <w:ind w:left="4080" w:hanging="480"/>
-      </w:pPr>
+        <w:ind w:left="4320" w:hanging="360"/>
+      </w:pPr>
+      <w:rPr>
+        <w:rFonts w:ascii="Wingdings" w:hAnsi="Wingdings" w:cs="Wingdings" w:hint="default"/>
+      </w:rPr>
     </w:lvl>
     <w:lvl w:ilvl="6">
       <w:numFmt w:val="bullet"/>
-      <w:lvlText w:val="•"/>
+      <w:lvlText w:val=""/>
       <w:lvlJc w:val="left"/>
       <w:pPr>
-        <w:tabs>
-          <w:tab w:val="num" w:pos="4320"/>
-        </w:tabs>
-        <w:ind w:left="4800" w:hanging="480"/>
-      </w:pPr>
+        <w:ind w:left="5040" w:hanging="360"/>
+      </w:pPr>
+      <w:rPr>
+        <w:rFonts w:ascii="Symbol" w:hAnsi="Symbol" w:cs="Symbol" w:hint="default"/>
+      </w:rPr>
     </w:lvl>
     <w:lvl w:ilvl="7">
       <w:numFmt w:val="bullet"/>
-      <w:lvlText w:val="–"/>
+      <w:lvlText w:val="o"/>
       <w:lvlJc w:val="left"/>
       <w:pPr>
-        <w:tabs>
-          <w:tab w:val="num" w:pos="5040"/>
-        </w:tabs>
-        <w:ind w:left="5520" w:hanging="480"/>
-      </w:pPr>
+        <w:ind w:left="5760" w:hanging="360"/>
+      </w:pPr>
+      <w:rPr>
+        <w:rFonts w:ascii="Courier New" w:hAnsi="Courier New" w:cs="Courier New" w:hint="default"/>
+      </w:rPr>
     </w:lvl>
     <w:lvl w:ilvl="8">
       <w:numFmt w:val="bullet"/>
-      <w:lvlText w:val="•"/>
+      <w:lvlText w:val=""/>
       <w:lvlJc w:val="left"/>
       <w:pPr>
-        <w:tabs>
-          <w:tab w:val="num" w:pos="5760"/>
-        </w:tabs>
-        <w:ind w:left="6240" w:hanging="480"/>
-      </w:pPr>
+        <w:ind w:left="6480" w:hanging="360"/>
+      </w:pPr>
+      <w:rPr>
+        <w:rFonts w:ascii="Wingdings" w:hAnsi="Wingdings" w:cs="Wingdings" w:hint="default"/>
+      </w:rPr>
     </w:lvl>
   </w:abstractNum>
   <w:abstractNum w:abstractNumId="99411">
-    <w:nsid w:val="71315dca"/>
+    <w:nsid w:val="00A99411"/>
     <w:multiLevelType w:val="multilevel"/>
     <w:lvl w:ilvl="0">
       <w:start w:val="1"/>
@@ -4924,10 +5205,7 @@
       <w:lvlText w:val="%1."/>
       <w:lvlJc w:val="left"/>
       <w:pPr>
-        <w:tabs>
-          <w:tab w:val="num" w:pos="0"/>
-        </w:tabs>
-        <w:ind w:left="480" w:hanging="480"/>
+        <w:ind w:left="720" w:hanging="360"/>
       </w:pPr>
     </w:lvl>
     <w:lvl w:ilvl="1">
@@ -4936,10 +5214,7 @@
       <w:lvlText w:val="%2."/>
       <w:lvlJc w:val="left"/>
       <w:pPr>
-        <w:tabs>
-          <w:tab w:val="num" w:pos="720"/>
-        </w:tabs>
-        <w:ind w:left="1200" w:hanging="480"/>
+        <w:ind w:left="1440" w:hanging="360"/>
       </w:pPr>
     </w:lvl>
     <w:lvl w:ilvl="2">
@@ -4948,10 +5223,7 @@
       <w:lvlText w:val="%3."/>
       <w:lvlJc w:val="left"/>
       <w:pPr>
-        <w:tabs>
-          <w:tab w:val="num" w:pos="1440"/>
-        </w:tabs>
-        <w:ind w:left="1920" w:hanging="480"/>
+        <w:ind w:left="2160" w:hanging="360"/>
       </w:pPr>
     </w:lvl>
     <w:lvl w:ilvl="3">
@@ -4960,10 +5232,7 @@
       <w:lvlText w:val="%4."/>
       <w:lvlJc w:val="left"/>
       <w:pPr>
-        <w:tabs>
-          <w:tab w:val="num" w:pos="2160"/>
-        </w:tabs>
-        <w:ind w:left="2640" w:hanging="480"/>
+        <w:ind w:left="2880" w:hanging="360"/>
       </w:pPr>
     </w:lvl>
     <w:lvl w:ilvl="4">
@@ -4972,10 +5241,7 @@
       <w:lvlText w:val="%5."/>
       <w:lvlJc w:val="left"/>
       <w:pPr>
-        <w:tabs>
-          <w:tab w:val="num" w:pos="2880"/>
-        </w:tabs>
-        <w:ind w:left="3360" w:hanging="480"/>
+        <w:ind w:left="3600" w:hanging="360"/>
       </w:pPr>
     </w:lvl>
     <w:lvl w:ilvl="5">
@@ -4984,10 +5250,7 @@
       <w:lvlText w:val="%6."/>
       <w:lvlJc w:val="left"/>
       <w:pPr>
-        <w:tabs>
-          <w:tab w:val="num" w:pos="3600"/>
-        </w:tabs>
-        <w:ind w:left="4080" w:hanging="480"/>
+        <w:ind w:left="4320" w:hanging="360"/>
       </w:pPr>
     </w:lvl>
     <w:lvl w:ilvl="6">
@@ -4996,10 +5259,7 @@
       <w:lvlText w:val="%7."/>
       <w:lvlJc w:val="left"/>
       <w:pPr>
-        <w:tabs>
-          <w:tab w:val="num" w:pos="4320"/>
-        </w:tabs>
-        <w:ind w:left="4800" w:hanging="480"/>
+        <w:ind w:left="5040" w:hanging="360"/>
       </w:pPr>
     </w:lvl>
     <w:lvl w:ilvl="7">
@@ -5008,10 +5268,7 @@
       <w:lvlText w:val="%8."/>
       <w:lvlJc w:val="left"/>
       <w:pPr>
-        <w:tabs>
-          <w:tab w:val="num" w:pos="5040"/>
-        </w:tabs>
-        <w:ind w:left="5520" w:hanging="480"/>
+        <w:ind w:left="5760" w:hanging="360"/>
       </w:pPr>
     </w:lvl>
     <w:lvl w:ilvl="8">
@@ -5020,10 +5277,7 @@
       <w:lvlText w:val="%9."/>
       <w:lvlJc w:val="left"/>
       <w:pPr>
-        <w:tabs>
-          <w:tab w:val="num" w:pos="5760"/>
-        </w:tabs>
-        <w:ind w:left="6240" w:hanging="480"/>
+        <w:ind w:left="6480" w:hanging="360"/>
       </w:pPr>
     </w:lvl>
   </w:abstractNum>
@@ -5086,10 +5340,10 @@
   <w:docDefaults>
     <w:rPrDefault>
       <w:rPr>
-        <w:rFonts w:asciiTheme="minorHAnsi" w:eastAsiaTheme="minorHAnsi" w:hAnsiTheme="minorHAnsi" w:cstheme="minorBidi"/>
+        <w:rFonts w:asciiTheme="minorHAnsi" w:cstheme="minorBidi" w:eastAsiaTheme="minorEastAsia" w:hAnsiTheme="minorHAnsi"/>
         <w:sz w:val="24"/>
         <w:szCs w:val="24"/>
-        <w:lang w:val="en-US" w:eastAsia="en-US" w:bidi="ar-SA"/>
+        <w:lang w:bidi="ar-SA" w:eastAsia="zh-CN" w:val="en-US"/>
       </w:rPr>
     </w:rPrDefault>
     <w:pPrDefault>
@@ -5098,91 +5352,145 @@
       </w:pPr>
     </w:pPrDefault>
   </w:docDefaults>
-  <w:latentStyles w:defLockedState="0" w:defUIPriority="0" w:defSemiHidden="0" w:defUnhideWhenUsed="0" w:defQFormat="0" w:count="276"/>
-  <w:style w:type="paragraph" w:default="1" w:styleId="Normal">
+  <w:latentStyles w:count="276" w:defLockedState="0" w:defQFormat="0" w:defSemiHidden="0" w:defUIPriority="0" w:defUnhideWhenUsed="0"/>
+  <w:style w:default="1" w:styleId="Normal" w:type="paragraph">
     <w:name w:val="Normal"/>
     <w:qFormat/>
   </w:style>
-  <w:style w:type="paragraph" w:styleId="BodyText">
+  <w:style w:styleId="BodyText" w:type="paragraph">
     <w:name w:val="Body Text"/>
     <w:basedOn w:val="Normal"/>
     <w:link w:val="BodyTextChar"/>
+    <w:qFormat/>
     <w:pPr>
-      <w:spacing w:before="180" w:after="180"/>
+      <w:spacing w:after="180" w:before="180"/>
     </w:pPr>
-    <w:qFormat/>
-  </w:style>
-  <w:style w:type="paragraph" w:customStyle="1" w:styleId="FirstParagraph">
+  </w:style>
+  <w:style w:customStyle="1" w:styleId="FirstParagraph" w:type="paragraph">
     <w:name w:val="First Paragraph"/>
     <w:basedOn w:val="BodyText"/>
     <w:next w:val="BodyText"/>
     <w:qFormat/>
   </w:style>
-  <w:style w:type="paragraph" w:customStyle="1" w:styleId="Compact">
+  <w:style w:customStyle="1" w:styleId="Compact" w:type="paragraph">
     <w:name w:val="Compact"/>
     <w:basedOn w:val="BodyText"/>
     <w:qFormat/>
     <w:pPr>
-      <w:spacing w:before="36" w:after="36"/>
+      <w:spacing w:after="36" w:before="36"/>
     </w:pPr>
   </w:style>
-  <w:style w:type="paragraph" w:styleId="Title">
+  <w:style w:styleId="Title" w:type="paragraph">
     <w:name w:val="Title"/>
     <w:basedOn w:val="Normal"/>
     <w:next w:val="BodyText"/>
+    <w:link w:val="TitleChar"/>
+    <w:uiPriority w:val="10"/>
     <w:qFormat/>
+    <w:rsid w:val="00A10FD9"/>
     <w:pPr>
-      <w:keepNext/>
-      <w:keepLines/>
-      <w:spacing w:before="480" w:after="240"/>
+      <w:spacing w:after="80" w:line="240" w:lineRule="auto"/>
+      <w:contextualSpacing/>
       <w:jc w:val="center"/>
     </w:pPr>
     <w:rPr>
-      <w:rFonts w:asciiTheme="majorHAnsi" w:eastAsiaTheme="majorEastAsia" w:hAnsiTheme="majorHAnsi" w:cstheme="majorBidi"/>
-      <w:b/>
-      <w:bCs/>
-      <w:color w:val="345A8A" w:themeColor="accent1" w:themeShade="B5"/>
-      <w:sz w:val="36"/>
-      <w:szCs w:val="36"/>
+      <w:rFonts w:asciiTheme="majorHAnsi" w:cstheme="majorBidi" w:eastAsiaTheme="majorEastAsia" w:hAnsiTheme="majorHAnsi"/>
+      <w:sz w:val="56"/>
+      <w:szCs w:val="56"/>
     </w:rPr>
   </w:style>
-  <w:style w:type="paragraph" w:styleId="Subtitle">
+  <w:style w:customStyle="1" w:styleId="TitleChar" w:type="character">
+    <w:name w:val="Title Char"/>
+    <w:basedOn w:val="DefaultParagraphFont"/>
+    <w:link w:val="Title"/>
+    <w:uiPriority w:val="10"/>
+    <w:rsid w:val="00A10FD9"/>
+    <w:rPr>
+      <w:rFonts w:asciiTheme="majorHAnsi" w:cstheme="majorBidi" w:eastAsiaTheme="majorEastAsia" w:hAnsiTheme="majorHAnsi"/>
+      <w:sz w:val="56"/>
+      <w:szCs w:val="56"/>
+    </w:rPr>
+  </w:style>
+  <w:style w:styleId="Subtitle" w:type="paragraph">
     <w:name w:val="Subtitle"/>
+    <w:basedOn w:val="Title"/>
+    <w:next w:val="BodyText"/>
+    <w:link w:val="SubtitleChar"/>
+    <w:uiPriority w:val="11"/>
+    <w:qFormat/>
+    <w:rsid w:val="00A10FD9"/>
+    <w:pPr>
+      <w:numPr>
+        <w:ilvl w:val="1"/>
+      </w:numPr>
+    </w:pPr>
+    <w:rPr>
+      <w:rFonts w:cstheme="majorBidi" w:eastAsiaTheme="majorEastAsia"/>
+      <w:spacing w:val="15"/>
+      <w:sz w:val="28"/>
+      <w:szCs w:val="28"/>
+    </w:rPr>
+  </w:style>
+  <w:style w:customStyle="1" w:styleId="SubtitleChar" w:type="character">
+    <w:name w:val="Subtitle Char"/>
+    <w:basedOn w:val="DefaultParagraphFont"/>
+    <w:link w:val="Subtitle"/>
+    <w:uiPriority w:val="11"/>
+    <w:rsid w:val="00A10FD9"/>
+    <w:rPr>
+      <w:rFonts w:cstheme="majorBidi" w:eastAsiaTheme="majorEastAsia"/>
+      <w:color w:themeColor="text1" w:themeTint="A6" w:val="595959"/>
+      <w:spacing w:val="15"/>
+      <w:sz w:val="28"/>
+      <w:szCs w:val="28"/>
+    </w:rPr>
+  </w:style>
+  <w:style w:customStyle="1" w:styleId="Author" w:type="paragraph">
+    <w:name w:val="Author"/>
     <w:basedOn w:val="Title"/>
     <w:next w:val="BodyText"/>
     <w:qFormat/>
     <w:pPr>
       <w:keepNext/>
       <w:keepLines/>
-      <w:spacing w:before="240" w:after="240"/>
-      <w:jc w:val="center"/>
     </w:pPr>
     <w:rPr>
-      <w:sz w:val="30"/>
-      <w:szCs w:val="30"/>
+      <w:sz w:val="24"/>
+      <w:szCs w:val="24"/>
     </w:rPr>
   </w:style>
-  <w:style w:type="paragraph" w:customStyle="1" w:styleId="Author">
-    <w:name w:val="Author"/>
+  <w:style w:styleId="Date" w:type="paragraph">
+    <w:name w:val="Date"/>
+    <w:basedOn w:val="Title"/>
     <w:next w:val="BodyText"/>
     <w:qFormat/>
     <w:pPr>
       <w:keepNext/>
       <w:keepLines/>
-      <w:jc w:val="center"/>
     </w:pPr>
-  </w:style>
-  <w:style w:type="paragraph" w:styleId="Date">
-    <w:name w:val="Date"/>
-    <w:next w:val="BodyText"/>
+    <w:rPr>
+      <w:sz w:val="24"/>
+      <w:szCs w:val="24"/>
+    </w:rPr>
+  </w:style>
+  <w:style w:customStyle="1" w:styleId="AbstractTitle" w:type="paragraph">
+    <w:name w:val="Abstract Title"/>
+    <w:basedOn w:val="Normal"/>
+    <w:next w:val="Abstract"/>
     <w:qFormat/>
     <w:pPr>
       <w:keepNext/>
       <w:keepLines/>
+      <w:spacing w:after="0" w:before="300"/>
       <w:jc w:val="center"/>
     </w:pPr>
-  </w:style>
-  <w:style w:type="paragraph" w:customStyle="1" w:styleId="Abstract">
+    <w:rPr>
+      <w:b/>
+      <w:sz w:val="20"/>
+      <w:szCs w:val="20"/>
+    </w:rPr>
+  </w:style>
+  <w:style w:customStyle="1" w:styleId="Abstract" w:type="paragraph">
     <w:name w:val="Abstract"/>
     <w:basedOn w:val="Normal"/>
     <w:next w:val="BodyText"/>
@@ -5190,14 +5498,14 @@
     <w:pPr>
       <w:keepNext/>
       <w:keepLines/>
-      <w:spacing w:before="300" w:after="300"/>
+      <w:spacing w:after="300" w:before="100"/>
     </w:pPr>
     <w:rPr>
       <w:sz w:val="20"/>
       <w:szCs w:val="20"/>
     </w:rPr>
   </w:style>
-  <w:style w:type="paragraph" w:styleId="Bibliography">
+  <w:style w:styleId="Bibliography" w:type="paragraph">
     <w:name w:val="Bibliography"/>
     <w:basedOn w:val="Normal"/>
     <w:next w:val="Bibliography"/>
@@ -5205,195 +5513,325 @@
     <w:pPr/>
     <w:rPr/>
   </w:style>
-  <w:style w:type="paragraph" w:styleId="Heading1">
-    <w:name w:val="Heading 1"/>
+  <w:style w:styleId="Heading1" w:type="paragraph">
+    <w:name w:val="heading 1"/>
     <w:basedOn w:val="Normal"/>
     <w:next w:val="BodyText"/>
+    <w:link w:val="Heading1Char"/>
     <w:uiPriority w:val="9"/>
     <w:qFormat/>
+    <w:rsid w:val="00A10FD9"/>
     <w:pPr>
       <w:keepNext/>
       <w:keepLines/>
-      <w:spacing w:before="480" w:after="0"/>
+      <w:spacing w:after="80" w:before="360"/>
       <w:outlineLvl w:val="0"/>
     </w:pPr>
     <w:rPr>
-      <w:rFonts w:asciiTheme="majorHAnsi" w:eastAsiaTheme="majorEastAsia" w:hAnsiTheme="majorHAnsi" w:cstheme="majorBidi"/>
-      <w:b/>
-      <w:bCs/>
-      <w:color w:val="4F81BD" w:themeColor="accent1"/>
+      <w:rFonts w:asciiTheme="majorHAnsi" w:cstheme="majorBidi" w:eastAsiaTheme="majorEastAsia" w:hAnsiTheme="majorHAnsi"/>
+      <w:color w:themeColor="accent1" w:themeShade="BF" w:val="0F4761"/>
+      <w:sz w:val="40"/>
+      <w:szCs w:val="40"/>
+    </w:rPr>
+  </w:style>
+  <w:style w:styleId="Heading2" w:type="paragraph">
+    <w:name w:val="heading 2"/>
+    <w:basedOn w:val="Normal"/>
+    <w:next w:val="BodyText"/>
+    <w:link w:val="Heading2Char"/>
+    <w:uiPriority w:val="9"/>
+    <w:semiHidden/>
+    <w:unhideWhenUsed/>
+    <w:qFormat/>
+    <w:rsid w:val="00A10FD9"/>
+    <w:pPr>
+      <w:keepNext/>
+      <w:keepLines/>
+      <w:spacing w:after="80" w:before="160"/>
+      <w:outlineLvl w:val="1"/>
+    </w:pPr>
+    <w:rPr>
+      <w:rFonts w:asciiTheme="majorHAnsi" w:cstheme="majorBidi" w:eastAsiaTheme="majorEastAsia" w:hAnsiTheme="majorHAnsi"/>
+      <w:color w:themeColor="accent1" w:themeShade="BF" w:val="0F4761"/>
       <w:sz w:val="32"/>
       <w:szCs w:val="32"/>
     </w:rPr>
   </w:style>
-  <w:style w:type="paragraph" w:styleId="Heading2">
-    <w:name w:val="Heading 2"/>
+  <w:style w:styleId="Heading3" w:type="paragraph">
+    <w:name w:val="heading 3"/>
     <w:basedOn w:val="Normal"/>
     <w:next w:val="BodyText"/>
+    <w:link w:val="Heading3Char"/>
     <w:uiPriority w:val="9"/>
+    <w:semiHidden/>
     <w:unhideWhenUsed/>
     <w:qFormat/>
+    <w:rsid w:val="00A10FD9"/>
     <w:pPr>
       <w:keepNext/>
       <w:keepLines/>
-      <w:spacing w:before="200" w:after="0"/>
-      <w:outlineLvl w:val="1"/>
+      <w:spacing w:after="80" w:before="160"/>
+      <w:outlineLvl w:val="2"/>
     </w:pPr>
     <w:rPr>
-      <w:rFonts w:asciiTheme="majorHAnsi" w:eastAsiaTheme="majorEastAsia" w:hAnsiTheme="majorHAnsi" w:cstheme="majorBidi"/>
-      <w:b/>
-      <w:bCs/>
-      <w:color w:val="4F81BD" w:themeColor="accent1"/>
+      <w:rFonts w:cstheme="majorBidi" w:eastAsiaTheme="majorEastAsia"/>
+      <w:color w:themeColor="accent1" w:themeShade="BF" w:val="0F4761"/>
       <w:sz w:val="28"/>
       <w:szCs w:val="28"/>
     </w:rPr>
   </w:style>
-  <w:style w:type="paragraph" w:styleId="Heading3">
-    <w:name w:val="Heading 3"/>
+  <w:style w:styleId="Heading4" w:type="paragraph">
+    <w:name w:val="heading 4"/>
     <w:basedOn w:val="Normal"/>
     <w:next w:val="BodyText"/>
+    <w:link w:val="Heading4Char"/>
     <w:uiPriority w:val="9"/>
+    <w:semiHidden/>
     <w:unhideWhenUsed/>
     <w:qFormat/>
+    <w:rsid w:val="00A10FD9"/>
     <w:pPr>
       <w:keepNext/>
       <w:keepLines/>
-      <w:spacing w:before="200" w:after="0"/>
-      <w:outlineLvl w:val="2"/>
+      <w:spacing w:after="40" w:before="80"/>
+      <w:outlineLvl w:val="3"/>
     </w:pPr>
     <w:rPr>
-      <w:rFonts w:asciiTheme="majorHAnsi" w:eastAsiaTheme="majorEastAsia" w:hAnsiTheme="majorHAnsi" w:cstheme="majorBidi"/>
-      <w:b/>
-      <w:bCs/>
-      <w:color w:val="4F81BD" w:themeColor="accent1"/>
-      <w:sz w:val="24"/>
-      <w:szCs w:val="24"/>
+      <w:rFonts w:cstheme="majorBidi" w:eastAsiaTheme="majorEastAsia"/>
+      <w:i/>
+      <w:iCs/>
+      <w:color w:themeColor="accent1" w:themeShade="BF" w:val="0F4761"/>
     </w:rPr>
   </w:style>
-  <w:style w:type="paragraph" w:styleId="Heading4">
-    <w:name w:val="Heading 4"/>
+  <w:style w:styleId="Heading5" w:type="paragraph">
+    <w:name w:val="heading 5"/>
     <w:basedOn w:val="Normal"/>
     <w:next w:val="BodyText"/>
+    <w:link w:val="Heading5Char"/>
     <w:uiPriority w:val="9"/>
+    <w:semiHidden/>
     <w:unhideWhenUsed/>
     <w:qFormat/>
+    <w:rsid w:val="00A10FD9"/>
     <w:pPr>
       <w:keepNext/>
       <w:keepLines/>
-      <w:spacing w:before="200" w:after="0"/>
-      <w:outlineLvl w:val="3"/>
+      <w:spacing w:after="40" w:before="80"/>
+      <w:outlineLvl w:val="4"/>
     </w:pPr>
     <w:rPr>
-      <w:rFonts w:asciiTheme="majorHAnsi" w:eastAsiaTheme="majorEastAsia" w:hAnsiTheme="majorHAnsi" w:cstheme="majorBidi"/>
-      <w:i/>
-      <w:bCs/>
-      <w:color w:val="4F81BD" w:themeColor="accent1"/>
-      <w:sz w:val="24"/>
-      <w:szCs w:val="24"/>
+      <w:rFonts w:cstheme="majorBidi" w:eastAsiaTheme="majorEastAsia"/>
+      <w:color w:themeColor="accent1" w:themeShade="BF" w:val="0F4761"/>
     </w:rPr>
   </w:style>
-  <w:style w:type="paragraph" w:styleId="Heading5">
-    <w:name w:val="Heading 5"/>
+  <w:style w:styleId="Heading6" w:type="paragraph">
+    <w:name w:val="heading 6"/>
     <w:basedOn w:val="Normal"/>
     <w:next w:val="BodyText"/>
+    <w:link w:val="Heading6Char"/>
     <w:uiPriority w:val="9"/>
+    <w:semiHidden/>
     <w:unhideWhenUsed/>
     <w:qFormat/>
+    <w:rsid w:val="00A10FD9"/>
     <w:pPr>
       <w:keepNext/>
       <w:keepLines/>
-      <w:spacing w:before="200" w:after="0"/>
-      <w:outlineLvl w:val="4"/>
+      <w:spacing w:after="0" w:before="40"/>
+      <w:outlineLvl w:val="5"/>
     </w:pPr>
     <w:rPr>
-      <w:rFonts w:asciiTheme="majorHAnsi" w:eastAsiaTheme="majorEastAsia" w:hAnsiTheme="majorHAnsi" w:cstheme="majorBidi"/>
+      <w:rFonts w:cstheme="majorBidi" w:eastAsiaTheme="majorEastAsia"/>
+      <w:i/>
       <w:iCs/>
-      <w:color w:val="4F81BD" w:themeColor="accent1"/>
-      <w:sz w:val="24"/>
-      <w:szCs w:val="24"/>
+      <w:color w:themeColor="text1" w:themeTint="A6" w:val="595959"/>
     </w:rPr>
   </w:style>
-  <w:style w:type="paragraph" w:styleId="Heading6">
-    <w:name w:val="Heading 6"/>
+  <w:style w:styleId="Heading7" w:type="paragraph">
+    <w:name w:val="heading 7"/>
     <w:basedOn w:val="Normal"/>
     <w:next w:val="BodyText"/>
+    <w:link w:val="Heading7Char"/>
     <w:uiPriority w:val="9"/>
+    <w:semiHidden/>
     <w:unhideWhenUsed/>
     <w:qFormat/>
+    <w:rsid w:val="00A10FD9"/>
     <w:pPr>
       <w:keepNext/>
       <w:keepLines/>
-      <w:spacing w:before="200" w:after="0"/>
-      <w:outlineLvl w:val="5"/>
+      <w:spacing w:after="0" w:before="40"/>
+      <w:outlineLvl w:val="6"/>
     </w:pPr>
     <w:rPr>
-      <w:rFonts w:asciiTheme="majorHAnsi" w:eastAsiaTheme="majorEastAsia" w:hAnsiTheme="majorHAnsi" w:cstheme="majorBidi"/>
-      <w:color w:val="4F81BD" w:themeColor="accent1"/>
-      <w:sz w:val="24"/>
-      <w:szCs w:val="24"/>
+      <w:rFonts w:cstheme="majorBidi" w:eastAsiaTheme="majorEastAsia"/>
+      <w:color w:themeColor="text1" w:themeTint="A6" w:val="595959"/>
     </w:rPr>
   </w:style>
-  <w:style w:type="paragraph" w:styleId="Heading7">
-    <w:name w:val="Heading 7"/>
+  <w:style w:styleId="Heading8" w:type="paragraph">
+    <w:name w:val="heading 8"/>
     <w:basedOn w:val="Normal"/>
     <w:next w:val="BodyText"/>
+    <w:link w:val="Heading8Char"/>
     <w:uiPriority w:val="9"/>
+    <w:semiHidden/>
     <w:unhideWhenUsed/>
     <w:qFormat/>
+    <w:rsid w:val="00A10FD9"/>
     <w:pPr>
       <w:keepNext/>
       <w:keepLines/>
-      <w:spacing w:before="200" w:after="0"/>
-      <w:outlineLvl w:val="6"/>
+      <w:spacing w:after="0"/>
+      <w:outlineLvl w:val="7"/>
     </w:pPr>
     <w:rPr>
-      <w:rFonts w:asciiTheme="majorHAnsi" w:eastAsiaTheme="majorEastAsia" w:hAnsiTheme="majorHAnsi" w:cstheme="majorBidi"/>
-      <w:color w:val="4F81BD" w:themeColor="accent1"/>
-      <w:sz w:val="24"/>
-      <w:szCs w:val="24"/>
+      <w:rFonts w:cstheme="majorBidi" w:eastAsiaTheme="majorEastAsia"/>
+      <w:i/>
+      <w:iCs/>
+      <w:color w:themeColor="text1" w:themeTint="D8" w:val="272727"/>
     </w:rPr>
   </w:style>
-  <w:style w:type="paragraph" w:styleId="Heading8">
-    <w:name w:val="Heading 8"/>
+  <w:style w:styleId="Heading9" w:type="paragraph">
+    <w:name w:val="heading 9"/>
     <w:basedOn w:val="Normal"/>
     <w:next w:val="BodyText"/>
+    <w:link w:val="Heading9Char"/>
     <w:uiPriority w:val="9"/>
+    <w:semiHidden/>
     <w:unhideWhenUsed/>
     <w:qFormat/>
+    <w:rsid w:val="00A10FD9"/>
     <w:pPr>
       <w:keepNext/>
       <w:keepLines/>
-      <w:spacing w:before="200" w:after="0"/>
-      <w:outlineLvl w:val="7"/>
-    </w:pPr>
-    <w:rPr>
-      <w:rFonts w:asciiTheme="majorHAnsi" w:eastAsiaTheme="majorEastAsia" w:hAnsiTheme="majorHAnsi" w:cstheme="majorBidi"/>
-      <w:color w:val="4F81BD" w:themeColor="accent1"/>
-      <w:sz w:val="24"/>
-      <w:szCs w:val="24"/>
-    </w:rPr>
-  </w:style>
-  <w:style w:type="paragraph" w:styleId="Heading9">
-    <w:name w:val="Heading 9"/>
-    <w:basedOn w:val="Normal"/>
-    <w:next w:val="BodyText"/>
-    <w:uiPriority w:val="9"/>
-    <w:unhideWhenUsed/>
-    <w:qFormat/>
-    <w:pPr>
-      <w:keepNext/>
-      <w:keepLines/>
-      <w:spacing w:before="200" w:after="0"/>
+      <w:spacing w:after="0"/>
       <w:outlineLvl w:val="8"/>
     </w:pPr>
     <w:rPr>
-      <w:rFonts w:asciiTheme="majorHAnsi" w:eastAsiaTheme="majorEastAsia" w:hAnsiTheme="majorHAnsi" w:cstheme="majorBidi"/>
-      <w:color w:val="4F81BD" w:themeColor="accent1"/>
-      <w:sz w:val="24"/>
-      <w:szCs w:val="24"/>
+      <w:rFonts w:cstheme="majorBidi" w:eastAsiaTheme="majorEastAsia"/>
+      <w:color w:themeColor="text1" w:themeTint="D8" w:val="272727"/>
     </w:rPr>
   </w:style>
-  <w:style w:type="paragraph" w:styleId="BlockText">
+  <w:style w:customStyle="1" w:styleId="Heading1Char" w:type="character">
+    <w:name w:val="Heading 1 Char"/>
+    <w:basedOn w:val="DefaultParagraphFont"/>
+    <w:link w:val="Heading1"/>
+    <w:uiPriority w:val="9"/>
+    <w:rsid w:val="00A10FD9"/>
+    <w:rPr>
+      <w:rFonts w:asciiTheme="majorHAnsi" w:cstheme="majorBidi" w:eastAsiaTheme="majorEastAsia" w:hAnsiTheme="majorHAnsi"/>
+      <w:color w:themeColor="accent1" w:themeShade="BF" w:val="0F4761"/>
+      <w:sz w:val="40"/>
+      <w:szCs w:val="40"/>
+    </w:rPr>
+  </w:style>
+  <w:style w:customStyle="1" w:styleId="Heading2Char" w:type="character">
+    <w:name w:val="Heading 2 Char"/>
+    <w:basedOn w:val="DefaultParagraphFont"/>
+    <w:link w:val="Heading2"/>
+    <w:uiPriority w:val="9"/>
+    <w:semiHidden/>
+    <w:rsid w:val="00A10FD9"/>
+    <w:rPr>
+      <w:rFonts w:asciiTheme="majorHAnsi" w:cstheme="majorBidi" w:eastAsiaTheme="majorEastAsia" w:hAnsiTheme="majorHAnsi"/>
+      <w:color w:themeColor="accent1" w:themeShade="BF" w:val="0F4761"/>
+      <w:sz w:val="32"/>
+      <w:szCs w:val="32"/>
+    </w:rPr>
+  </w:style>
+  <w:style w:customStyle="1" w:styleId="Heading3Char" w:type="character">
+    <w:name w:val="Heading 3 Char"/>
+    <w:basedOn w:val="DefaultParagraphFont"/>
+    <w:link w:val="Heading3"/>
+    <w:uiPriority w:val="9"/>
+    <w:semiHidden/>
+    <w:rsid w:val="00A10FD9"/>
+    <w:rPr>
+      <w:rFonts w:cstheme="majorBidi" w:eastAsiaTheme="majorEastAsia"/>
+      <w:color w:themeColor="accent1" w:themeShade="BF" w:val="0F4761"/>
+      <w:sz w:val="28"/>
+      <w:szCs w:val="28"/>
+    </w:rPr>
+  </w:style>
+  <w:style w:customStyle="1" w:styleId="Heading4Char" w:type="character">
+    <w:name w:val="Heading 4 Char"/>
+    <w:basedOn w:val="DefaultParagraphFont"/>
+    <w:link w:val="Heading4"/>
+    <w:uiPriority w:val="9"/>
+    <w:semiHidden/>
+    <w:rsid w:val="00A10FD9"/>
+    <w:rPr>
+      <w:rFonts w:cstheme="majorBidi" w:eastAsiaTheme="majorEastAsia"/>
+      <w:i/>
+      <w:iCs/>
+      <w:color w:themeColor="accent1" w:themeShade="BF" w:val="0F4761"/>
+    </w:rPr>
+  </w:style>
+  <w:style w:customStyle="1" w:styleId="Heading5Char" w:type="character">
+    <w:name w:val="Heading 5 Char"/>
+    <w:basedOn w:val="DefaultParagraphFont"/>
+    <w:link w:val="Heading5"/>
+    <w:uiPriority w:val="9"/>
+    <w:semiHidden/>
+    <w:rsid w:val="00A10FD9"/>
+    <w:rPr>
+      <w:rFonts w:cstheme="majorBidi" w:eastAsiaTheme="majorEastAsia"/>
+      <w:color w:themeColor="accent1" w:themeShade="BF" w:val="0F4761"/>
+    </w:rPr>
+  </w:style>
+  <w:style w:customStyle="1" w:styleId="Heading6Char" w:type="character">
+    <w:name w:val="Heading 6 Char"/>
+    <w:basedOn w:val="DefaultParagraphFont"/>
+    <w:link w:val="Heading6"/>
+    <w:uiPriority w:val="9"/>
+    <w:semiHidden/>
+    <w:rsid w:val="00A10FD9"/>
+    <w:rPr>
+      <w:rFonts w:cstheme="majorBidi" w:eastAsiaTheme="majorEastAsia"/>
+      <w:i/>
+      <w:iCs/>
+      <w:color w:themeColor="text1" w:themeTint="A6" w:val="595959"/>
+    </w:rPr>
+  </w:style>
+  <w:style w:customStyle="1" w:styleId="Heading7Char" w:type="character">
+    <w:name w:val="Heading 7 Char"/>
+    <w:basedOn w:val="DefaultParagraphFont"/>
+    <w:link w:val="Heading7"/>
+    <w:uiPriority w:val="9"/>
+    <w:semiHidden/>
+    <w:rsid w:val="00A10FD9"/>
+    <w:rPr>
+      <w:rFonts w:cstheme="majorBidi" w:eastAsiaTheme="majorEastAsia"/>
+      <w:color w:themeColor="text1" w:themeTint="A6" w:val="595959"/>
+    </w:rPr>
+  </w:style>
+  <w:style w:customStyle="1" w:styleId="Heading8Char" w:type="character">
+    <w:name w:val="Heading 8 Char"/>
+    <w:basedOn w:val="DefaultParagraphFont"/>
+    <w:link w:val="Heading8"/>
+    <w:uiPriority w:val="9"/>
+    <w:semiHidden/>
+    <w:rsid w:val="00A10FD9"/>
+    <w:rPr>
+      <w:rFonts w:cstheme="majorBidi" w:eastAsiaTheme="majorEastAsia"/>
+      <w:i/>
+      <w:iCs/>
+      <w:color w:themeColor="text1" w:themeTint="D8" w:val="272727"/>
+    </w:rPr>
+  </w:style>
+  <w:style w:customStyle="1" w:styleId="Heading9Char" w:type="character">
+    <w:name w:val="Heading 9 Char"/>
+    <w:basedOn w:val="DefaultParagraphFont"/>
+    <w:link w:val="Heading9"/>
+    <w:uiPriority w:val="9"/>
+    <w:semiHidden/>
+    <w:rsid w:val="00A10FD9"/>
+    <w:rPr>
+      <w:rFonts w:cstheme="majorBidi" w:eastAsiaTheme="majorEastAsia"/>
+      <w:color w:themeColor="text1" w:themeTint="D8" w:val="272727"/>
+    </w:rPr>
+  </w:style>
+  <w:style w:styleId="BlockText" w:type="paragraph">
     <w:name w:val="Block Text"/>
     <w:basedOn w:val="BodyText"/>
     <w:next w:val="BodyText"/>
@@ -5401,11 +5839,11 @@
     <w:unhideWhenUsed/>
     <w:qFormat/>
     <w:pPr>
-      <w:spacing w:before="100" w:after="100"/>
+      <w:spacing w:after="100" w:before="100"/>
       <w:ind w:firstLine="0" w:left="480" w:right="480"/>
     </w:pPr>
   </w:style>
-  <w:style w:type="paragraph" w:styleId="FootnoteText">
+  <w:style w:styleId="FootnoteText" w:type="paragraph">
     <w:name w:val="Footnote Text"/>
     <w:basedOn w:val="Normal"/>
     <w:next w:val="FootnoteText"/>
@@ -5413,28 +5851,48 @@
     <w:unhideWhenUsed/>
     <w:qFormat/>
   </w:style>
-  <w:style w:type="character" w:default="1" w:styleId="DefaultParagraphFont">
+  <w:style w:styleId="FootnoteBlockText" w:type="paragraph">
+    <w:name w:val="Footnote Block Text"/>
+    <w:basedOn w:val="FootnoteText"/>
+    <w:next w:val="FootnoteText"/>
+    <w:uiPriority w:val="9"/>
+    <w:unhideWhenUsed/>
+    <w:qFormat/>
+    <w:pPr>
+      <w:spacing w:after="100" w:before="100"/>
+      <w:ind w:firstLine="0" w:left="480" w:right="480"/>
+    </w:pPr>
+  </w:style>
+  <w:style w:default="1" w:styleId="DefaultParagraphFont" w:type="character">
     <w:name w:val="Default Paragraph Font"/>
     <w:semiHidden/>
     <w:unhideWhenUsed/>
   </w:style>
-  <w:style w:type="table" w:default="1" w:styleId="Table">
+  <w:style w:default="1" w:styleId="Table" w:type="table">
     <w:name w:val="Table"/>
     <w:basedOn w:val="TableNormal"/>
     <w:semiHidden/>
     <w:unhideWhenUsed/>
     <w:qFormat/>
     <w:tblPr>
-      <w:tblInd w:w="0" w:type="dxa"/>
+      <w:tblInd w:type="dxa" w:w="0"/>
       <w:tblCellMar>
-        <w:top w:w="0" w:type="dxa"/>
-        <w:left w:w="108" w:type="dxa"/>
-        <w:bottom w:w="0" w:type="dxa"/>
-        <w:right w:w="108" w:type="dxa"/>
+        <w:top w:type="dxa" w:w="0"/>
+        <w:left w:type="dxa" w:w="108"/>
+        <w:bottom w:type="dxa" w:w="0"/>
+        <w:right w:type="dxa" w:w="108"/>
       </w:tblCellMar>
     </w:tblPr>
-  </w:style>
-  <w:style w:type="paragraph" w:customStyle="1" w:styleId="DefinitionTerm">
+    <w:tblStylePr w:type="firstRow">
+      <w:tcPr>
+        <w:tcBorders>
+          <w:bottom w:val="single"/>
+        </w:tcBorders>
+        <w:vAlign w:val="bottom"/>
+      </w:tcPr>
+    </w:tblStylePr>
+  </w:style>
+  <w:style w:customStyle="1" w:styleId="DefinitionTerm" w:type="paragraph">
     <w:name w:val="Definition Term"/>
     <w:basedOn w:val="Normal"/>
     <w:next w:val="Definition"/>
@@ -5447,49 +5905,49 @@
       <w:b/>
     </w:rPr>
   </w:style>
-  <w:style w:type="paragraph" w:customStyle="1" w:styleId="Definition">
+  <w:style w:customStyle="1" w:styleId="Definition" w:type="paragraph">
     <w:name w:val="Definition"/>
     <w:basedOn w:val="Normal"/>
   </w:style>
-  <w:style w:type="paragraph" w:styleId="Caption">
+  <w:style w:styleId="Caption" w:type="paragraph">
     <w:name w:val="Caption"/>
     <w:basedOn w:val="Normal"/>
     <w:link w:val="BodyTextChar"/>
     <w:pPr>
-      <w:spacing w:before="0" w:after="120"/>
+      <w:spacing w:after="120" w:before="0"/>
     </w:pPr>
     <w:rPr>
       <w:i/>
     </w:rPr>
   </w:style>
-  <w:style w:type="paragraph" w:customStyle="1" w:styleId="TableCaption">
+  <w:style w:customStyle="1" w:styleId="TableCaption" w:type="paragraph">
     <w:name w:val="Table Caption"/>
     <w:basedOn w:val="Caption"/>
     <w:pPr>
       <w:keepNext/>
     </w:pPr>
   </w:style>
-  <w:style w:type="paragraph" w:customStyle="1" w:styleId="ImageCaption">
+  <w:style w:customStyle="1" w:styleId="ImageCaption" w:type="paragraph">
     <w:name w:val="Image Caption"/>
     <w:basedOn w:val="Caption"/>
   </w:style>
-  <w:style w:type="paragraph" w:customStyle="1" w:styleId="Figure">
+  <w:style w:customStyle="1" w:styleId="Figure" w:type="paragraph">
     <w:name w:val="Figure"/>
     <w:basedOn w:val="Normal"/>
   </w:style>
-  <w:style w:type="paragraph" w:customStyle="1" w:styleId="CaptionedFigure">
+  <w:style w:customStyle="1" w:styleId="CaptionedFigure" w:type="paragraph">
     <w:name w:val="Captioned Figure"/>
     <w:basedOn w:val="Figure"/>
     <w:pPr>
       <w:keepNext/>
     </w:pPr>
   </w:style>
-  <w:style w:type="character" w:customStyle="1" w:styleId="BodyTextChar">
+  <w:style w:customStyle="1" w:styleId="BodyTextChar" w:type="character">
     <w:name w:val="Body Text Char"/>
     <w:basedOn w:val="DefaultParagraphFont"/>
     <w:link w:val="BodyText"/>
   </w:style>
-  <w:style w:type="character" w:customStyle="1" w:styleId="VerbatimChar">
+  <w:style w:customStyle="1" w:styleId="VerbatimChar" w:type="character">
     <w:name w:val="Verbatim Char"/>
     <w:basedOn w:val="BodyTextChar"/>
     <w:rPr>
@@ -5497,21 +5955,25 @@
       <w:sz w:val="22"/>
     </w:rPr>
   </w:style>
-  <w:style w:type="character" w:styleId="FootnoteReference">
+  <w:style w:customStyle="1" w:styleId="SectionNumber" w:type="character">
+    <w:name w:val="Section Number"/>
+    <w:basedOn w:val="BodyTextChar"/>
+  </w:style>
+  <w:style w:styleId="FootnoteReference" w:type="character">
     <w:name w:val="Footnote Reference"/>
     <w:basedOn w:val="BodyTextChar"/>
     <w:rPr>
       <w:vertAlign w:val="superscript"/>
     </w:rPr>
   </w:style>
-  <w:style w:type="character" w:styleId="Hyperlink">
+  <w:style w:styleId="Hyperlink" w:type="character">
     <w:name w:val="Hyperlink"/>
     <w:basedOn w:val="BodyTextChar"/>
     <w:rPr>
-      <w:color w:val="4F81BD" w:themeColor="accent1"/>
+      <w:color w:themeColor="accent1" w:val="4F81BD"/>
     </w:rPr>
   </w:style>
-  <w:style w:type="paragraph" w:styleId="TOCHeading">
+  <w:style w:styleId="TOCHeading" w:type="paragraph">
     <w:name w:val="TOC Heading"/>
     <w:basedOn w:val="Heading1"/>
     <w:next w:val="BodyText"/>
@@ -5523,10 +5985,10 @@
       <w:outlineLvl w:val="9"/>
     </w:pPr>
     <w:rPr>
-      <w:rFonts w:asciiTheme="majorHAnsi" w:eastAsiaTheme="majorEastAsia" w:hAnsiTheme="majorHAnsi" w:cstheme="majorBidi"/>
+      <w:rFonts w:asciiTheme="majorHAnsi" w:cstheme="majorBidi" w:eastAsiaTheme="majorEastAsia" w:hAnsiTheme="majorHAnsi"/>
       <w:b w:val="0"/>
       <w:bCs w:val="0"/>
-      <w:color w:val="365F91" w:themeColor="accent1" w:themeShade="BF"/>
+      <w:color w:themeColor="accent1" w:themeShade="BF" w:val="365F91"/>
     </w:rPr>
   </w:style>
   <w:style w:type="paragraph" w:customStyle="1" w:styleId="SourceCode">
@@ -5541,8 +6003,8 @@
     <w:name w:val="KeywordTok"/>
     <w:basedOn w:val="VerbatimChar"/>
     <w:rPr>
+      <w:b/>
       <w:color w:val="007020"/>
-      <w:b/>
     </w:rPr>
   </w:style>
   <w:style w:type="character" w:customStyle="1" w:styleId="DataTypeTok">
@@ -5618,40 +6080,43 @@
   <w:style w:type="character" w:customStyle="1" w:styleId="ImportTok">
     <w:name w:val="ImportTok"/>
     <w:basedOn w:val="VerbatimChar"/>
-    <w:rPr/>
+    <w:rPr>
+      <w:b/>
+      <w:color w:val="008000"/>
+    </w:rPr>
   </w:style>
   <w:style w:type="character" w:customStyle="1" w:styleId="CommentTok">
     <w:name w:val="CommentTok"/>
     <w:basedOn w:val="VerbatimChar"/>
     <w:rPr>
+      <w:i/>
       <w:color w:val="60a0b0"/>
-      <w:i/>
     </w:rPr>
   </w:style>
   <w:style w:type="character" w:customStyle="1" w:styleId="DocumentationTok">
     <w:name w:val="DocumentationTok"/>
     <w:basedOn w:val="VerbatimChar"/>
     <w:rPr>
+      <w:i/>
       <w:color w:val="ba2121"/>
-      <w:i/>
     </w:rPr>
   </w:style>
   <w:style w:type="character" w:customStyle="1" w:styleId="AnnotationTok">
     <w:name w:val="AnnotationTok"/>
     <w:basedOn w:val="VerbatimChar"/>
     <w:rPr>
-      <w:color w:val="60a0b0"/>
       <w:b/>
       <w:i/>
+      <w:color w:val="60a0b0"/>
     </w:rPr>
   </w:style>
   <w:style w:type="character" w:customStyle="1" w:styleId="CommentVarTok">
     <w:name w:val="CommentVarTok"/>
     <w:basedOn w:val="VerbatimChar"/>
     <w:rPr>
-      <w:color w:val="60a0b0"/>
       <w:b/>
       <w:i/>
+      <w:color w:val="60a0b0"/>
     </w:rPr>
   </w:style>
   <w:style w:type="character" w:customStyle="1" w:styleId="OtherTok">
@@ -5679,8 +6144,8 @@
     <w:name w:val="ControlFlowTok"/>
     <w:basedOn w:val="VerbatimChar"/>
     <w:rPr>
+      <w:b/>
       <w:color w:val="007020"/>
-      <w:b/>
     </w:rPr>
   </w:style>
   <w:style w:type="character" w:customStyle="1" w:styleId="OperatorTok">
@@ -5693,7 +6158,9 @@
   <w:style w:type="character" w:customStyle="1" w:styleId="BuiltInTok">
     <w:name w:val="BuiltInTok"/>
     <w:basedOn w:val="VerbatimChar"/>
-    <w:rPr/>
+    <w:rPr>
+      <w:color w:val="008000"/>
+    </w:rPr>
   </w:style>
   <w:style w:type="character" w:customStyle="1" w:styleId="ExtensionTok">
     <w:name w:val="ExtensionTok"/>
@@ -5723,34 +6190,34 @@
     <w:name w:val="InformationTok"/>
     <w:basedOn w:val="VerbatimChar"/>
     <w:rPr>
-      <w:color w:val="60a0b0"/>
       <w:b/>
       <w:i/>
+      <w:color w:val="60a0b0"/>
     </w:rPr>
   </w:style>
   <w:style w:type="character" w:customStyle="1" w:styleId="WarningTok">
     <w:name w:val="WarningTok"/>
     <w:basedOn w:val="VerbatimChar"/>
     <w:rPr>
-      <w:color w:val="60a0b0"/>
       <w:b/>
       <w:i/>
+      <w:color w:val="60a0b0"/>
     </w:rPr>
   </w:style>
   <w:style w:type="character" w:customStyle="1" w:styleId="AlertTok">
     <w:name w:val="AlertTok"/>
     <w:basedOn w:val="VerbatimChar"/>
     <w:rPr>
+      <w:b/>
       <w:color w:val="ff0000"/>
-      <w:b/>
     </w:rPr>
   </w:style>
   <w:style w:type="character" w:customStyle="1" w:styleId="ErrorTok">
     <w:name w:val="ErrorTok"/>
     <w:basedOn w:val="VerbatimChar"/>
     <w:rPr>
+      <w:b/>
       <w:color w:val="ff0000"/>
-      <w:b/>
     </w:rPr>
   </w:style>
   <w:style w:type="character" w:customStyle="1" w:styleId="NormalTok">
@@ -5772,44 +6239,44 @@
         <a:sysClr val="window" lastClr="FFFFFF"/>
       </a:lt1>
       <a:dk2>
-        <a:srgbClr val="1F497D"/>
+        <a:srgbClr val="0E2841"/>
       </a:dk2>
       <a:lt2>
-        <a:srgbClr val="EEECE1"/>
+        <a:srgbClr val="E8E8E8"/>
       </a:lt2>
       <a:accent1>
-        <a:srgbClr val="4F81BD"/>
+        <a:srgbClr val="156082"/>
       </a:accent1>
       <a:accent2>
-        <a:srgbClr val="C0504D"/>
+        <a:srgbClr val="E97132"/>
       </a:accent2>
       <a:accent3>
-        <a:srgbClr val="9BBB59"/>
+        <a:srgbClr val="196B24"/>
       </a:accent3>
       <a:accent4>
-        <a:srgbClr val="8064A2"/>
+        <a:srgbClr val="0F9ED5"/>
       </a:accent4>
       <a:accent5>
-        <a:srgbClr val="4BACC6"/>
+        <a:srgbClr val="A02B93"/>
       </a:accent5>
       <a:accent6>
-        <a:srgbClr val="F79646"/>
+        <a:srgbClr val="4EA72E"/>
       </a:accent6>
       <a:hlink>
-        <a:srgbClr val="0000FF"/>
+        <a:srgbClr val="467886"/>
       </a:hlink>
       <a:folHlink>
-        <a:srgbClr val="800080"/>
+        <a:srgbClr val="96607D"/>
       </a:folHlink>
     </a:clrScheme>
     <a:fontScheme name="Office">
       <a:majorFont>
-        <a:latin typeface="Calibri"/>
+        <a:latin typeface="Aptos Display" panose="02110004020202020204"/>
         <a:ea typeface=""/>
         <a:cs typeface=""/>
-        <a:font script="Jpan" typeface="ＭＳ ゴシック"/>
+        <a:font script="Jpan" typeface="游ゴシック Light"/>
         <a:font script="Hang" typeface="맑은 고딕"/>
-        <a:font script="Hans" typeface="宋体"/>
+        <a:font script="Hans" typeface="等线 Light"/>
         <a:font script="Hant" typeface="新細明體"/>
         <a:font script="Arab" typeface="Times New Roman"/>
         <a:font script="Hebr" typeface="Times New Roman"/>
@@ -5836,14 +6303,32 @@
         <a:font script="Mong" typeface="Mongolian Baiti"/>
         <a:font script="Viet" typeface="Times New Roman"/>
         <a:font script="Uigh" typeface="Microsoft Uighur"/>
+        <a:font script="Geor" typeface="Sylfaen"/>
+        <a:font script="Armn" typeface="Arial"/>
+        <a:font script="Bugi" typeface="Leelawadee UI"/>
+        <a:font script="Bopo" typeface="Microsoft JhengHei"/>
+        <a:font script="Java" typeface="Javanese Text"/>
+        <a:font script="Lisu" typeface="Segoe UI"/>
+        <a:font script="Mymr" typeface="Myanmar Text"/>
+        <a:font script="Nkoo" typeface="Ebrima"/>
+        <a:font script="Olck" typeface="Nirmala UI"/>
+        <a:font script="Osma" typeface="Ebrima"/>
+        <a:font script="Phag" typeface="Phagspa"/>
+        <a:font script="Syrn" typeface="Estrangelo Edessa"/>
+        <a:font script="Syrj" typeface="Estrangelo Edessa"/>
+        <a:font script="Syre" typeface="Estrangelo Edessa"/>
+        <a:font script="Sora" typeface="Nirmala UI"/>
+        <a:font script="Tale" typeface="Microsoft Tai Le"/>
+        <a:font script="Talu" typeface="Microsoft New Tai Lue"/>
+        <a:font script="Tfng" typeface="Ebrima"/>
       </a:majorFont>
       <a:minorFont>
-        <a:latin typeface="Cambria"/>
+        <a:latin typeface="Aptos" panose="02110004020202020204"/>
         <a:ea typeface=""/>
         <a:cs typeface=""/>
-        <a:font script="Jpan" typeface="ＭＳ 明朝"/>
+        <a:font script="Jpan" typeface="游明朝"/>
         <a:font script="Hang" typeface="맑은 고딕"/>
-        <a:font script="Hans" typeface="宋体"/>
+        <a:font script="Hans" typeface="等线"/>
         <a:font script="Hant" typeface="新細明體"/>
         <a:font script="Arab" typeface="Arial"/>
         <a:font script="Hebr" typeface="Arial"/>
@@ -5870,6 +6355,24 @@
         <a:font script="Mong" typeface="Mongolian Baiti"/>
         <a:font script="Viet" typeface="Arial"/>
         <a:font script="Uigh" typeface="Microsoft Uighur"/>
+        <a:font script="Geor" typeface="Sylfaen"/>
+        <a:font script="Armn" typeface="Arial"/>
+        <a:font script="Bugi" typeface="Leelawadee UI"/>
+        <a:font script="Bopo" typeface="Microsoft JhengHei"/>
+        <a:font script="Java" typeface="Javanese Text"/>
+        <a:font script="Lisu" typeface="Segoe UI"/>
+        <a:font script="Mymr" typeface="Myanmar Text"/>
+        <a:font script="Nkoo" typeface="Ebrima"/>
+        <a:font script="Olck" typeface="Nirmala UI"/>
+        <a:font script="Osma" typeface="Ebrima"/>
+        <a:font script="Phag" typeface="Phagspa"/>
+        <a:font script="Syrn" typeface="Estrangelo Edessa"/>
+        <a:font script="Syrj" typeface="Estrangelo Edessa"/>
+        <a:font script="Syre" typeface="Estrangelo Edessa"/>
+        <a:font script="Sora" typeface="Nirmala UI"/>
+        <a:font script="Tale" typeface="Microsoft Tai Le"/>
+        <a:font script="Talu" typeface="Microsoft New Tai Lue"/>
+        <a:font script="Tfng" typeface="Ebrima"/>
       </a:minorFont>
     </a:fontScheme>
     <a:fmtScheme name="Office">
@@ -5881,200 +6384,141 @@
           <a:gsLst>
             <a:gs pos="0">
               <a:schemeClr val="phClr">
-                <a:tint val="50000"/>
-                <a:satMod val="300000"/>
+                <a:lumMod val="110000"/>
+                <a:satMod val="105000"/>
+                <a:tint val="67000"/>
               </a:schemeClr>
             </a:gs>
-            <a:gs pos="35000">
+            <a:gs pos="50000">
               <a:schemeClr val="phClr">
-                <a:tint val="37000"/>
-                <a:satMod val="300000"/>
+                <a:lumMod val="105000"/>
+                <a:satMod val="103000"/>
+                <a:tint val="73000"/>
               </a:schemeClr>
             </a:gs>
             <a:gs pos="100000">
               <a:schemeClr val="phClr">
-                <a:tint val="15000"/>
-                <a:satMod val="350000"/>
+                <a:lumMod val="105000"/>
+                <a:satMod val="109000"/>
+                <a:tint val="81000"/>
               </a:schemeClr>
             </a:gs>
           </a:gsLst>
-          <a:lin ang="16200000" scaled="1"/>
+          <a:lin ang="5400000" scaled="0"/>
         </a:gradFill>
         <a:gradFill rotWithShape="1">
           <a:gsLst>
             <a:gs pos="0">
               <a:schemeClr val="phClr">
-                <a:tint val="100000"/>
+                <a:satMod val="103000"/>
+                <a:lumMod val="102000"/>
+                <a:tint val="94000"/>
+              </a:schemeClr>
+            </a:gs>
+            <a:gs pos="50000">
+              <a:schemeClr val="phClr">
+                <a:satMod val="110000"/>
+                <a:lumMod val="100000"/>
                 <a:shade val="100000"/>
-                <a:satMod val="130000"/>
               </a:schemeClr>
             </a:gs>
             <a:gs pos="100000">
               <a:schemeClr val="phClr">
-                <a:tint val="50000"/>
-                <a:shade val="100000"/>
-                <a:satMod val="350000"/>
+                <a:lumMod val="99000"/>
+                <a:satMod val="120000"/>
+                <a:shade val="78000"/>
               </a:schemeClr>
             </a:gs>
           </a:gsLst>
-          <a:lin ang="16200000" scaled="0"/>
+          <a:lin ang="5400000" scaled="0"/>
         </a:gradFill>
       </a:fillStyleLst>
       <a:lnStyleLst>
-        <a:ln w="9525" cap="flat" cmpd="sng" algn="ctr">
-          <a:solidFill>
-            <a:schemeClr val="phClr">
-              <a:shade val="95000"/>
-              <a:satMod val="105000"/>
-            </a:schemeClr>
-          </a:solidFill>
-          <a:prstDash val="solid"/>
-        </a:ln>
-        <a:ln w="25400" cap="flat" cmpd="sng" algn="ctr">
+        <a:ln w="6350" cap="flat" cmpd="sng" algn="ctr">
           <a:solidFill>
             <a:schemeClr val="phClr"/>
           </a:solidFill>
           <a:prstDash val="solid"/>
+          <a:miter lim="800000"/>
         </a:ln>
-        <a:ln w="38100" cap="flat" cmpd="sng" algn="ctr">
+        <a:ln w="12700" cap="flat" cmpd="sng" algn="ctr">
           <a:solidFill>
             <a:schemeClr val="phClr"/>
           </a:solidFill>
           <a:prstDash val="solid"/>
+          <a:miter lim="800000"/>
+        </a:ln>
+        <a:ln w="19050" cap="flat" cmpd="sng" algn="ctr">
+          <a:solidFill>
+            <a:schemeClr val="phClr"/>
+          </a:solidFill>
+          <a:prstDash val="solid"/>
+          <a:miter lim="800000"/>
         </a:ln>
       </a:lnStyleLst>
       <a:effectStyleLst>
         <a:effectStyle>
+          <a:effectLst/>
+        </a:effectStyle>
+        <a:effectStyle>
+          <a:effectLst/>
+        </a:effectStyle>
+        <a:effectStyle>
           <a:effectLst>
-            <a:outerShdw blurRad="40000" dist="20000" dir="5400000" rotWithShape="0">
+            <a:outerShdw blurRad="57150" dist="19050" dir="5400000" algn="ctr" rotWithShape="0">
               <a:srgbClr val="000000">
-                <a:alpha val="38000"/>
+                <a:alpha val="63000"/>
               </a:srgbClr>
             </a:outerShdw>
           </a:effectLst>
-        </a:effectStyle>
-        <a:effectStyle>
-          <a:effectLst>
-            <a:outerShdw blurRad="40000" dist="23000" dir="5400000" rotWithShape="0">
-              <a:srgbClr val="000000">
-                <a:alpha val="35000"/>
-              </a:srgbClr>
-            </a:outerShdw>
-          </a:effectLst>
-        </a:effectStyle>
-        <a:effectStyle>
-          <a:effectLst>
-            <a:outerShdw blurRad="40000" dist="23000" dir="5400000" rotWithShape="0">
-              <a:srgbClr val="000000">
-                <a:alpha val="35000"/>
-              </a:srgbClr>
-            </a:outerShdw>
-          </a:effectLst>
-          <a:scene3d>
-            <a:camera prst="orthographicFront">
-              <a:rot lat="0" lon="0" rev="0"/>
-            </a:camera>
-            <a:lightRig rig="threePt" dir="t">
-              <a:rot lat="0" lon="0" rev="1200000"/>
-            </a:lightRig>
-          </a:scene3d>
-          <a:sp3d>
-            <a:bevelT w="63500" h="25400"/>
-          </a:sp3d>
         </a:effectStyle>
       </a:effectStyleLst>
       <a:bgFillStyleLst>
         <a:solidFill>
           <a:schemeClr val="phClr"/>
         </a:solidFill>
+        <a:solidFill>
+          <a:schemeClr val="phClr">
+            <a:tint val="95000"/>
+            <a:satMod val="170000"/>
+          </a:schemeClr>
+        </a:solidFill>
         <a:gradFill rotWithShape="1">
           <a:gsLst>
             <a:gs pos="0">
               <a:schemeClr val="phClr">
-                <a:tint val="40000"/>
-                <a:satMod val="350000"/>
+                <a:tint val="93000"/>
+                <a:satMod val="150000"/>
+                <a:shade val="98000"/>
+                <a:lumMod val="102000"/>
               </a:schemeClr>
             </a:gs>
-            <a:gs pos="40000">
+            <a:gs pos="50000">
               <a:schemeClr val="phClr">
-                <a:tint val="45000"/>
-                <a:shade val="99000"/>
-                <a:satMod val="350000"/>
+                <a:tint val="98000"/>
+                <a:satMod val="130000"/>
+                <a:shade val="90000"/>
+                <a:lumMod val="103000"/>
               </a:schemeClr>
             </a:gs>
             <a:gs pos="100000">
               <a:schemeClr val="phClr">
-                <a:shade val="20000"/>
-                <a:satMod val="255000"/>
+                <a:shade val="63000"/>
+                <a:satMod val="120000"/>
               </a:schemeClr>
             </a:gs>
           </a:gsLst>
-          <a:path path="circle">
-            <a:fillToRect l="50000" t="-80000" r="50000" b="180000"/>
-          </a:path>
-        </a:gradFill>
-        <a:gradFill rotWithShape="1">
-          <a:gsLst>
-            <a:gs pos="0">
-              <a:schemeClr val="phClr">
-                <a:tint val="80000"/>
-                <a:satMod val="300000"/>
-              </a:schemeClr>
-            </a:gs>
-            <a:gs pos="100000">
-              <a:schemeClr val="phClr">
-                <a:shade val="30000"/>
-                <a:satMod val="200000"/>
-              </a:schemeClr>
-            </a:gs>
-          </a:gsLst>
-          <a:path path="circle">
-            <a:fillToRect l="50000" t="50000" r="50000" b="50000"/>
-          </a:path>
+          <a:lin ang="5400000" scaled="0"/>
         </a:gradFill>
       </a:bgFillStyleLst>
     </a:fmtScheme>
   </a:themeElements>
-  <a:objectDefaults>
-    <a:spDef>
-      <a:spPr/>
-      <a:bodyPr/>
-      <a:lstStyle/>
-      <a:style>
-        <a:lnRef idx="1">
-          <a:schemeClr val="accent1"/>
-        </a:lnRef>
-        <a:fillRef idx="3">
-          <a:schemeClr val="accent1"/>
-        </a:fillRef>
-        <a:effectRef idx="2">
-          <a:schemeClr val="accent1"/>
-        </a:effectRef>
-        <a:fontRef idx="minor">
-          <a:schemeClr val="lt1"/>
-        </a:fontRef>
-      </a:style>
-    </a:spDef>
-    <a:lnDef>
-      <a:spPr/>
-      <a:bodyPr/>
-      <a:lstStyle/>
-      <a:style>
-        <a:lnRef idx="2">
-          <a:schemeClr val="accent1"/>
-        </a:lnRef>
-        <a:fillRef idx="0">
-          <a:schemeClr val="accent1"/>
-        </a:fillRef>
-        <a:effectRef idx="1">
-          <a:schemeClr val="accent1"/>
-        </a:effectRef>
-        <a:fontRef idx="minor">
-          <a:schemeClr val="tx1"/>
-        </a:fontRef>
-      </a:style>
-    </a:lnDef>
-  </a:objectDefaults>
+  <a:objectDefaults/>
   <a:extraClrSchemeLst/>
+  <a:extLst>
+    <a:ext uri="{05A4C25C-085E-4340-85A3-A5531E510DB2}">
+      <thm15:themeFamily xmlns:thm15="http://schemas.microsoft.com/office/thememl/2012/main" name="Office Theme" id="{2E142A2C-CD16-42D6-873A-C26D2A0506FA}" vid="{1BDDFF52-6CD6-40A5-AB3C-68EB2F1E4D0A}"/>
+    </a:ext>
+  </a:extLst>
 </a:theme>
 </file>